--- a/606-22-ДемьянцевВВ_Лаб4.docx
+++ b/606-22-ДемьянцевВВ_Лаб4.docx
@@ -174,16 +174,21 @@
       </w:pPr>
       <w:bookmarkStart w:id="0" w:name="_Toc222514746"/>
       <w:bookmarkStart w:id="1" w:name="_Toc223014591"/>
+      <w:bookmarkStart w:id="2" w:name="_Toc223697603"/>
       <w:r>
         <w:lastRenderedPageBreak/>
         <w:t>СОДЕРЖАНИЕ</w:t>
       </w:r>
       <w:bookmarkEnd w:id="0"/>
       <w:bookmarkEnd w:id="1"/>
+      <w:bookmarkEnd w:id="2"/>
     </w:p>
     <w:p>
       <w:pPr>
-        <w:pStyle w:val="aff9"/>
+        <w:pStyle w:val="12"/>
+        <w:tabs>
+          <w:tab w:val="right" w:leader="dot" w:pos="9345"/>
+        </w:tabs>
         <w:rPr>
           <w:rFonts w:asciiTheme="minorHAnsi" w:eastAsiaTheme="minorEastAsia" w:hAnsiTheme="minorHAnsi" w:cstheme="minorBidi"/>
           <w:noProof/>
@@ -202,7 +207,81 @@
       <w:r>
         <w:fldChar w:fldCharType="separate"/>
       </w:r>
-      <w:hyperlink w:anchor="_Toc223014592" w:history="1">
+      <w:hyperlink w:anchor="_Toc223697603" w:history="1">
+        <w:r>
+          <w:rPr>
+            <w:rStyle w:val="aff2"/>
+            <w:rFonts w:eastAsia="Arial"/>
+            <w:noProof/>
+          </w:rPr>
+          <w:t>СОДЕРЖАНИЕ</w:t>
+        </w:r>
+        <w:r>
+          <w:rPr>
+            <w:noProof/>
+            <w:webHidden/>
+          </w:rPr>
+          <w:tab/>
+        </w:r>
+        <w:r>
+          <w:rPr>
+            <w:noProof/>
+            <w:webHidden/>
+          </w:rPr>
+          <w:fldChar w:fldCharType="begin"/>
+        </w:r>
+        <w:r>
+          <w:rPr>
+            <w:noProof/>
+            <w:webHidden/>
+          </w:rPr>
+          <w:instrText xml:space="preserve"> PAGEREF _Toc223697603 \h </w:instrText>
+        </w:r>
+        <w:r>
+          <w:rPr>
+            <w:noProof/>
+            <w:webHidden/>
+          </w:rPr>
+        </w:r>
+        <w:r>
+          <w:rPr>
+            <w:noProof/>
+            <w:webHidden/>
+          </w:rPr>
+          <w:fldChar w:fldCharType="separate"/>
+        </w:r>
+        <w:r>
+          <w:rPr>
+            <w:noProof/>
+            <w:webHidden/>
+          </w:rPr>
+          <w:t>2</w:t>
+        </w:r>
+        <w:r>
+          <w:rPr>
+            <w:noProof/>
+            <w:webHidden/>
+          </w:rPr>
+          <w:fldChar w:fldCharType="end"/>
+        </w:r>
+      </w:hyperlink>
+    </w:p>
+    <w:p>
+      <w:pPr>
+        <w:pStyle w:val="12"/>
+        <w:tabs>
+          <w:tab w:val="right" w:leader="dot" w:pos="9345"/>
+        </w:tabs>
+        <w:rPr>
+          <w:rFonts w:asciiTheme="minorHAnsi" w:eastAsiaTheme="minorEastAsia" w:hAnsiTheme="minorHAnsi" w:cstheme="minorBidi"/>
+          <w:noProof/>
+          <w:kern w:val="2"/>
+          <w:sz w:val="24"/>
+          <w:szCs w:val="24"/>
+          <w14:ligatures w14:val="standardContextual"/>
+        </w:rPr>
+      </w:pPr>
+      <w:hyperlink w:anchor="_Toc223697604" w:history="1">
         <w:r>
           <w:rPr>
             <w:rStyle w:val="aff2"/>
@@ -230,7 +309,7 @@
             <w:noProof/>
             <w:webHidden/>
           </w:rPr>
-          <w:instrText xml:space="preserve"> PAGEREF _Toc223014592 \h </w:instrText>
+          <w:instrText xml:space="preserve"> PAGEREF _Toc223697604 \h </w:instrText>
         </w:r>
         <w:r>
           <w:rPr>
@@ -263,7 +342,10 @@
     </w:p>
     <w:p>
       <w:pPr>
-        <w:pStyle w:val="aff9"/>
+        <w:pStyle w:val="12"/>
+        <w:tabs>
+          <w:tab w:val="right" w:leader="dot" w:pos="9345"/>
+        </w:tabs>
         <w:rPr>
           <w:rFonts w:asciiTheme="minorHAnsi" w:eastAsiaTheme="minorEastAsia" w:hAnsiTheme="minorHAnsi" w:cstheme="minorBidi"/>
           <w:noProof/>
@@ -273,7 +355,7 @@
           <w14:ligatures w14:val="standardContextual"/>
         </w:rPr>
       </w:pPr>
-      <w:hyperlink w:anchor="_Toc223014593" w:history="1">
+      <w:hyperlink w:anchor="_Toc223697605" w:history="1">
         <w:r>
           <w:rPr>
             <w:rStyle w:val="aff2"/>
@@ -301,7 +383,7 @@
             <w:noProof/>
             <w:webHidden/>
           </w:rPr>
-          <w:instrText xml:space="preserve"> PAGEREF _Toc223014593 \h </w:instrText>
+          <w:instrText xml:space="preserve"> PAGEREF _Toc223697605 \h </w:instrText>
         </w:r>
         <w:r>
           <w:rPr>
@@ -334,7 +416,10 @@
     </w:p>
     <w:p>
       <w:pPr>
-        <w:pStyle w:val="aff9"/>
+        <w:pStyle w:val="12"/>
+        <w:tabs>
+          <w:tab w:val="right" w:leader="dot" w:pos="9345"/>
+        </w:tabs>
         <w:rPr>
           <w:rFonts w:asciiTheme="minorHAnsi" w:eastAsiaTheme="minorEastAsia" w:hAnsiTheme="minorHAnsi" w:cstheme="minorBidi"/>
           <w:noProof/>
@@ -344,7 +429,7 @@
           <w14:ligatures w14:val="standardContextual"/>
         </w:rPr>
       </w:pPr>
-      <w:hyperlink w:anchor="_Toc223014597" w:history="1">
+      <w:hyperlink w:anchor="_Toc223697606" w:history="1">
         <w:r>
           <w:rPr>
             <w:rStyle w:val="aff2"/>
@@ -372,7 +457,7 @@
             <w:noProof/>
             <w:webHidden/>
           </w:rPr>
-          <w:instrText xml:space="preserve"> PAGEREF _Toc223014597 \h </w:instrText>
+          <w:instrText xml:space="preserve"> PAGEREF _Toc223697606 \h </w:instrText>
         </w:r>
         <w:r>
           <w:rPr>
@@ -405,7 +490,10 @@
     </w:p>
     <w:p>
       <w:pPr>
-        <w:pStyle w:val="aff9"/>
+        <w:pStyle w:val="12"/>
+        <w:tabs>
+          <w:tab w:val="right" w:leader="dot" w:pos="9345"/>
+        </w:tabs>
         <w:rPr>
           <w:rFonts w:asciiTheme="minorHAnsi" w:eastAsiaTheme="minorEastAsia" w:hAnsiTheme="minorHAnsi" w:cstheme="minorBidi"/>
           <w:noProof/>
@@ -415,7 +503,7 @@
           <w14:ligatures w14:val="standardContextual"/>
         </w:rPr>
       </w:pPr>
-      <w:hyperlink w:anchor="_Toc223014598" w:history="1">
+      <w:hyperlink w:anchor="_Toc223697607" w:history="1">
         <w:r>
           <w:rPr>
             <w:rStyle w:val="aff2"/>
@@ -443,7 +531,7 @@
             <w:noProof/>
             <w:webHidden/>
           </w:rPr>
-          <w:instrText xml:space="preserve"> PAGEREF _Toc223014598 \h </w:instrText>
+          <w:instrText xml:space="preserve"> PAGEREF _Toc223697607 \h </w:instrText>
         </w:r>
         <w:r>
           <w:rPr>
@@ -486,12 +574,14 @@
       <w:pPr>
         <w:pStyle w:val="1"/>
       </w:pPr>
-      <w:bookmarkStart w:id="2" w:name="_Toc223028921"/>
+      <w:bookmarkStart w:id="3" w:name="_Toc223028921"/>
+      <w:bookmarkStart w:id="4" w:name="_Toc223697604"/>
       <w:r>
         <w:lastRenderedPageBreak/>
         <w:t>ВВЕДЕНИЕ</w:t>
       </w:r>
-      <w:bookmarkEnd w:id="2"/>
+      <w:bookmarkEnd w:id="3"/>
+      <w:bookmarkEnd w:id="4"/>
     </w:p>
     <w:p>
       <w:r>
@@ -572,16 +662,16 @@
       <w:pPr>
         <w:pStyle w:val="1"/>
       </w:pPr>
-      <w:bookmarkStart w:id="3" w:name="_Toc166246139"/>
-      <w:bookmarkStart w:id="4" w:name="_Toc223014593"/>
-      <w:bookmarkStart w:id="5" w:name="_Toc223028922"/>
+      <w:bookmarkStart w:id="5" w:name="_Toc166246139"/>
+      <w:bookmarkStart w:id="6" w:name="_Toc223028922"/>
+      <w:bookmarkStart w:id="7" w:name="_Toc223697605"/>
       <w:r>
         <w:lastRenderedPageBreak/>
         <w:t>ВЫПОЛНЕНИЕ ЛАБОРАТОРНОЙ РАБОТЫ</w:t>
       </w:r>
-      <w:bookmarkEnd w:id="3"/>
-      <w:bookmarkEnd w:id="4"/>
       <w:bookmarkEnd w:id="5"/>
+      <w:bookmarkEnd w:id="6"/>
+      <w:bookmarkEnd w:id="7"/>
     </w:p>
     <w:p>
       <w:pPr>
@@ -612,7 +702,7 @@
     </w:p>
     <w:p>
       <w:r>
-        <w:t>В ходе работы были проведены две серии по 10 независимых измерений для каждого из пяти резисторов (сначала одним прибором, затем вторым). Номиналы резисторов и результаты прямых измерений сопротивления представлены в таблицах 1 и 2.</w:t>
+        <w:t>В ходе работы были проведены две серии по 10 независимых измерений для каждого из пяти резисторов. Номиналы резисторов и результаты прямых измерений сопротивления представлены в таблицах 1 и 2.</w:t>
       </w:r>
     </w:p>
     <w:p>
@@ -635,6 +725,9 @@
         <w:fldChar w:fldCharType="separate"/>
       </w:r>
       <w:r>
+        <w:rPr>
+          <w:noProof/>
+        </w:rPr>
         <w:t>1</w:t>
       </w:r>
       <w:r>
@@ -663,22 +756,23 @@
       <w:tblPr>
         <w:tblStyle w:val="a4"/>
         <w:tblW w:w="0" w:type="auto"/>
+        <w:tblLayout w:type="fixed"/>
         <w:tblLook w:val="04A0" w:firstRow="1" w:lastRow="0" w:firstColumn="1" w:lastColumn="0" w:noHBand="0" w:noVBand="1"/>
       </w:tblPr>
       <w:tblGrid>
-        <w:gridCol w:w="696"/>
-        <w:gridCol w:w="785"/>
-        <w:gridCol w:w="914"/>
-        <w:gridCol w:w="695"/>
-        <w:gridCol w:w="695"/>
-        <w:gridCol w:w="695"/>
-        <w:gridCol w:w="695"/>
-        <w:gridCol w:w="695"/>
-        <w:gridCol w:w="695"/>
-        <w:gridCol w:w="695"/>
-        <w:gridCol w:w="695"/>
-        <w:gridCol w:w="695"/>
-        <w:gridCol w:w="695"/>
+        <w:gridCol w:w="718"/>
+        <w:gridCol w:w="719"/>
+        <w:gridCol w:w="719"/>
+        <w:gridCol w:w="719"/>
+        <w:gridCol w:w="719"/>
+        <w:gridCol w:w="719"/>
+        <w:gridCol w:w="718"/>
+        <w:gridCol w:w="719"/>
+        <w:gridCol w:w="719"/>
+        <w:gridCol w:w="719"/>
+        <w:gridCol w:w="719"/>
+        <w:gridCol w:w="719"/>
+        <w:gridCol w:w="719"/>
       </w:tblGrid>
       <w:tr>
         <w:trPr>
@@ -686,195 +780,273 @@
         </w:trPr>
         <w:tc>
           <w:tcPr>
-            <w:tcW w:w="960" w:type="dxa"/>
+            <w:tcW w:w="718" w:type="dxa"/>
             <w:noWrap/>
             <w:hideMark/>
           </w:tcPr>
           <w:p>
             <w:pPr>
               <w:pStyle w:val="aff5"/>
+              <w:rPr>
+                <w:szCs w:val="28"/>
+              </w:rPr>
             </w:pPr>
             <w:r>
+              <w:rPr>
+                <w:szCs w:val="28"/>
+              </w:rPr>
               <w:t>№</w:t>
             </w:r>
           </w:p>
         </w:tc>
         <w:tc>
           <w:tcPr>
-            <w:tcW w:w="960" w:type="dxa"/>
+            <w:tcW w:w="719" w:type="dxa"/>
             <w:noWrap/>
             <w:hideMark/>
           </w:tcPr>
           <w:p>
             <w:pPr>
               <w:pStyle w:val="aff5"/>
+              <w:rPr>
+                <w:szCs w:val="28"/>
+              </w:rPr>
             </w:pPr>
             <w:r>
+              <w:rPr>
+                <w:szCs w:val="28"/>
+              </w:rPr>
               <w:t>Цвет</w:t>
             </w:r>
           </w:p>
         </w:tc>
         <w:tc>
           <w:tcPr>
-            <w:tcW w:w="960" w:type="dxa"/>
+            <w:tcW w:w="719" w:type="dxa"/>
             <w:noWrap/>
             <w:hideMark/>
           </w:tcPr>
           <w:p>
             <w:pPr>
               <w:pStyle w:val="aff5"/>
+              <w:rPr>
+                <w:szCs w:val="28"/>
+              </w:rPr>
             </w:pPr>
             <w:r>
+              <w:rPr>
+                <w:szCs w:val="28"/>
+              </w:rPr>
               <w:t>Номинал</w:t>
             </w:r>
           </w:p>
         </w:tc>
         <w:tc>
           <w:tcPr>
-            <w:tcW w:w="960" w:type="dxa"/>
+            <w:tcW w:w="719" w:type="dxa"/>
             <w:noWrap/>
             <w:hideMark/>
           </w:tcPr>
           <w:p>
             <w:pPr>
               <w:pStyle w:val="aff5"/>
+              <w:rPr>
+                <w:szCs w:val="28"/>
+              </w:rPr>
             </w:pPr>
             <w:r>
+              <w:rPr>
+                <w:szCs w:val="28"/>
+              </w:rPr>
               <w:t>Замер 1</w:t>
             </w:r>
           </w:p>
         </w:tc>
         <w:tc>
           <w:tcPr>
-            <w:tcW w:w="960" w:type="dxa"/>
+            <w:tcW w:w="719" w:type="dxa"/>
             <w:noWrap/>
             <w:hideMark/>
           </w:tcPr>
           <w:p>
             <w:pPr>
               <w:pStyle w:val="aff5"/>
+              <w:rPr>
+                <w:szCs w:val="28"/>
+              </w:rPr>
             </w:pPr>
             <w:r>
+              <w:rPr>
+                <w:szCs w:val="28"/>
+              </w:rPr>
               <w:t>Замер 2</w:t>
             </w:r>
           </w:p>
         </w:tc>
         <w:tc>
           <w:tcPr>
-            <w:tcW w:w="960" w:type="dxa"/>
+            <w:tcW w:w="719" w:type="dxa"/>
             <w:noWrap/>
             <w:hideMark/>
           </w:tcPr>
           <w:p>
             <w:pPr>
               <w:pStyle w:val="aff5"/>
+              <w:rPr>
+                <w:szCs w:val="28"/>
+              </w:rPr>
             </w:pPr>
             <w:r>
+              <w:rPr>
+                <w:szCs w:val="28"/>
+              </w:rPr>
               <w:t>Замер 3</w:t>
             </w:r>
           </w:p>
         </w:tc>
         <w:tc>
           <w:tcPr>
-            <w:tcW w:w="960" w:type="dxa"/>
+            <w:tcW w:w="718" w:type="dxa"/>
             <w:noWrap/>
             <w:hideMark/>
           </w:tcPr>
           <w:p>
             <w:pPr>
               <w:pStyle w:val="aff5"/>
+              <w:rPr>
+                <w:szCs w:val="28"/>
+              </w:rPr>
             </w:pPr>
             <w:r>
+              <w:rPr>
+                <w:szCs w:val="28"/>
+              </w:rPr>
               <w:t>Замер 4</w:t>
             </w:r>
           </w:p>
         </w:tc>
         <w:tc>
           <w:tcPr>
-            <w:tcW w:w="960" w:type="dxa"/>
+            <w:tcW w:w="719" w:type="dxa"/>
             <w:noWrap/>
             <w:hideMark/>
           </w:tcPr>
           <w:p>
             <w:pPr>
               <w:pStyle w:val="aff5"/>
+              <w:rPr>
+                <w:szCs w:val="28"/>
+              </w:rPr>
             </w:pPr>
             <w:r>
+              <w:rPr>
+                <w:szCs w:val="28"/>
+              </w:rPr>
               <w:t>Замер 5</w:t>
             </w:r>
           </w:p>
         </w:tc>
         <w:tc>
           <w:tcPr>
-            <w:tcW w:w="960" w:type="dxa"/>
+            <w:tcW w:w="719" w:type="dxa"/>
             <w:noWrap/>
             <w:hideMark/>
           </w:tcPr>
           <w:p>
             <w:pPr>
               <w:pStyle w:val="aff5"/>
+              <w:rPr>
+                <w:szCs w:val="28"/>
+              </w:rPr>
             </w:pPr>
             <w:r>
+              <w:rPr>
+                <w:szCs w:val="28"/>
+              </w:rPr>
               <w:t>Замер 6</w:t>
             </w:r>
           </w:p>
         </w:tc>
         <w:tc>
           <w:tcPr>
-            <w:tcW w:w="960" w:type="dxa"/>
+            <w:tcW w:w="719" w:type="dxa"/>
             <w:noWrap/>
             <w:hideMark/>
           </w:tcPr>
           <w:p>
             <w:pPr>
               <w:pStyle w:val="aff5"/>
+              <w:rPr>
+                <w:szCs w:val="28"/>
+              </w:rPr>
             </w:pPr>
             <w:r>
+              <w:rPr>
+                <w:szCs w:val="28"/>
+              </w:rPr>
               <w:t>Замер 7</w:t>
             </w:r>
           </w:p>
         </w:tc>
         <w:tc>
           <w:tcPr>
-            <w:tcW w:w="960" w:type="dxa"/>
+            <w:tcW w:w="719" w:type="dxa"/>
             <w:noWrap/>
             <w:hideMark/>
           </w:tcPr>
           <w:p>
             <w:pPr>
               <w:pStyle w:val="aff5"/>
+              <w:rPr>
+                <w:szCs w:val="28"/>
+              </w:rPr>
             </w:pPr>
             <w:r>
+              <w:rPr>
+                <w:szCs w:val="28"/>
+              </w:rPr>
               <w:t>Замер 8</w:t>
             </w:r>
           </w:p>
         </w:tc>
         <w:tc>
           <w:tcPr>
-            <w:tcW w:w="960" w:type="dxa"/>
+            <w:tcW w:w="719" w:type="dxa"/>
             <w:noWrap/>
             <w:hideMark/>
           </w:tcPr>
           <w:p>
             <w:pPr>
               <w:pStyle w:val="aff5"/>
+              <w:rPr>
+                <w:szCs w:val="28"/>
+              </w:rPr>
             </w:pPr>
             <w:r>
+              <w:rPr>
+                <w:szCs w:val="28"/>
+              </w:rPr>
               <w:t>Замер 9</w:t>
             </w:r>
           </w:p>
         </w:tc>
         <w:tc>
           <w:tcPr>
-            <w:tcW w:w="960" w:type="dxa"/>
+            <w:tcW w:w="719" w:type="dxa"/>
             <w:noWrap/>
             <w:hideMark/>
           </w:tcPr>
           <w:p>
             <w:pPr>
               <w:pStyle w:val="aff5"/>
+              <w:rPr>
+                <w:szCs w:val="28"/>
+              </w:rPr>
             </w:pPr>
             <w:r>
+              <w:rPr>
+                <w:szCs w:val="28"/>
+              </w:rPr>
               <w:t>Замер 10</w:t>
             </w:r>
           </w:p>
@@ -886,195 +1058,273 @@
         </w:trPr>
         <w:tc>
           <w:tcPr>
-            <w:tcW w:w="960" w:type="dxa"/>
+            <w:tcW w:w="718" w:type="dxa"/>
             <w:noWrap/>
             <w:hideMark/>
           </w:tcPr>
           <w:p>
             <w:pPr>
               <w:pStyle w:val="aff3"/>
+              <w:rPr>
+                <w:szCs w:val="28"/>
+              </w:rPr>
             </w:pPr>
             <w:r>
+              <w:rPr>
+                <w:szCs w:val="28"/>
+              </w:rPr>
               <w:t>1</w:t>
             </w:r>
           </w:p>
         </w:tc>
         <w:tc>
           <w:tcPr>
-            <w:tcW w:w="960" w:type="dxa"/>
+            <w:tcW w:w="719" w:type="dxa"/>
             <w:noWrap/>
             <w:hideMark/>
           </w:tcPr>
           <w:p>
             <w:pPr>
               <w:pStyle w:val="aff3"/>
+              <w:rPr>
+                <w:szCs w:val="28"/>
+              </w:rPr>
             </w:pPr>
             <w:r>
+              <w:rPr>
+                <w:szCs w:val="28"/>
+              </w:rPr>
               <w:t>1К5</w:t>
             </w:r>
           </w:p>
         </w:tc>
         <w:tc>
           <w:tcPr>
-            <w:tcW w:w="960" w:type="dxa"/>
+            <w:tcW w:w="719" w:type="dxa"/>
             <w:noWrap/>
             <w:hideMark/>
           </w:tcPr>
           <w:p>
             <w:pPr>
               <w:pStyle w:val="aff3"/>
+              <w:rPr>
+                <w:szCs w:val="28"/>
+              </w:rPr>
             </w:pPr>
             <w:r>
+              <w:rPr>
+                <w:szCs w:val="28"/>
+              </w:rPr>
               <w:t>1,5кОМ</w:t>
             </w:r>
           </w:p>
         </w:tc>
         <w:tc>
           <w:tcPr>
-            <w:tcW w:w="960" w:type="dxa"/>
+            <w:tcW w:w="719" w:type="dxa"/>
             <w:noWrap/>
             <w:hideMark/>
           </w:tcPr>
           <w:p>
             <w:pPr>
               <w:pStyle w:val="aff3"/>
+              <w:rPr>
+                <w:szCs w:val="28"/>
+              </w:rPr>
             </w:pPr>
             <w:r>
+              <w:rPr>
+                <w:szCs w:val="28"/>
+              </w:rPr>
               <w:t>1,54</w:t>
             </w:r>
           </w:p>
         </w:tc>
         <w:tc>
           <w:tcPr>
-            <w:tcW w:w="960" w:type="dxa"/>
+            <w:tcW w:w="719" w:type="dxa"/>
             <w:noWrap/>
             <w:hideMark/>
           </w:tcPr>
           <w:p>
             <w:pPr>
               <w:pStyle w:val="aff3"/>
+              <w:rPr>
+                <w:szCs w:val="28"/>
+              </w:rPr>
             </w:pPr>
             <w:r>
+              <w:rPr>
+                <w:szCs w:val="28"/>
+              </w:rPr>
               <w:t>1,53</w:t>
             </w:r>
           </w:p>
         </w:tc>
         <w:tc>
           <w:tcPr>
-            <w:tcW w:w="960" w:type="dxa"/>
+            <w:tcW w:w="719" w:type="dxa"/>
             <w:noWrap/>
             <w:hideMark/>
           </w:tcPr>
           <w:p>
             <w:pPr>
               <w:pStyle w:val="aff3"/>
+              <w:rPr>
+                <w:szCs w:val="28"/>
+              </w:rPr>
             </w:pPr>
             <w:r>
+              <w:rPr>
+                <w:szCs w:val="28"/>
+              </w:rPr>
               <w:t>1,52</w:t>
             </w:r>
           </w:p>
         </w:tc>
         <w:tc>
           <w:tcPr>
-            <w:tcW w:w="960" w:type="dxa"/>
+            <w:tcW w:w="718" w:type="dxa"/>
             <w:noWrap/>
             <w:hideMark/>
           </w:tcPr>
           <w:p>
             <w:pPr>
               <w:pStyle w:val="aff3"/>
+              <w:rPr>
+                <w:szCs w:val="28"/>
+              </w:rPr>
             </w:pPr>
             <w:r>
+              <w:rPr>
+                <w:szCs w:val="28"/>
+              </w:rPr>
               <w:t>1,5</w:t>
             </w:r>
           </w:p>
         </w:tc>
         <w:tc>
           <w:tcPr>
-            <w:tcW w:w="960" w:type="dxa"/>
+            <w:tcW w:w="719" w:type="dxa"/>
             <w:noWrap/>
             <w:hideMark/>
           </w:tcPr>
           <w:p>
             <w:pPr>
               <w:pStyle w:val="aff3"/>
+              <w:rPr>
+                <w:szCs w:val="28"/>
+              </w:rPr>
             </w:pPr>
             <w:r>
+              <w:rPr>
+                <w:szCs w:val="28"/>
+              </w:rPr>
               <w:t>1,49</w:t>
             </w:r>
           </w:p>
         </w:tc>
         <w:tc>
           <w:tcPr>
-            <w:tcW w:w="960" w:type="dxa"/>
+            <w:tcW w:w="719" w:type="dxa"/>
             <w:noWrap/>
             <w:hideMark/>
           </w:tcPr>
           <w:p>
             <w:pPr>
               <w:pStyle w:val="aff3"/>
+              <w:rPr>
+                <w:szCs w:val="28"/>
+              </w:rPr>
             </w:pPr>
             <w:r>
+              <w:rPr>
+                <w:szCs w:val="28"/>
+              </w:rPr>
               <w:t>1,51</w:t>
             </w:r>
           </w:p>
         </w:tc>
         <w:tc>
           <w:tcPr>
-            <w:tcW w:w="960" w:type="dxa"/>
+            <w:tcW w:w="719" w:type="dxa"/>
             <w:noWrap/>
             <w:hideMark/>
           </w:tcPr>
           <w:p>
             <w:pPr>
               <w:pStyle w:val="aff3"/>
+              <w:rPr>
+                <w:szCs w:val="28"/>
+              </w:rPr>
             </w:pPr>
             <w:r>
+              <w:rPr>
+                <w:szCs w:val="28"/>
+              </w:rPr>
               <w:t>1,48</w:t>
             </w:r>
           </w:p>
         </w:tc>
         <w:tc>
           <w:tcPr>
-            <w:tcW w:w="960" w:type="dxa"/>
+            <w:tcW w:w="719" w:type="dxa"/>
             <w:noWrap/>
             <w:hideMark/>
           </w:tcPr>
           <w:p>
             <w:pPr>
               <w:pStyle w:val="aff3"/>
+              <w:rPr>
+                <w:szCs w:val="28"/>
+              </w:rPr>
             </w:pPr>
             <w:r>
+              <w:rPr>
+                <w:szCs w:val="28"/>
+              </w:rPr>
               <w:t>1,5</w:t>
             </w:r>
           </w:p>
         </w:tc>
         <w:tc>
           <w:tcPr>
-            <w:tcW w:w="960" w:type="dxa"/>
+            <w:tcW w:w="719" w:type="dxa"/>
             <w:noWrap/>
             <w:hideMark/>
           </w:tcPr>
           <w:p>
             <w:pPr>
               <w:pStyle w:val="aff3"/>
+              <w:rPr>
+                <w:szCs w:val="28"/>
+              </w:rPr>
             </w:pPr>
             <w:r>
+              <w:rPr>
+                <w:szCs w:val="28"/>
+              </w:rPr>
               <w:t>1,52</w:t>
             </w:r>
           </w:p>
         </w:tc>
         <w:tc>
           <w:tcPr>
-            <w:tcW w:w="960" w:type="dxa"/>
+            <w:tcW w:w="719" w:type="dxa"/>
             <w:noWrap/>
             <w:hideMark/>
           </w:tcPr>
           <w:p>
             <w:pPr>
               <w:pStyle w:val="aff3"/>
+              <w:rPr>
+                <w:szCs w:val="28"/>
+              </w:rPr>
             </w:pPr>
             <w:r>
+              <w:rPr>
+                <w:szCs w:val="28"/>
+              </w:rPr>
               <w:t>1,47</w:t>
             </w:r>
           </w:p>
@@ -1086,195 +1336,273 @@
         </w:trPr>
         <w:tc>
           <w:tcPr>
-            <w:tcW w:w="960" w:type="dxa"/>
+            <w:tcW w:w="718" w:type="dxa"/>
             <w:noWrap/>
             <w:hideMark/>
           </w:tcPr>
           <w:p>
             <w:pPr>
               <w:pStyle w:val="aff3"/>
+              <w:rPr>
+                <w:szCs w:val="28"/>
+              </w:rPr>
             </w:pPr>
             <w:r>
+              <w:rPr>
+                <w:szCs w:val="28"/>
+              </w:rPr>
               <w:t>2</w:t>
             </w:r>
           </w:p>
         </w:tc>
         <w:tc>
           <w:tcPr>
-            <w:tcW w:w="960" w:type="dxa"/>
+            <w:tcW w:w="719" w:type="dxa"/>
             <w:noWrap/>
             <w:hideMark/>
           </w:tcPr>
           <w:p>
             <w:pPr>
               <w:pStyle w:val="aff3"/>
+              <w:rPr>
+                <w:szCs w:val="28"/>
+              </w:rPr>
             </w:pPr>
             <w:r>
+              <w:rPr>
+                <w:szCs w:val="28"/>
+              </w:rPr>
               <w:t>56К</w:t>
             </w:r>
           </w:p>
         </w:tc>
         <w:tc>
           <w:tcPr>
-            <w:tcW w:w="960" w:type="dxa"/>
+            <w:tcW w:w="719" w:type="dxa"/>
             <w:noWrap/>
             <w:hideMark/>
           </w:tcPr>
           <w:p>
             <w:pPr>
               <w:pStyle w:val="aff3"/>
+              <w:rPr>
+                <w:szCs w:val="28"/>
+              </w:rPr>
             </w:pPr>
             <w:r>
+              <w:rPr>
+                <w:szCs w:val="28"/>
+              </w:rPr>
               <w:t>56кОМ</w:t>
             </w:r>
           </w:p>
         </w:tc>
         <w:tc>
           <w:tcPr>
-            <w:tcW w:w="960" w:type="dxa"/>
+            <w:tcW w:w="719" w:type="dxa"/>
             <w:noWrap/>
             <w:hideMark/>
           </w:tcPr>
           <w:p>
             <w:pPr>
               <w:pStyle w:val="aff3"/>
+              <w:rPr>
+                <w:szCs w:val="28"/>
+              </w:rPr>
             </w:pPr>
             <w:r>
+              <w:rPr>
+                <w:szCs w:val="28"/>
+              </w:rPr>
               <w:t>56,8</w:t>
             </w:r>
           </w:p>
         </w:tc>
         <w:tc>
           <w:tcPr>
-            <w:tcW w:w="960" w:type="dxa"/>
+            <w:tcW w:w="719" w:type="dxa"/>
             <w:noWrap/>
             <w:hideMark/>
           </w:tcPr>
           <w:p>
             <w:pPr>
               <w:pStyle w:val="aff3"/>
+              <w:rPr>
+                <w:szCs w:val="28"/>
+              </w:rPr>
             </w:pPr>
             <w:r>
+              <w:rPr>
+                <w:szCs w:val="28"/>
+              </w:rPr>
               <w:t>58</w:t>
             </w:r>
           </w:p>
         </w:tc>
         <w:tc>
           <w:tcPr>
-            <w:tcW w:w="960" w:type="dxa"/>
+            <w:tcW w:w="719" w:type="dxa"/>
             <w:noWrap/>
             <w:hideMark/>
           </w:tcPr>
           <w:p>
             <w:pPr>
               <w:pStyle w:val="aff3"/>
+              <w:rPr>
+                <w:szCs w:val="28"/>
+              </w:rPr>
             </w:pPr>
             <w:r>
+              <w:rPr>
+                <w:szCs w:val="28"/>
+              </w:rPr>
               <w:t>56,8</w:t>
             </w:r>
           </w:p>
         </w:tc>
         <w:tc>
           <w:tcPr>
-            <w:tcW w:w="960" w:type="dxa"/>
+            <w:tcW w:w="718" w:type="dxa"/>
             <w:noWrap/>
             <w:hideMark/>
           </w:tcPr>
           <w:p>
             <w:pPr>
               <w:pStyle w:val="aff3"/>
+              <w:rPr>
+                <w:szCs w:val="28"/>
+              </w:rPr>
             </w:pPr>
             <w:r>
+              <w:rPr>
+                <w:szCs w:val="28"/>
+              </w:rPr>
               <w:t>56,5</w:t>
             </w:r>
           </w:p>
         </w:tc>
         <w:tc>
           <w:tcPr>
-            <w:tcW w:w="960" w:type="dxa"/>
+            <w:tcW w:w="719" w:type="dxa"/>
             <w:noWrap/>
             <w:hideMark/>
           </w:tcPr>
           <w:p>
             <w:pPr>
               <w:pStyle w:val="aff3"/>
+              <w:rPr>
+                <w:szCs w:val="28"/>
+              </w:rPr>
             </w:pPr>
             <w:r>
+              <w:rPr>
+                <w:szCs w:val="28"/>
+              </w:rPr>
               <w:t>54,5</w:t>
             </w:r>
           </w:p>
         </w:tc>
         <w:tc>
           <w:tcPr>
-            <w:tcW w:w="960" w:type="dxa"/>
+            <w:tcW w:w="719" w:type="dxa"/>
             <w:noWrap/>
             <w:hideMark/>
           </w:tcPr>
           <w:p>
             <w:pPr>
               <w:pStyle w:val="aff3"/>
+              <w:rPr>
+                <w:szCs w:val="28"/>
+              </w:rPr>
             </w:pPr>
             <w:r>
+              <w:rPr>
+                <w:szCs w:val="28"/>
+              </w:rPr>
               <w:t>56,8</w:t>
             </w:r>
           </w:p>
         </w:tc>
         <w:tc>
           <w:tcPr>
-            <w:tcW w:w="960" w:type="dxa"/>
+            <w:tcW w:w="719" w:type="dxa"/>
             <w:noWrap/>
             <w:hideMark/>
           </w:tcPr>
           <w:p>
             <w:pPr>
               <w:pStyle w:val="aff3"/>
+              <w:rPr>
+                <w:szCs w:val="28"/>
+              </w:rPr>
             </w:pPr>
             <w:r>
+              <w:rPr>
+                <w:szCs w:val="28"/>
+              </w:rPr>
               <w:t>58</w:t>
             </w:r>
           </w:p>
         </w:tc>
         <w:tc>
           <w:tcPr>
-            <w:tcW w:w="960" w:type="dxa"/>
+            <w:tcW w:w="719" w:type="dxa"/>
             <w:noWrap/>
             <w:hideMark/>
           </w:tcPr>
           <w:p>
             <w:pPr>
               <w:pStyle w:val="aff3"/>
+              <w:rPr>
+                <w:szCs w:val="28"/>
+              </w:rPr>
             </w:pPr>
             <w:r>
+              <w:rPr>
+                <w:szCs w:val="28"/>
+              </w:rPr>
               <w:t>56,8</w:t>
             </w:r>
           </w:p>
         </w:tc>
         <w:tc>
           <w:tcPr>
-            <w:tcW w:w="960" w:type="dxa"/>
+            <w:tcW w:w="719" w:type="dxa"/>
             <w:noWrap/>
             <w:hideMark/>
           </w:tcPr>
           <w:p>
             <w:pPr>
               <w:pStyle w:val="aff3"/>
+              <w:rPr>
+                <w:szCs w:val="28"/>
+              </w:rPr>
             </w:pPr>
             <w:r>
+              <w:rPr>
+                <w:szCs w:val="28"/>
+              </w:rPr>
               <w:t>54,5</w:t>
             </w:r>
           </w:p>
         </w:tc>
         <w:tc>
           <w:tcPr>
-            <w:tcW w:w="960" w:type="dxa"/>
+            <w:tcW w:w="719" w:type="dxa"/>
             <w:noWrap/>
             <w:hideMark/>
           </w:tcPr>
           <w:p>
             <w:pPr>
               <w:pStyle w:val="aff3"/>
+              <w:rPr>
+                <w:szCs w:val="28"/>
+              </w:rPr>
             </w:pPr>
             <w:r>
+              <w:rPr>
+                <w:szCs w:val="28"/>
+              </w:rPr>
               <w:t>57,8</w:t>
             </w:r>
           </w:p>
@@ -1286,196 +1614,264 @@
         </w:trPr>
         <w:tc>
           <w:tcPr>
-            <w:tcW w:w="960" w:type="dxa"/>
+            <w:tcW w:w="718" w:type="dxa"/>
             <w:noWrap/>
             <w:hideMark/>
           </w:tcPr>
           <w:p>
             <w:pPr>
               <w:pStyle w:val="aff3"/>
+              <w:rPr>
+                <w:szCs w:val="28"/>
+              </w:rPr>
             </w:pPr>
             <w:r>
+              <w:rPr>
+                <w:szCs w:val="28"/>
+              </w:rPr>
               <w:t>3</w:t>
             </w:r>
           </w:p>
         </w:tc>
         <w:tc>
           <w:tcPr>
-            <w:tcW w:w="960" w:type="dxa"/>
+            <w:tcW w:w="719" w:type="dxa"/>
             <w:noWrap/>
             <w:hideMark/>
           </w:tcPr>
           <w:p>
             <w:pPr>
               <w:pStyle w:val="aff3"/>
+              <w:rPr>
+                <w:szCs w:val="28"/>
+              </w:rPr>
             </w:pPr>
             <w:r>
+              <w:rPr>
+                <w:szCs w:val="28"/>
+              </w:rPr>
               <w:t>ОКБЗ</w:t>
             </w:r>
           </w:p>
         </w:tc>
         <w:tc>
           <w:tcPr>
-            <w:tcW w:w="960" w:type="dxa"/>
+            <w:tcW w:w="719" w:type="dxa"/>
             <w:noWrap/>
             <w:hideMark/>
           </w:tcPr>
           <w:p>
             <w:pPr>
               <w:pStyle w:val="aff3"/>
+              <w:rPr>
+                <w:szCs w:val="28"/>
+              </w:rPr>
             </w:pPr>
             <w:r>
+              <w:rPr>
+                <w:szCs w:val="28"/>
+              </w:rPr>
               <w:t>31ГОм</w:t>
             </w:r>
           </w:p>
         </w:tc>
         <w:tc>
           <w:tcPr>
-            <w:tcW w:w="960" w:type="dxa"/>
+            <w:tcW w:w="719" w:type="dxa"/>
             <w:noWrap/>
-            <w:hideMark/>
           </w:tcPr>
           <w:p>
             <w:pPr>
               <w:pStyle w:val="aff3"/>
+              <w:rPr>
+                <w:szCs w:val="28"/>
+              </w:rPr>
             </w:pPr>
             <w:r>
-              <w:t>0,31</w:t>
+              <w:rPr>
+                <w:szCs w:val="28"/>
+              </w:rPr>
+              <w:t>-</w:t>
             </w:r>
           </w:p>
         </w:tc>
         <w:tc>
           <w:tcPr>
-            <w:tcW w:w="960" w:type="dxa"/>
+            <w:tcW w:w="719" w:type="dxa"/>
             <w:noWrap/>
-            <w:hideMark/>
           </w:tcPr>
           <w:p>
             <w:pPr>
               <w:pStyle w:val="aff3"/>
+              <w:rPr>
+                <w:szCs w:val="28"/>
+              </w:rPr>
             </w:pPr>
             <w:r>
-              <w:t>0,32</w:t>
+              <w:rPr>
+                <w:szCs w:val="28"/>
+              </w:rPr>
+              <w:t>-</w:t>
             </w:r>
           </w:p>
         </w:tc>
         <w:tc>
           <w:tcPr>
-            <w:tcW w:w="960" w:type="dxa"/>
+            <w:tcW w:w="719" w:type="dxa"/>
             <w:noWrap/>
-            <w:hideMark/>
           </w:tcPr>
           <w:p>
             <w:pPr>
               <w:pStyle w:val="aff3"/>
+              <w:rPr>
+                <w:szCs w:val="28"/>
+              </w:rPr>
             </w:pPr>
             <w:r>
-              <w:t>0,33</w:t>
+              <w:rPr>
+                <w:szCs w:val="28"/>
+              </w:rPr>
+              <w:t>-</w:t>
             </w:r>
           </w:p>
         </w:tc>
         <w:tc>
           <w:tcPr>
-            <w:tcW w:w="960" w:type="dxa"/>
+            <w:tcW w:w="718" w:type="dxa"/>
             <w:noWrap/>
-            <w:hideMark/>
           </w:tcPr>
           <w:p>
             <w:pPr>
               <w:pStyle w:val="aff3"/>
+              <w:rPr>
+                <w:szCs w:val="28"/>
+              </w:rPr>
             </w:pPr>
             <w:r>
-              <w:t>0,34</w:t>
+              <w:rPr>
+                <w:szCs w:val="28"/>
+              </w:rPr>
+              <w:t>-</w:t>
             </w:r>
           </w:p>
         </w:tc>
         <w:tc>
           <w:tcPr>
-            <w:tcW w:w="960" w:type="dxa"/>
+            <w:tcW w:w="719" w:type="dxa"/>
             <w:noWrap/>
-            <w:hideMark/>
           </w:tcPr>
           <w:p>
             <w:pPr>
               <w:pStyle w:val="aff3"/>
+              <w:rPr>
+                <w:szCs w:val="28"/>
+              </w:rPr>
             </w:pPr>
             <w:r>
-              <w:t>0,31</w:t>
+              <w:rPr>
+                <w:szCs w:val="28"/>
+              </w:rPr>
+              <w:t>-</w:t>
             </w:r>
           </w:p>
         </w:tc>
         <w:tc>
           <w:tcPr>
-            <w:tcW w:w="960" w:type="dxa"/>
+            <w:tcW w:w="719" w:type="dxa"/>
             <w:noWrap/>
-            <w:hideMark/>
           </w:tcPr>
           <w:p>
             <w:pPr>
               <w:pStyle w:val="aff3"/>
+              <w:rPr>
+                <w:szCs w:val="28"/>
+              </w:rPr>
             </w:pPr>
             <w:r>
-              <w:t>0,33</w:t>
+              <w:rPr>
+                <w:szCs w:val="28"/>
+              </w:rPr>
+              <w:t>-</w:t>
             </w:r>
           </w:p>
         </w:tc>
         <w:tc>
           <w:tcPr>
-            <w:tcW w:w="960" w:type="dxa"/>
+            <w:tcW w:w="719" w:type="dxa"/>
             <w:noWrap/>
-            <w:hideMark/>
           </w:tcPr>
           <w:p>
             <w:pPr>
               <w:pStyle w:val="aff3"/>
+              <w:rPr>
+                <w:szCs w:val="28"/>
+              </w:rPr>
             </w:pPr>
             <w:r>
-              <w:t>0,31</w:t>
+              <w:rPr>
+                <w:szCs w:val="28"/>
+              </w:rPr>
+              <w:t>-</w:t>
             </w:r>
           </w:p>
         </w:tc>
         <w:tc>
           <w:tcPr>
-            <w:tcW w:w="960" w:type="dxa"/>
+            <w:tcW w:w="719" w:type="dxa"/>
             <w:noWrap/>
-            <w:hideMark/>
           </w:tcPr>
           <w:p>
             <w:pPr>
               <w:pStyle w:val="aff3"/>
+              <w:rPr>
+                <w:szCs w:val="28"/>
+              </w:rPr>
             </w:pPr>
             <w:r>
-              <w:t>0,33</w:t>
+              <w:rPr>
+                <w:szCs w:val="28"/>
+              </w:rPr>
+              <w:t>-</w:t>
             </w:r>
           </w:p>
         </w:tc>
         <w:tc>
           <w:tcPr>
-            <w:tcW w:w="960" w:type="dxa"/>
+            <w:tcW w:w="719" w:type="dxa"/>
             <w:noWrap/>
-            <w:hideMark/>
           </w:tcPr>
           <w:p>
             <w:pPr>
               <w:pStyle w:val="aff3"/>
+              <w:rPr>
+                <w:szCs w:val="28"/>
+              </w:rPr>
             </w:pPr>
             <w:r>
-              <w:t>0,32</w:t>
+              <w:rPr>
+                <w:szCs w:val="28"/>
+              </w:rPr>
+              <w:t>-</w:t>
             </w:r>
           </w:p>
         </w:tc>
         <w:tc>
           <w:tcPr>
-            <w:tcW w:w="960" w:type="dxa"/>
+            <w:tcW w:w="719" w:type="dxa"/>
             <w:noWrap/>
-            <w:hideMark/>
           </w:tcPr>
           <w:p>
             <w:pPr>
               <w:pStyle w:val="aff3"/>
+              <w:rPr>
+                <w:szCs w:val="28"/>
+              </w:rPr>
             </w:pPr>
             <w:r>
-              <w:t>0,3</w:t>
+              <w:rPr>
+                <w:szCs w:val="28"/>
+              </w:rPr>
+              <w:t>-</w:t>
             </w:r>
           </w:p>
         </w:tc>
@@ -1486,195 +1882,273 @@
         </w:trPr>
         <w:tc>
           <w:tcPr>
-            <w:tcW w:w="960" w:type="dxa"/>
+            <w:tcW w:w="718" w:type="dxa"/>
             <w:noWrap/>
             <w:hideMark/>
           </w:tcPr>
           <w:p>
             <w:pPr>
               <w:pStyle w:val="aff3"/>
+              <w:rPr>
+                <w:szCs w:val="28"/>
+              </w:rPr>
             </w:pPr>
             <w:r>
+              <w:rPr>
+                <w:szCs w:val="28"/>
+              </w:rPr>
               <w:t>4</w:t>
             </w:r>
           </w:p>
         </w:tc>
         <w:tc>
           <w:tcPr>
-            <w:tcW w:w="960" w:type="dxa"/>
+            <w:tcW w:w="719" w:type="dxa"/>
             <w:noWrap/>
             <w:hideMark/>
           </w:tcPr>
           <w:p>
             <w:pPr>
               <w:pStyle w:val="aff3"/>
+              <w:rPr>
+                <w:szCs w:val="28"/>
+              </w:rPr>
             </w:pPr>
             <w:r>
+              <w:rPr>
+                <w:szCs w:val="28"/>
+              </w:rPr>
               <w:t>ЗКЧКК</w:t>
             </w:r>
           </w:p>
         </w:tc>
         <w:tc>
           <w:tcPr>
-            <w:tcW w:w="960" w:type="dxa"/>
+            <w:tcW w:w="719" w:type="dxa"/>
             <w:noWrap/>
             <w:hideMark/>
           </w:tcPr>
           <w:p>
             <w:pPr>
               <w:pStyle w:val="aff3"/>
+              <w:rPr>
+                <w:szCs w:val="28"/>
+              </w:rPr>
             </w:pPr>
             <w:r>
+              <w:rPr>
+                <w:szCs w:val="28"/>
+              </w:rPr>
               <w:t>5,1кОМ</w:t>
             </w:r>
           </w:p>
         </w:tc>
         <w:tc>
           <w:tcPr>
-            <w:tcW w:w="960" w:type="dxa"/>
+            <w:tcW w:w="719" w:type="dxa"/>
             <w:noWrap/>
             <w:hideMark/>
           </w:tcPr>
           <w:p>
             <w:pPr>
               <w:pStyle w:val="aff3"/>
+              <w:rPr>
+                <w:szCs w:val="28"/>
+              </w:rPr>
             </w:pPr>
             <w:r>
+              <w:rPr>
+                <w:szCs w:val="28"/>
+              </w:rPr>
               <w:t>5,07</w:t>
             </w:r>
           </w:p>
         </w:tc>
         <w:tc>
           <w:tcPr>
-            <w:tcW w:w="960" w:type="dxa"/>
+            <w:tcW w:w="719" w:type="dxa"/>
             <w:noWrap/>
             <w:hideMark/>
           </w:tcPr>
           <w:p>
             <w:pPr>
               <w:pStyle w:val="aff3"/>
+              <w:rPr>
+                <w:szCs w:val="28"/>
+              </w:rPr>
             </w:pPr>
             <w:r>
+              <w:rPr>
+                <w:szCs w:val="28"/>
+              </w:rPr>
               <w:t>5,03</w:t>
             </w:r>
           </w:p>
         </w:tc>
         <w:tc>
           <w:tcPr>
-            <w:tcW w:w="960" w:type="dxa"/>
+            <w:tcW w:w="719" w:type="dxa"/>
             <w:noWrap/>
             <w:hideMark/>
           </w:tcPr>
           <w:p>
             <w:pPr>
               <w:pStyle w:val="aff3"/>
+              <w:rPr>
+                <w:szCs w:val="28"/>
+              </w:rPr>
             </w:pPr>
             <w:r>
+              <w:rPr>
+                <w:szCs w:val="28"/>
+              </w:rPr>
               <w:t>4,9</w:t>
             </w:r>
           </w:p>
         </w:tc>
         <w:tc>
           <w:tcPr>
-            <w:tcW w:w="960" w:type="dxa"/>
+            <w:tcW w:w="718" w:type="dxa"/>
             <w:noWrap/>
             <w:hideMark/>
           </w:tcPr>
           <w:p>
             <w:pPr>
               <w:pStyle w:val="aff3"/>
+              <w:rPr>
+                <w:szCs w:val="28"/>
+              </w:rPr>
             </w:pPr>
             <w:r>
+              <w:rPr>
+                <w:szCs w:val="28"/>
+              </w:rPr>
               <w:t>5,28</w:t>
             </w:r>
           </w:p>
         </w:tc>
         <w:tc>
           <w:tcPr>
-            <w:tcW w:w="960" w:type="dxa"/>
+            <w:tcW w:w="719" w:type="dxa"/>
             <w:noWrap/>
             <w:hideMark/>
           </w:tcPr>
           <w:p>
             <w:pPr>
               <w:pStyle w:val="aff3"/>
+              <w:rPr>
+                <w:szCs w:val="28"/>
+              </w:rPr>
             </w:pPr>
             <w:r>
+              <w:rPr>
+                <w:szCs w:val="28"/>
+              </w:rPr>
               <w:t>5,03</w:t>
             </w:r>
           </w:p>
         </w:tc>
         <w:tc>
           <w:tcPr>
-            <w:tcW w:w="960" w:type="dxa"/>
+            <w:tcW w:w="719" w:type="dxa"/>
             <w:noWrap/>
             <w:hideMark/>
           </w:tcPr>
           <w:p>
             <w:pPr>
               <w:pStyle w:val="aff3"/>
+              <w:rPr>
+                <w:szCs w:val="28"/>
+              </w:rPr>
             </w:pPr>
             <w:r>
+              <w:rPr>
+                <w:szCs w:val="28"/>
+              </w:rPr>
               <w:t>5,12</w:t>
             </w:r>
           </w:p>
         </w:tc>
         <w:tc>
           <w:tcPr>
-            <w:tcW w:w="960" w:type="dxa"/>
+            <w:tcW w:w="719" w:type="dxa"/>
             <w:noWrap/>
             <w:hideMark/>
           </w:tcPr>
           <w:p>
             <w:pPr>
               <w:pStyle w:val="aff3"/>
+              <w:rPr>
+                <w:szCs w:val="28"/>
+              </w:rPr>
             </w:pPr>
             <w:r>
+              <w:rPr>
+                <w:szCs w:val="28"/>
+              </w:rPr>
               <w:t>5</w:t>
             </w:r>
           </w:p>
         </w:tc>
         <w:tc>
           <w:tcPr>
-            <w:tcW w:w="960" w:type="dxa"/>
+            <w:tcW w:w="719" w:type="dxa"/>
             <w:noWrap/>
             <w:hideMark/>
           </w:tcPr>
           <w:p>
             <w:pPr>
               <w:pStyle w:val="aff3"/>
+              <w:rPr>
+                <w:szCs w:val="28"/>
+              </w:rPr>
             </w:pPr>
             <w:r>
+              <w:rPr>
+                <w:szCs w:val="28"/>
+              </w:rPr>
               <w:t>4,98</w:t>
             </w:r>
           </w:p>
         </w:tc>
         <w:tc>
           <w:tcPr>
-            <w:tcW w:w="960" w:type="dxa"/>
+            <w:tcW w:w="719" w:type="dxa"/>
             <w:noWrap/>
             <w:hideMark/>
           </w:tcPr>
           <w:p>
             <w:pPr>
               <w:pStyle w:val="aff3"/>
+              <w:rPr>
+                <w:szCs w:val="28"/>
+              </w:rPr>
             </w:pPr>
             <w:r>
+              <w:rPr>
+                <w:szCs w:val="28"/>
+              </w:rPr>
               <w:t>5,18</w:t>
             </w:r>
           </w:p>
         </w:tc>
         <w:tc>
           <w:tcPr>
-            <w:tcW w:w="960" w:type="dxa"/>
+            <w:tcW w:w="719" w:type="dxa"/>
             <w:noWrap/>
             <w:hideMark/>
           </w:tcPr>
           <w:p>
             <w:pPr>
               <w:pStyle w:val="aff3"/>
+              <w:rPr>
+                <w:szCs w:val="28"/>
+              </w:rPr>
             </w:pPr>
             <w:r>
+              <w:rPr>
+                <w:szCs w:val="28"/>
+              </w:rPr>
               <w:t>5,06</w:t>
             </w:r>
           </w:p>
@@ -1686,195 +2160,273 @@
         </w:trPr>
         <w:tc>
           <w:tcPr>
-            <w:tcW w:w="960" w:type="dxa"/>
+            <w:tcW w:w="718" w:type="dxa"/>
             <w:noWrap/>
             <w:hideMark/>
           </w:tcPr>
           <w:p>
             <w:pPr>
               <w:pStyle w:val="aff3"/>
+              <w:rPr>
+                <w:szCs w:val="28"/>
+              </w:rPr>
             </w:pPr>
             <w:r>
+              <w:rPr>
+                <w:szCs w:val="28"/>
+              </w:rPr>
               <w:t>5</w:t>
             </w:r>
           </w:p>
         </w:tc>
         <w:tc>
           <w:tcPr>
-            <w:tcW w:w="960" w:type="dxa"/>
+            <w:tcW w:w="719" w:type="dxa"/>
             <w:noWrap/>
             <w:hideMark/>
           </w:tcPr>
           <w:p>
             <w:pPr>
               <w:pStyle w:val="aff3"/>
+              <w:rPr>
+                <w:szCs w:val="28"/>
+              </w:rPr>
             </w:pPr>
             <w:r>
+              <w:rPr>
+                <w:szCs w:val="28"/>
+              </w:rPr>
               <w:t>КЧОС</w:t>
             </w:r>
           </w:p>
         </w:tc>
         <w:tc>
           <w:tcPr>
-            <w:tcW w:w="960" w:type="dxa"/>
+            <w:tcW w:w="719" w:type="dxa"/>
             <w:noWrap/>
             <w:hideMark/>
           </w:tcPr>
           <w:p>
             <w:pPr>
               <w:pStyle w:val="aff3"/>
+              <w:rPr>
+                <w:szCs w:val="28"/>
+              </w:rPr>
             </w:pPr>
             <w:r>
+              <w:rPr>
+                <w:szCs w:val="28"/>
+              </w:rPr>
               <w:t>10кОМ</w:t>
             </w:r>
           </w:p>
         </w:tc>
         <w:tc>
           <w:tcPr>
-            <w:tcW w:w="960" w:type="dxa"/>
+            <w:tcW w:w="719" w:type="dxa"/>
             <w:noWrap/>
             <w:hideMark/>
           </w:tcPr>
           <w:p>
             <w:pPr>
               <w:pStyle w:val="aff3"/>
+              <w:rPr>
+                <w:szCs w:val="28"/>
+              </w:rPr>
             </w:pPr>
             <w:r>
+              <w:rPr>
+                <w:szCs w:val="28"/>
+              </w:rPr>
               <w:t>10,3</w:t>
             </w:r>
           </w:p>
         </w:tc>
         <w:tc>
           <w:tcPr>
-            <w:tcW w:w="960" w:type="dxa"/>
+            <w:tcW w:w="719" w:type="dxa"/>
             <w:noWrap/>
             <w:hideMark/>
           </w:tcPr>
           <w:p>
             <w:pPr>
               <w:pStyle w:val="aff3"/>
+              <w:rPr>
+                <w:szCs w:val="28"/>
+              </w:rPr>
             </w:pPr>
             <w:r>
+              <w:rPr>
+                <w:szCs w:val="28"/>
+              </w:rPr>
               <w:t>10,2</w:t>
             </w:r>
           </w:p>
         </w:tc>
         <w:tc>
           <w:tcPr>
-            <w:tcW w:w="960" w:type="dxa"/>
+            <w:tcW w:w="719" w:type="dxa"/>
             <w:noWrap/>
             <w:hideMark/>
           </w:tcPr>
           <w:p>
             <w:pPr>
               <w:pStyle w:val="aff3"/>
+              <w:rPr>
+                <w:szCs w:val="28"/>
+              </w:rPr>
             </w:pPr>
             <w:r>
+              <w:rPr>
+                <w:szCs w:val="28"/>
+              </w:rPr>
               <w:t>10,15</w:t>
             </w:r>
           </w:p>
         </w:tc>
         <w:tc>
           <w:tcPr>
-            <w:tcW w:w="960" w:type="dxa"/>
+            <w:tcW w:w="718" w:type="dxa"/>
             <w:noWrap/>
             <w:hideMark/>
           </w:tcPr>
           <w:p>
             <w:pPr>
               <w:pStyle w:val="aff3"/>
+              <w:rPr>
+                <w:szCs w:val="28"/>
+              </w:rPr>
             </w:pPr>
             <w:r>
+              <w:rPr>
+                <w:szCs w:val="28"/>
+              </w:rPr>
               <w:t>10,4</w:t>
             </w:r>
           </w:p>
         </w:tc>
         <w:tc>
           <w:tcPr>
-            <w:tcW w:w="960" w:type="dxa"/>
+            <w:tcW w:w="719" w:type="dxa"/>
             <w:noWrap/>
             <w:hideMark/>
           </w:tcPr>
           <w:p>
             <w:pPr>
               <w:pStyle w:val="aff3"/>
+              <w:rPr>
+                <w:szCs w:val="28"/>
+              </w:rPr>
             </w:pPr>
             <w:r>
+              <w:rPr>
+                <w:szCs w:val="28"/>
+              </w:rPr>
               <w:t>10,38</w:t>
             </w:r>
           </w:p>
         </w:tc>
         <w:tc>
           <w:tcPr>
-            <w:tcW w:w="960" w:type="dxa"/>
+            <w:tcW w:w="719" w:type="dxa"/>
             <w:noWrap/>
             <w:hideMark/>
           </w:tcPr>
           <w:p>
             <w:pPr>
               <w:pStyle w:val="aff3"/>
+              <w:rPr>
+                <w:szCs w:val="28"/>
+              </w:rPr>
             </w:pPr>
             <w:r>
+              <w:rPr>
+                <w:szCs w:val="28"/>
+              </w:rPr>
               <w:t>10,22</w:t>
             </w:r>
           </w:p>
         </w:tc>
         <w:tc>
           <w:tcPr>
-            <w:tcW w:w="960" w:type="dxa"/>
+            <w:tcW w:w="719" w:type="dxa"/>
             <w:noWrap/>
             <w:hideMark/>
           </w:tcPr>
           <w:p>
             <w:pPr>
               <w:pStyle w:val="aff3"/>
+              <w:rPr>
+                <w:szCs w:val="28"/>
+              </w:rPr>
             </w:pPr>
             <w:r>
+              <w:rPr>
+                <w:szCs w:val="28"/>
+              </w:rPr>
               <w:t>10,31</w:t>
             </w:r>
           </w:p>
         </w:tc>
         <w:tc>
           <w:tcPr>
-            <w:tcW w:w="960" w:type="dxa"/>
+            <w:tcW w:w="719" w:type="dxa"/>
             <w:noWrap/>
             <w:hideMark/>
           </w:tcPr>
           <w:p>
             <w:pPr>
               <w:pStyle w:val="aff3"/>
+              <w:rPr>
+                <w:szCs w:val="28"/>
+              </w:rPr>
             </w:pPr>
             <w:r>
+              <w:rPr>
+                <w:szCs w:val="28"/>
+              </w:rPr>
               <w:t>10,27</w:t>
             </w:r>
           </w:p>
         </w:tc>
         <w:tc>
           <w:tcPr>
-            <w:tcW w:w="960" w:type="dxa"/>
+            <w:tcW w:w="719" w:type="dxa"/>
             <w:noWrap/>
             <w:hideMark/>
           </w:tcPr>
           <w:p>
             <w:pPr>
               <w:pStyle w:val="aff3"/>
+              <w:rPr>
+                <w:szCs w:val="28"/>
+              </w:rPr>
             </w:pPr>
             <w:r>
+              <w:rPr>
+                <w:szCs w:val="28"/>
+              </w:rPr>
               <w:t>10,18</w:t>
             </w:r>
           </w:p>
         </w:tc>
         <w:tc>
           <w:tcPr>
-            <w:tcW w:w="960" w:type="dxa"/>
+            <w:tcW w:w="719" w:type="dxa"/>
             <w:noWrap/>
             <w:hideMark/>
           </w:tcPr>
           <w:p>
             <w:pPr>
               <w:pStyle w:val="aff3"/>
+              <w:rPr>
+                <w:szCs w:val="28"/>
+              </w:rPr>
             </w:pPr>
             <w:r>
+              <w:rPr>
+                <w:szCs w:val="28"/>
+              </w:rPr>
               <w:t>10,35</w:t>
             </w:r>
           </w:p>
@@ -1890,7 +2442,44 @@
         <w:rPr>
           <w:bCs/>
         </w:rPr>
-        <w:t xml:space="preserve">Таблица 2 </w:t>
+        <w:t xml:space="preserve">Таблица </w:t>
+      </w:r>
+      <w:r>
+        <w:rPr>
+          <w:bCs/>
+        </w:rPr>
+        <w:fldChar w:fldCharType="begin"/>
+      </w:r>
+      <w:r>
+        <w:rPr>
+          <w:bCs/>
+        </w:rPr>
+        <w:instrText xml:space="preserve"> SEQ Таблица \* ARABIC </w:instrText>
+      </w:r>
+      <w:r>
+        <w:rPr>
+          <w:bCs/>
+        </w:rPr>
+        <w:fldChar w:fldCharType="separate"/>
+      </w:r>
+      <w:r>
+        <w:rPr>
+          <w:bCs/>
+          <w:noProof/>
+        </w:rPr>
+        <w:t>2</w:t>
+      </w:r>
+      <w:r>
+        <w:rPr>
+          <w:bCs/>
+        </w:rPr>
+        <w:fldChar w:fldCharType="end"/>
+      </w:r>
+      <w:r>
+        <w:rPr>
+          <w:bCs/>
+        </w:rPr>
+        <w:t xml:space="preserve"> </w:t>
       </w:r>
       <w:r>
         <w:rPr>
@@ -1912,22 +2501,23 @@
       <w:tblPr>
         <w:tblStyle w:val="a4"/>
         <w:tblW w:w="0" w:type="auto"/>
+        <w:tblLayout w:type="fixed"/>
         <w:tblLook w:val="04A0" w:firstRow="1" w:lastRow="0" w:firstColumn="1" w:lastColumn="0" w:noHBand="0" w:noVBand="1"/>
       </w:tblPr>
       <w:tblGrid>
-        <w:gridCol w:w="693"/>
-        <w:gridCol w:w="783"/>
-        <w:gridCol w:w="912"/>
-        <w:gridCol w:w="694"/>
-        <w:gridCol w:w="694"/>
-        <w:gridCol w:w="711"/>
-        <w:gridCol w:w="694"/>
-        <w:gridCol w:w="694"/>
-        <w:gridCol w:w="694"/>
-        <w:gridCol w:w="694"/>
-        <w:gridCol w:w="694"/>
-        <w:gridCol w:w="694"/>
-        <w:gridCol w:w="694"/>
+        <w:gridCol w:w="718"/>
+        <w:gridCol w:w="719"/>
+        <w:gridCol w:w="719"/>
+        <w:gridCol w:w="719"/>
+        <w:gridCol w:w="719"/>
+        <w:gridCol w:w="719"/>
+        <w:gridCol w:w="718"/>
+        <w:gridCol w:w="719"/>
+        <w:gridCol w:w="719"/>
+        <w:gridCol w:w="719"/>
+        <w:gridCol w:w="719"/>
+        <w:gridCol w:w="719"/>
+        <w:gridCol w:w="719"/>
       </w:tblGrid>
       <w:tr>
         <w:trPr>
@@ -1935,195 +2525,273 @@
         </w:trPr>
         <w:tc>
           <w:tcPr>
-            <w:tcW w:w="960" w:type="dxa"/>
+            <w:tcW w:w="718" w:type="dxa"/>
             <w:noWrap/>
             <w:hideMark/>
           </w:tcPr>
           <w:p>
             <w:pPr>
               <w:pStyle w:val="aff5"/>
+              <w:rPr>
+                <w:szCs w:val="28"/>
+              </w:rPr>
             </w:pPr>
             <w:r>
+              <w:rPr>
+                <w:szCs w:val="28"/>
+              </w:rPr>
               <w:t>№</w:t>
             </w:r>
           </w:p>
         </w:tc>
         <w:tc>
           <w:tcPr>
-            <w:tcW w:w="960" w:type="dxa"/>
+            <w:tcW w:w="719" w:type="dxa"/>
             <w:noWrap/>
             <w:hideMark/>
           </w:tcPr>
           <w:p>
             <w:pPr>
               <w:pStyle w:val="aff5"/>
+              <w:rPr>
+                <w:szCs w:val="28"/>
+              </w:rPr>
             </w:pPr>
             <w:r>
+              <w:rPr>
+                <w:szCs w:val="28"/>
+              </w:rPr>
               <w:t>Цвет</w:t>
             </w:r>
           </w:p>
         </w:tc>
         <w:tc>
           <w:tcPr>
-            <w:tcW w:w="960" w:type="dxa"/>
+            <w:tcW w:w="719" w:type="dxa"/>
             <w:noWrap/>
             <w:hideMark/>
           </w:tcPr>
           <w:p>
             <w:pPr>
               <w:pStyle w:val="aff5"/>
+              <w:rPr>
+                <w:szCs w:val="28"/>
+              </w:rPr>
             </w:pPr>
             <w:r>
+              <w:rPr>
+                <w:szCs w:val="28"/>
+              </w:rPr>
               <w:t>Номинал</w:t>
             </w:r>
           </w:p>
         </w:tc>
         <w:tc>
           <w:tcPr>
-            <w:tcW w:w="960" w:type="dxa"/>
+            <w:tcW w:w="719" w:type="dxa"/>
             <w:noWrap/>
             <w:hideMark/>
           </w:tcPr>
           <w:p>
             <w:pPr>
               <w:pStyle w:val="aff5"/>
+              <w:rPr>
+                <w:szCs w:val="28"/>
+              </w:rPr>
             </w:pPr>
             <w:r>
+              <w:rPr>
+                <w:szCs w:val="28"/>
+              </w:rPr>
               <w:t>Замер 1</w:t>
             </w:r>
           </w:p>
         </w:tc>
         <w:tc>
           <w:tcPr>
-            <w:tcW w:w="960" w:type="dxa"/>
+            <w:tcW w:w="719" w:type="dxa"/>
             <w:noWrap/>
             <w:hideMark/>
           </w:tcPr>
           <w:p>
             <w:pPr>
               <w:pStyle w:val="aff5"/>
+              <w:rPr>
+                <w:szCs w:val="28"/>
+              </w:rPr>
             </w:pPr>
             <w:r>
+              <w:rPr>
+                <w:szCs w:val="28"/>
+              </w:rPr>
               <w:t>Замер 2</w:t>
             </w:r>
           </w:p>
         </w:tc>
         <w:tc>
           <w:tcPr>
-            <w:tcW w:w="960" w:type="dxa"/>
+            <w:tcW w:w="719" w:type="dxa"/>
             <w:noWrap/>
             <w:hideMark/>
           </w:tcPr>
           <w:p>
             <w:pPr>
               <w:pStyle w:val="aff5"/>
+              <w:rPr>
+                <w:szCs w:val="28"/>
+              </w:rPr>
             </w:pPr>
             <w:r>
+              <w:rPr>
+                <w:szCs w:val="28"/>
+              </w:rPr>
               <w:t>Замер 3</w:t>
             </w:r>
           </w:p>
         </w:tc>
         <w:tc>
           <w:tcPr>
-            <w:tcW w:w="960" w:type="dxa"/>
+            <w:tcW w:w="718" w:type="dxa"/>
             <w:noWrap/>
             <w:hideMark/>
           </w:tcPr>
           <w:p>
             <w:pPr>
               <w:pStyle w:val="aff5"/>
+              <w:rPr>
+                <w:szCs w:val="28"/>
+              </w:rPr>
             </w:pPr>
             <w:r>
+              <w:rPr>
+                <w:szCs w:val="28"/>
+              </w:rPr>
               <w:t>Замер 4</w:t>
             </w:r>
           </w:p>
         </w:tc>
         <w:tc>
           <w:tcPr>
-            <w:tcW w:w="960" w:type="dxa"/>
+            <w:tcW w:w="719" w:type="dxa"/>
             <w:noWrap/>
             <w:hideMark/>
           </w:tcPr>
           <w:p>
             <w:pPr>
               <w:pStyle w:val="aff5"/>
+              <w:rPr>
+                <w:szCs w:val="28"/>
+              </w:rPr>
             </w:pPr>
             <w:r>
+              <w:rPr>
+                <w:szCs w:val="28"/>
+              </w:rPr>
               <w:t>Замер 5</w:t>
             </w:r>
           </w:p>
         </w:tc>
         <w:tc>
           <w:tcPr>
-            <w:tcW w:w="960" w:type="dxa"/>
+            <w:tcW w:w="719" w:type="dxa"/>
             <w:noWrap/>
             <w:hideMark/>
           </w:tcPr>
           <w:p>
             <w:pPr>
               <w:pStyle w:val="aff5"/>
+              <w:rPr>
+                <w:szCs w:val="28"/>
+              </w:rPr>
             </w:pPr>
             <w:r>
+              <w:rPr>
+                <w:szCs w:val="28"/>
+              </w:rPr>
               <w:t>Замер 6</w:t>
             </w:r>
           </w:p>
         </w:tc>
         <w:tc>
           <w:tcPr>
-            <w:tcW w:w="960" w:type="dxa"/>
+            <w:tcW w:w="719" w:type="dxa"/>
             <w:noWrap/>
             <w:hideMark/>
           </w:tcPr>
           <w:p>
             <w:pPr>
               <w:pStyle w:val="aff5"/>
+              <w:rPr>
+                <w:szCs w:val="28"/>
+              </w:rPr>
             </w:pPr>
             <w:r>
+              <w:rPr>
+                <w:szCs w:val="28"/>
+              </w:rPr>
               <w:t>Замер 7</w:t>
             </w:r>
           </w:p>
         </w:tc>
         <w:tc>
           <w:tcPr>
-            <w:tcW w:w="960" w:type="dxa"/>
+            <w:tcW w:w="719" w:type="dxa"/>
             <w:noWrap/>
             <w:hideMark/>
           </w:tcPr>
           <w:p>
             <w:pPr>
               <w:pStyle w:val="aff5"/>
+              <w:rPr>
+                <w:szCs w:val="28"/>
+              </w:rPr>
             </w:pPr>
             <w:r>
+              <w:rPr>
+                <w:szCs w:val="28"/>
+              </w:rPr>
               <w:t>Замер 8</w:t>
             </w:r>
           </w:p>
         </w:tc>
         <w:tc>
           <w:tcPr>
-            <w:tcW w:w="960" w:type="dxa"/>
+            <w:tcW w:w="719" w:type="dxa"/>
             <w:noWrap/>
             <w:hideMark/>
           </w:tcPr>
           <w:p>
             <w:pPr>
               <w:pStyle w:val="aff5"/>
+              <w:rPr>
+                <w:szCs w:val="28"/>
+              </w:rPr>
             </w:pPr>
             <w:r>
+              <w:rPr>
+                <w:szCs w:val="28"/>
+              </w:rPr>
               <w:t>Замер 9</w:t>
             </w:r>
           </w:p>
         </w:tc>
         <w:tc>
           <w:tcPr>
-            <w:tcW w:w="960" w:type="dxa"/>
+            <w:tcW w:w="719" w:type="dxa"/>
             <w:noWrap/>
             <w:hideMark/>
           </w:tcPr>
           <w:p>
             <w:pPr>
               <w:pStyle w:val="aff5"/>
+              <w:rPr>
+                <w:szCs w:val="28"/>
+              </w:rPr>
             </w:pPr>
             <w:r>
+              <w:rPr>
+                <w:szCs w:val="28"/>
+              </w:rPr>
               <w:t>Замер 10</w:t>
             </w:r>
           </w:p>
@@ -2135,196 +2803,274 @@
         </w:trPr>
         <w:tc>
           <w:tcPr>
-            <w:tcW w:w="960" w:type="dxa"/>
+            <w:tcW w:w="718" w:type="dxa"/>
             <w:noWrap/>
             <w:hideMark/>
           </w:tcPr>
           <w:p>
             <w:pPr>
               <w:pStyle w:val="aff3"/>
+              <w:rPr>
+                <w:szCs w:val="28"/>
+              </w:rPr>
             </w:pPr>
             <w:r>
+              <w:rPr>
+                <w:szCs w:val="28"/>
+              </w:rPr>
               <w:t>1</w:t>
             </w:r>
           </w:p>
         </w:tc>
         <w:tc>
           <w:tcPr>
-            <w:tcW w:w="960" w:type="dxa"/>
+            <w:tcW w:w="719" w:type="dxa"/>
             <w:noWrap/>
             <w:hideMark/>
           </w:tcPr>
           <w:p>
             <w:pPr>
               <w:pStyle w:val="aff3"/>
+              <w:rPr>
+                <w:szCs w:val="28"/>
+              </w:rPr>
             </w:pPr>
             <w:r>
+              <w:rPr>
+                <w:szCs w:val="28"/>
+              </w:rPr>
               <w:t>1К5</w:t>
             </w:r>
           </w:p>
         </w:tc>
         <w:tc>
           <w:tcPr>
-            <w:tcW w:w="960" w:type="dxa"/>
+            <w:tcW w:w="719" w:type="dxa"/>
             <w:noWrap/>
             <w:hideMark/>
           </w:tcPr>
           <w:p>
             <w:pPr>
               <w:pStyle w:val="aff3"/>
+              <w:rPr>
+                <w:szCs w:val="28"/>
+              </w:rPr>
             </w:pPr>
             <w:r>
+              <w:rPr>
+                <w:szCs w:val="28"/>
+              </w:rPr>
               <w:t>1,5кОМ</w:t>
             </w:r>
           </w:p>
         </w:tc>
         <w:tc>
           <w:tcPr>
-            <w:tcW w:w="960" w:type="dxa"/>
+            <w:tcW w:w="719" w:type="dxa"/>
             <w:noWrap/>
             <w:hideMark/>
           </w:tcPr>
           <w:p>
             <w:pPr>
               <w:pStyle w:val="aff3"/>
+              <w:rPr>
+                <w:szCs w:val="28"/>
+              </w:rPr>
             </w:pPr>
             <w:r>
+              <w:rPr>
+                <w:szCs w:val="28"/>
+              </w:rPr>
               <w:t>1,5</w:t>
             </w:r>
           </w:p>
         </w:tc>
         <w:tc>
           <w:tcPr>
-            <w:tcW w:w="960" w:type="dxa"/>
+            <w:tcW w:w="719" w:type="dxa"/>
             <w:noWrap/>
             <w:hideMark/>
           </w:tcPr>
           <w:p>
             <w:pPr>
               <w:pStyle w:val="aff3"/>
+              <w:rPr>
+                <w:szCs w:val="28"/>
+              </w:rPr>
             </w:pPr>
             <w:r>
-              <w:t>152</w:t>
+              <w:rPr>
+                <w:szCs w:val="28"/>
+              </w:rPr>
+              <w:t>1,52</w:t>
             </w:r>
           </w:p>
         </w:tc>
         <w:tc>
           <w:tcPr>
-            <w:tcW w:w="960" w:type="dxa"/>
+            <w:tcW w:w="719" w:type="dxa"/>
             <w:noWrap/>
             <w:hideMark/>
           </w:tcPr>
           <w:p>
             <w:pPr>
               <w:pStyle w:val="aff3"/>
+              <w:rPr>
+                <w:szCs w:val="28"/>
+              </w:rPr>
             </w:pPr>
             <w:r>
-              <w:t>148,00</w:t>
+              <w:rPr>
+                <w:szCs w:val="28"/>
+              </w:rPr>
+              <w:t>1,48</w:t>
             </w:r>
           </w:p>
         </w:tc>
         <w:tc>
           <w:tcPr>
-            <w:tcW w:w="960" w:type="dxa"/>
+            <w:tcW w:w="718" w:type="dxa"/>
             <w:noWrap/>
             <w:hideMark/>
           </w:tcPr>
           <w:p>
             <w:pPr>
               <w:pStyle w:val="aff3"/>
+              <w:rPr>
+                <w:szCs w:val="28"/>
+              </w:rPr>
             </w:pPr>
             <w:r>
-              <w:t>149</w:t>
+              <w:rPr>
+                <w:szCs w:val="28"/>
+              </w:rPr>
+              <w:t>1,49</w:t>
             </w:r>
           </w:p>
         </w:tc>
         <w:tc>
           <w:tcPr>
-            <w:tcW w:w="960" w:type="dxa"/>
+            <w:tcW w:w="719" w:type="dxa"/>
             <w:noWrap/>
             <w:hideMark/>
           </w:tcPr>
           <w:p>
             <w:pPr>
               <w:pStyle w:val="aff3"/>
+              <w:rPr>
+                <w:szCs w:val="28"/>
+              </w:rPr>
             </w:pPr>
             <w:r>
-              <w:t>151</w:t>
+              <w:rPr>
+                <w:szCs w:val="28"/>
+              </w:rPr>
+              <w:t>1,51</w:t>
             </w:r>
           </w:p>
         </w:tc>
         <w:tc>
           <w:tcPr>
-            <w:tcW w:w="960" w:type="dxa"/>
+            <w:tcW w:w="719" w:type="dxa"/>
             <w:noWrap/>
             <w:hideMark/>
           </w:tcPr>
           <w:p>
             <w:pPr>
               <w:pStyle w:val="aff3"/>
+              <w:rPr>
+                <w:szCs w:val="28"/>
+              </w:rPr>
             </w:pPr>
             <w:r>
-              <w:t>150</w:t>
+              <w:rPr>
+                <w:szCs w:val="28"/>
+              </w:rPr>
+              <w:t>1,5</w:t>
             </w:r>
           </w:p>
         </w:tc>
         <w:tc>
           <w:tcPr>
-            <w:tcW w:w="960" w:type="dxa"/>
+            <w:tcW w:w="719" w:type="dxa"/>
             <w:noWrap/>
             <w:hideMark/>
           </w:tcPr>
           <w:p>
             <w:pPr>
               <w:pStyle w:val="aff3"/>
+              <w:rPr>
+                <w:szCs w:val="28"/>
+              </w:rPr>
             </w:pPr>
             <w:r>
-              <w:t>153</w:t>
+              <w:rPr>
+                <w:szCs w:val="28"/>
+              </w:rPr>
+              <w:t>1,53</w:t>
             </w:r>
           </w:p>
         </w:tc>
         <w:tc>
           <w:tcPr>
-            <w:tcW w:w="960" w:type="dxa"/>
+            <w:tcW w:w="719" w:type="dxa"/>
             <w:noWrap/>
             <w:hideMark/>
           </w:tcPr>
           <w:p>
             <w:pPr>
               <w:pStyle w:val="aff3"/>
+              <w:rPr>
+                <w:szCs w:val="28"/>
+              </w:rPr>
             </w:pPr>
             <w:r>
-              <w:t>147</w:t>
+              <w:rPr>
+                <w:szCs w:val="28"/>
+              </w:rPr>
+              <w:t>1,47</w:t>
             </w:r>
           </w:p>
         </w:tc>
         <w:tc>
           <w:tcPr>
-            <w:tcW w:w="960" w:type="dxa"/>
+            <w:tcW w:w="719" w:type="dxa"/>
             <w:noWrap/>
             <w:hideMark/>
           </w:tcPr>
           <w:p>
             <w:pPr>
               <w:pStyle w:val="aff3"/>
+              <w:rPr>
+                <w:szCs w:val="28"/>
+              </w:rPr>
             </w:pPr>
             <w:r>
-              <w:t>150</w:t>
+              <w:rPr>
+                <w:szCs w:val="28"/>
+              </w:rPr>
+              <w:t>1,5</w:t>
             </w:r>
           </w:p>
         </w:tc>
         <w:tc>
           <w:tcPr>
-            <w:tcW w:w="960" w:type="dxa"/>
+            <w:tcW w:w="719" w:type="dxa"/>
             <w:noWrap/>
             <w:hideMark/>
           </w:tcPr>
           <w:p>
             <w:pPr>
               <w:pStyle w:val="aff3"/>
+              <w:rPr>
+                <w:szCs w:val="28"/>
+              </w:rPr>
             </w:pPr>
             <w:r>
-              <w:t>152</w:t>
+              <w:rPr>
+                <w:szCs w:val="28"/>
+              </w:rPr>
+              <w:t>1,52</w:t>
             </w:r>
           </w:p>
         </w:tc>
@@ -2335,196 +3081,274 @@
         </w:trPr>
         <w:tc>
           <w:tcPr>
-            <w:tcW w:w="960" w:type="dxa"/>
+            <w:tcW w:w="718" w:type="dxa"/>
             <w:noWrap/>
             <w:hideMark/>
           </w:tcPr>
           <w:p>
             <w:pPr>
               <w:pStyle w:val="aff3"/>
+              <w:rPr>
+                <w:szCs w:val="28"/>
+              </w:rPr>
             </w:pPr>
             <w:r>
+              <w:rPr>
+                <w:szCs w:val="28"/>
+              </w:rPr>
               <w:t>2</w:t>
             </w:r>
           </w:p>
         </w:tc>
         <w:tc>
           <w:tcPr>
-            <w:tcW w:w="960" w:type="dxa"/>
+            <w:tcW w:w="719" w:type="dxa"/>
             <w:noWrap/>
             <w:hideMark/>
           </w:tcPr>
           <w:p>
             <w:pPr>
               <w:pStyle w:val="aff3"/>
+              <w:rPr>
+                <w:szCs w:val="28"/>
+              </w:rPr>
             </w:pPr>
             <w:r>
+              <w:rPr>
+                <w:szCs w:val="28"/>
+              </w:rPr>
               <w:t>56К</w:t>
             </w:r>
           </w:p>
         </w:tc>
         <w:tc>
           <w:tcPr>
-            <w:tcW w:w="960" w:type="dxa"/>
+            <w:tcW w:w="719" w:type="dxa"/>
             <w:noWrap/>
             <w:hideMark/>
           </w:tcPr>
           <w:p>
             <w:pPr>
               <w:pStyle w:val="aff3"/>
+              <w:rPr>
+                <w:szCs w:val="28"/>
+              </w:rPr>
             </w:pPr>
             <w:r>
+              <w:rPr>
+                <w:szCs w:val="28"/>
+              </w:rPr>
               <w:t>56кОМ</w:t>
             </w:r>
           </w:p>
         </w:tc>
         <w:tc>
           <w:tcPr>
-            <w:tcW w:w="960" w:type="dxa"/>
+            <w:tcW w:w="719" w:type="dxa"/>
             <w:noWrap/>
             <w:hideMark/>
           </w:tcPr>
           <w:p>
             <w:pPr>
               <w:pStyle w:val="aff3"/>
+              <w:rPr>
+                <w:szCs w:val="28"/>
+              </w:rPr>
             </w:pPr>
             <w:r>
-              <w:t>5,4</w:t>
+              <w:rPr>
+                <w:szCs w:val="28"/>
+              </w:rPr>
+              <w:t>54</w:t>
             </w:r>
           </w:p>
         </w:tc>
         <w:tc>
           <w:tcPr>
-            <w:tcW w:w="960" w:type="dxa"/>
+            <w:tcW w:w="719" w:type="dxa"/>
             <w:noWrap/>
             <w:hideMark/>
           </w:tcPr>
           <w:p>
             <w:pPr>
               <w:pStyle w:val="aff3"/>
+              <w:rPr>
+                <w:szCs w:val="28"/>
+              </w:rPr>
             </w:pPr>
             <w:r>
-              <w:t>552</w:t>
+              <w:rPr>
+                <w:szCs w:val="28"/>
+              </w:rPr>
+              <w:t>55,2</w:t>
             </w:r>
           </w:p>
         </w:tc>
         <w:tc>
           <w:tcPr>
-            <w:tcW w:w="960" w:type="dxa"/>
+            <w:tcW w:w="719" w:type="dxa"/>
             <w:noWrap/>
             <w:hideMark/>
           </w:tcPr>
           <w:p>
             <w:pPr>
               <w:pStyle w:val="aff3"/>
+              <w:rPr>
+                <w:szCs w:val="28"/>
+              </w:rPr>
             </w:pPr>
             <w:r>
-              <w:t>560</w:t>
+              <w:rPr>
+                <w:szCs w:val="28"/>
+              </w:rPr>
+              <w:t>56</w:t>
             </w:r>
           </w:p>
         </w:tc>
         <w:tc>
           <w:tcPr>
-            <w:tcW w:w="960" w:type="dxa"/>
+            <w:tcW w:w="718" w:type="dxa"/>
             <w:noWrap/>
             <w:hideMark/>
           </w:tcPr>
           <w:p>
             <w:pPr>
               <w:pStyle w:val="aff3"/>
+              <w:rPr>
+                <w:szCs w:val="28"/>
+              </w:rPr>
             </w:pPr>
             <w:r>
-              <w:t>548</w:t>
+              <w:rPr>
+                <w:szCs w:val="28"/>
+              </w:rPr>
+              <w:t>54,8</w:t>
             </w:r>
           </w:p>
         </w:tc>
         <w:tc>
           <w:tcPr>
-            <w:tcW w:w="960" w:type="dxa"/>
+            <w:tcW w:w="719" w:type="dxa"/>
             <w:noWrap/>
             <w:hideMark/>
           </w:tcPr>
           <w:p>
             <w:pPr>
               <w:pStyle w:val="aff3"/>
+              <w:rPr>
+                <w:szCs w:val="28"/>
+              </w:rPr>
             </w:pPr>
             <w:r>
-              <w:t>562</w:t>
+              <w:rPr>
+                <w:szCs w:val="28"/>
+              </w:rPr>
+              <w:t>56,2</w:t>
             </w:r>
           </w:p>
         </w:tc>
         <w:tc>
           <w:tcPr>
-            <w:tcW w:w="960" w:type="dxa"/>
+            <w:tcW w:w="719" w:type="dxa"/>
             <w:noWrap/>
             <w:hideMark/>
           </w:tcPr>
           <w:p>
             <w:pPr>
               <w:pStyle w:val="aff3"/>
+              <w:rPr>
+                <w:szCs w:val="28"/>
+              </w:rPr>
             </w:pPr>
             <w:r>
-              <w:t>555</w:t>
+              <w:rPr>
+                <w:szCs w:val="28"/>
+              </w:rPr>
+              <w:t>55,5</w:t>
             </w:r>
           </w:p>
         </w:tc>
         <w:tc>
           <w:tcPr>
-            <w:tcW w:w="960" w:type="dxa"/>
+            <w:tcW w:w="719" w:type="dxa"/>
             <w:noWrap/>
             <w:hideMark/>
           </w:tcPr>
           <w:p>
             <w:pPr>
               <w:pStyle w:val="aff3"/>
+              <w:rPr>
+                <w:szCs w:val="28"/>
+              </w:rPr>
             </w:pPr>
             <w:r>
-              <w:t>550</w:t>
+              <w:rPr>
+                <w:szCs w:val="28"/>
+              </w:rPr>
+              <w:t>55</w:t>
             </w:r>
           </w:p>
         </w:tc>
         <w:tc>
           <w:tcPr>
-            <w:tcW w:w="960" w:type="dxa"/>
+            <w:tcW w:w="719" w:type="dxa"/>
             <w:noWrap/>
             <w:hideMark/>
           </w:tcPr>
           <w:p>
             <w:pPr>
               <w:pStyle w:val="aff3"/>
+              <w:rPr>
+                <w:szCs w:val="28"/>
+              </w:rPr>
             </w:pPr>
             <w:r>
-              <w:t>551</w:t>
+              <w:rPr>
+                <w:szCs w:val="28"/>
+              </w:rPr>
+              <w:t>55,1</w:t>
             </w:r>
           </w:p>
         </w:tc>
         <w:tc>
           <w:tcPr>
-            <w:tcW w:w="960" w:type="dxa"/>
+            <w:tcW w:w="719" w:type="dxa"/>
             <w:noWrap/>
             <w:hideMark/>
           </w:tcPr>
           <w:p>
             <w:pPr>
               <w:pStyle w:val="aff3"/>
+              <w:rPr>
+                <w:szCs w:val="28"/>
+              </w:rPr>
             </w:pPr>
             <w:r>
-              <w:t>555</w:t>
+              <w:rPr>
+                <w:szCs w:val="28"/>
+              </w:rPr>
+              <w:t>55,5</w:t>
             </w:r>
           </w:p>
         </w:tc>
         <w:tc>
           <w:tcPr>
-            <w:tcW w:w="960" w:type="dxa"/>
+            <w:tcW w:w="719" w:type="dxa"/>
             <w:noWrap/>
             <w:hideMark/>
           </w:tcPr>
           <w:p>
             <w:pPr>
               <w:pStyle w:val="aff3"/>
+              <w:rPr>
+                <w:szCs w:val="28"/>
+              </w:rPr>
             </w:pPr>
             <w:r>
-              <w:t>548</w:t>
+              <w:rPr>
+                <w:szCs w:val="28"/>
+              </w:rPr>
+              <w:t>54,8</w:t>
             </w:r>
           </w:p>
         </w:tc>
@@ -2535,166 +3359,214 @@
         </w:trPr>
         <w:tc>
           <w:tcPr>
-            <w:tcW w:w="960" w:type="dxa"/>
+            <w:tcW w:w="718" w:type="dxa"/>
             <w:noWrap/>
             <w:hideMark/>
           </w:tcPr>
           <w:p>
             <w:pPr>
               <w:pStyle w:val="aff3"/>
+              <w:rPr>
+                <w:szCs w:val="28"/>
+              </w:rPr>
             </w:pPr>
             <w:r>
+              <w:rPr>
+                <w:szCs w:val="28"/>
+              </w:rPr>
               <w:t>3</w:t>
             </w:r>
           </w:p>
         </w:tc>
         <w:tc>
           <w:tcPr>
-            <w:tcW w:w="960" w:type="dxa"/>
+            <w:tcW w:w="719" w:type="dxa"/>
             <w:noWrap/>
             <w:hideMark/>
           </w:tcPr>
           <w:p>
             <w:pPr>
               <w:pStyle w:val="aff3"/>
+              <w:rPr>
+                <w:szCs w:val="28"/>
+              </w:rPr>
             </w:pPr>
             <w:r>
+              <w:rPr>
+                <w:szCs w:val="28"/>
+              </w:rPr>
               <w:t>ОКБЗ</w:t>
             </w:r>
           </w:p>
         </w:tc>
         <w:tc>
           <w:tcPr>
-            <w:tcW w:w="960" w:type="dxa"/>
+            <w:tcW w:w="719" w:type="dxa"/>
             <w:noWrap/>
             <w:hideMark/>
           </w:tcPr>
           <w:p>
             <w:pPr>
               <w:pStyle w:val="aff3"/>
+              <w:rPr>
+                <w:szCs w:val="28"/>
+              </w:rPr>
             </w:pPr>
             <w:r>
+              <w:rPr>
+                <w:szCs w:val="28"/>
+              </w:rPr>
               <w:t>31ГОм</w:t>
             </w:r>
           </w:p>
         </w:tc>
         <w:tc>
           <w:tcPr>
-            <w:tcW w:w="960" w:type="dxa"/>
+            <w:tcW w:w="719" w:type="dxa"/>
             <w:noWrap/>
             <w:hideMark/>
           </w:tcPr>
           <w:p>
             <w:pPr>
               <w:pStyle w:val="aff3"/>
+              <w:rPr>
+                <w:szCs w:val="28"/>
+              </w:rPr>
             </w:pPr>
           </w:p>
         </w:tc>
         <w:tc>
           <w:tcPr>
-            <w:tcW w:w="960" w:type="dxa"/>
+            <w:tcW w:w="719" w:type="dxa"/>
             <w:noWrap/>
             <w:hideMark/>
           </w:tcPr>
           <w:p>
             <w:pPr>
               <w:pStyle w:val="aff3"/>
+              <w:rPr>
+                <w:szCs w:val="28"/>
+              </w:rPr>
             </w:pPr>
           </w:p>
         </w:tc>
         <w:tc>
           <w:tcPr>
-            <w:tcW w:w="960" w:type="dxa"/>
+            <w:tcW w:w="719" w:type="dxa"/>
             <w:noWrap/>
             <w:hideMark/>
           </w:tcPr>
           <w:p>
             <w:pPr>
               <w:pStyle w:val="aff3"/>
+              <w:rPr>
+                <w:szCs w:val="28"/>
+              </w:rPr>
             </w:pPr>
           </w:p>
         </w:tc>
         <w:tc>
           <w:tcPr>
-            <w:tcW w:w="960" w:type="dxa"/>
+            <w:tcW w:w="718" w:type="dxa"/>
             <w:noWrap/>
             <w:hideMark/>
           </w:tcPr>
           <w:p>
             <w:pPr>
               <w:pStyle w:val="aff3"/>
+              <w:rPr>
+                <w:szCs w:val="28"/>
+              </w:rPr>
             </w:pPr>
           </w:p>
         </w:tc>
         <w:tc>
           <w:tcPr>
-            <w:tcW w:w="960" w:type="dxa"/>
+            <w:tcW w:w="719" w:type="dxa"/>
             <w:noWrap/>
             <w:hideMark/>
           </w:tcPr>
           <w:p>
             <w:pPr>
               <w:pStyle w:val="aff3"/>
+              <w:rPr>
+                <w:szCs w:val="28"/>
+              </w:rPr>
             </w:pPr>
           </w:p>
         </w:tc>
         <w:tc>
           <w:tcPr>
-            <w:tcW w:w="960" w:type="dxa"/>
+            <w:tcW w:w="719" w:type="dxa"/>
             <w:noWrap/>
             <w:hideMark/>
           </w:tcPr>
           <w:p>
             <w:pPr>
               <w:pStyle w:val="aff3"/>
+              <w:rPr>
+                <w:szCs w:val="28"/>
+              </w:rPr>
             </w:pPr>
           </w:p>
         </w:tc>
         <w:tc>
           <w:tcPr>
-            <w:tcW w:w="960" w:type="dxa"/>
+            <w:tcW w:w="719" w:type="dxa"/>
             <w:noWrap/>
             <w:hideMark/>
           </w:tcPr>
           <w:p>
             <w:pPr>
               <w:pStyle w:val="aff3"/>
+              <w:rPr>
+                <w:szCs w:val="28"/>
+              </w:rPr>
             </w:pPr>
           </w:p>
         </w:tc>
         <w:tc>
           <w:tcPr>
-            <w:tcW w:w="960" w:type="dxa"/>
+            <w:tcW w:w="719" w:type="dxa"/>
             <w:noWrap/>
             <w:hideMark/>
           </w:tcPr>
           <w:p>
             <w:pPr>
               <w:pStyle w:val="aff3"/>
+              <w:rPr>
+                <w:szCs w:val="28"/>
+              </w:rPr>
             </w:pPr>
           </w:p>
         </w:tc>
         <w:tc>
           <w:tcPr>
-            <w:tcW w:w="960" w:type="dxa"/>
+            <w:tcW w:w="719" w:type="dxa"/>
             <w:noWrap/>
             <w:hideMark/>
           </w:tcPr>
           <w:p>
             <w:pPr>
               <w:pStyle w:val="aff3"/>
+              <w:rPr>
+                <w:szCs w:val="28"/>
+              </w:rPr>
             </w:pPr>
           </w:p>
         </w:tc>
         <w:tc>
           <w:tcPr>
-            <w:tcW w:w="960" w:type="dxa"/>
+            <w:tcW w:w="719" w:type="dxa"/>
             <w:noWrap/>
             <w:hideMark/>
           </w:tcPr>
           <w:p>
             <w:pPr>
               <w:pStyle w:val="aff3"/>
+              <w:rPr>
+                <w:szCs w:val="28"/>
+              </w:rPr>
             </w:pPr>
           </w:p>
         </w:tc>
@@ -2705,196 +3577,274 @@
         </w:trPr>
         <w:tc>
           <w:tcPr>
-            <w:tcW w:w="960" w:type="dxa"/>
+            <w:tcW w:w="718" w:type="dxa"/>
             <w:noWrap/>
             <w:hideMark/>
           </w:tcPr>
           <w:p>
             <w:pPr>
               <w:pStyle w:val="aff3"/>
+              <w:rPr>
+                <w:szCs w:val="28"/>
+              </w:rPr>
             </w:pPr>
             <w:r>
+              <w:rPr>
+                <w:szCs w:val="28"/>
+              </w:rPr>
               <w:t>4</w:t>
             </w:r>
           </w:p>
         </w:tc>
         <w:tc>
           <w:tcPr>
-            <w:tcW w:w="960" w:type="dxa"/>
+            <w:tcW w:w="719" w:type="dxa"/>
             <w:noWrap/>
             <w:hideMark/>
           </w:tcPr>
           <w:p>
             <w:pPr>
               <w:pStyle w:val="aff3"/>
+              <w:rPr>
+                <w:szCs w:val="28"/>
+              </w:rPr>
             </w:pPr>
             <w:r>
+              <w:rPr>
+                <w:szCs w:val="28"/>
+              </w:rPr>
               <w:t>ЗКЧКК</w:t>
             </w:r>
           </w:p>
         </w:tc>
         <w:tc>
           <w:tcPr>
-            <w:tcW w:w="960" w:type="dxa"/>
+            <w:tcW w:w="719" w:type="dxa"/>
             <w:noWrap/>
             <w:hideMark/>
           </w:tcPr>
           <w:p>
             <w:pPr>
               <w:pStyle w:val="aff3"/>
+              <w:rPr>
+                <w:szCs w:val="28"/>
+              </w:rPr>
             </w:pPr>
             <w:r>
+              <w:rPr>
+                <w:szCs w:val="28"/>
+              </w:rPr>
               <w:t>5,1кОМ</w:t>
             </w:r>
           </w:p>
         </w:tc>
         <w:tc>
           <w:tcPr>
-            <w:tcW w:w="960" w:type="dxa"/>
+            <w:tcW w:w="719" w:type="dxa"/>
             <w:noWrap/>
             <w:hideMark/>
           </w:tcPr>
           <w:p>
             <w:pPr>
               <w:pStyle w:val="aff3"/>
+              <w:rPr>
+                <w:szCs w:val="28"/>
+              </w:rPr>
             </w:pPr>
             <w:r>
+              <w:rPr>
+                <w:szCs w:val="28"/>
+              </w:rPr>
               <w:t>5</w:t>
             </w:r>
           </w:p>
         </w:tc>
         <w:tc>
           <w:tcPr>
-            <w:tcW w:w="960" w:type="dxa"/>
+            <w:tcW w:w="719" w:type="dxa"/>
             <w:noWrap/>
             <w:hideMark/>
           </w:tcPr>
           <w:p>
             <w:pPr>
               <w:pStyle w:val="aff3"/>
+              <w:rPr>
+                <w:szCs w:val="28"/>
+              </w:rPr>
             </w:pPr>
             <w:r>
+              <w:rPr>
+                <w:szCs w:val="28"/>
+              </w:rPr>
               <w:t>4,9</w:t>
             </w:r>
           </w:p>
         </w:tc>
         <w:tc>
           <w:tcPr>
-            <w:tcW w:w="960" w:type="dxa"/>
+            <w:tcW w:w="719" w:type="dxa"/>
             <w:noWrap/>
             <w:hideMark/>
           </w:tcPr>
           <w:p>
             <w:pPr>
               <w:pStyle w:val="aff3"/>
+              <w:rPr>
+                <w:szCs w:val="28"/>
+              </w:rPr>
             </w:pPr>
             <w:r>
+              <w:rPr>
+                <w:szCs w:val="28"/>
+              </w:rPr>
               <w:t>5,1</w:t>
             </w:r>
           </w:p>
         </w:tc>
         <w:tc>
           <w:tcPr>
-            <w:tcW w:w="960" w:type="dxa"/>
+            <w:tcW w:w="718" w:type="dxa"/>
             <w:noWrap/>
             <w:hideMark/>
           </w:tcPr>
           <w:p>
             <w:pPr>
               <w:pStyle w:val="aff3"/>
+              <w:rPr>
+                <w:szCs w:val="28"/>
+              </w:rPr>
             </w:pPr>
             <w:r>
+              <w:rPr>
+                <w:szCs w:val="28"/>
+              </w:rPr>
               <w:t>5,2</w:t>
             </w:r>
           </w:p>
         </w:tc>
         <w:tc>
           <w:tcPr>
-            <w:tcW w:w="960" w:type="dxa"/>
+            <w:tcW w:w="719" w:type="dxa"/>
             <w:noWrap/>
             <w:hideMark/>
           </w:tcPr>
           <w:p>
             <w:pPr>
               <w:pStyle w:val="aff3"/>
+              <w:rPr>
+                <w:szCs w:val="28"/>
+              </w:rPr>
             </w:pPr>
             <w:r>
+              <w:rPr>
+                <w:szCs w:val="28"/>
+              </w:rPr>
               <w:t>4,8</w:t>
             </w:r>
           </w:p>
         </w:tc>
         <w:tc>
           <w:tcPr>
-            <w:tcW w:w="960" w:type="dxa"/>
+            <w:tcW w:w="719" w:type="dxa"/>
             <w:noWrap/>
             <w:hideMark/>
           </w:tcPr>
           <w:p>
             <w:pPr>
               <w:pStyle w:val="aff3"/>
+              <w:rPr>
+                <w:szCs w:val="28"/>
+              </w:rPr>
             </w:pPr>
             <w:r>
+              <w:rPr>
+                <w:szCs w:val="28"/>
+              </w:rPr>
               <w:t>5</w:t>
             </w:r>
           </w:p>
         </w:tc>
         <w:tc>
           <w:tcPr>
-            <w:tcW w:w="960" w:type="dxa"/>
+            <w:tcW w:w="719" w:type="dxa"/>
             <w:noWrap/>
             <w:hideMark/>
           </w:tcPr>
           <w:p>
             <w:pPr>
               <w:pStyle w:val="aff3"/>
+              <w:rPr>
+                <w:szCs w:val="28"/>
+              </w:rPr>
             </w:pPr>
             <w:r>
+              <w:rPr>
+                <w:szCs w:val="28"/>
+              </w:rPr>
               <w:t>5,1</w:t>
             </w:r>
           </w:p>
         </w:tc>
         <w:tc>
           <w:tcPr>
-            <w:tcW w:w="960" w:type="dxa"/>
+            <w:tcW w:w="719" w:type="dxa"/>
             <w:noWrap/>
             <w:hideMark/>
           </w:tcPr>
           <w:p>
             <w:pPr>
               <w:pStyle w:val="aff3"/>
+              <w:rPr>
+                <w:szCs w:val="28"/>
+              </w:rPr>
             </w:pPr>
             <w:r>
+              <w:rPr>
+                <w:szCs w:val="28"/>
+              </w:rPr>
               <w:t>5</w:t>
             </w:r>
           </w:p>
         </w:tc>
         <w:tc>
           <w:tcPr>
-            <w:tcW w:w="960" w:type="dxa"/>
+            <w:tcW w:w="719" w:type="dxa"/>
             <w:noWrap/>
             <w:hideMark/>
           </w:tcPr>
           <w:p>
             <w:pPr>
               <w:pStyle w:val="aff3"/>
+              <w:rPr>
+                <w:szCs w:val="28"/>
+              </w:rPr>
             </w:pPr>
             <w:r>
+              <w:rPr>
+                <w:szCs w:val="28"/>
+              </w:rPr>
               <w:t>4,9</w:t>
             </w:r>
           </w:p>
         </w:tc>
         <w:tc>
           <w:tcPr>
-            <w:tcW w:w="960" w:type="dxa"/>
+            <w:tcW w:w="719" w:type="dxa"/>
             <w:noWrap/>
             <w:hideMark/>
           </w:tcPr>
           <w:p>
             <w:pPr>
               <w:pStyle w:val="aff3"/>
+              <w:rPr>
+                <w:szCs w:val="28"/>
+              </w:rPr>
             </w:pPr>
             <w:r>
-              <w:t>52</w:t>
+              <w:rPr>
+                <w:szCs w:val="28"/>
+              </w:rPr>
+              <w:t>5,2</w:t>
             </w:r>
           </w:p>
         </w:tc>
@@ -2905,196 +3855,274 @@
         </w:trPr>
         <w:tc>
           <w:tcPr>
-            <w:tcW w:w="960" w:type="dxa"/>
+            <w:tcW w:w="718" w:type="dxa"/>
             <w:noWrap/>
             <w:hideMark/>
           </w:tcPr>
           <w:p>
             <w:pPr>
               <w:pStyle w:val="aff3"/>
+              <w:rPr>
+                <w:szCs w:val="28"/>
+              </w:rPr>
             </w:pPr>
             <w:r>
+              <w:rPr>
+                <w:szCs w:val="28"/>
+              </w:rPr>
               <w:t>5</w:t>
             </w:r>
           </w:p>
         </w:tc>
         <w:tc>
           <w:tcPr>
-            <w:tcW w:w="960" w:type="dxa"/>
+            <w:tcW w:w="719" w:type="dxa"/>
             <w:noWrap/>
             <w:hideMark/>
           </w:tcPr>
           <w:p>
             <w:pPr>
               <w:pStyle w:val="aff3"/>
+              <w:rPr>
+                <w:szCs w:val="28"/>
+              </w:rPr>
             </w:pPr>
             <w:r>
+              <w:rPr>
+                <w:szCs w:val="28"/>
+              </w:rPr>
               <w:t>КЧОС</w:t>
             </w:r>
           </w:p>
         </w:tc>
         <w:tc>
           <w:tcPr>
-            <w:tcW w:w="960" w:type="dxa"/>
+            <w:tcW w:w="719" w:type="dxa"/>
             <w:noWrap/>
             <w:hideMark/>
           </w:tcPr>
           <w:p>
             <w:pPr>
               <w:pStyle w:val="aff3"/>
+              <w:rPr>
+                <w:szCs w:val="28"/>
+              </w:rPr>
             </w:pPr>
             <w:r>
+              <w:rPr>
+                <w:szCs w:val="28"/>
+              </w:rPr>
               <w:t>10кОМ</w:t>
             </w:r>
           </w:p>
         </w:tc>
         <w:tc>
           <w:tcPr>
-            <w:tcW w:w="960" w:type="dxa"/>
+            <w:tcW w:w="719" w:type="dxa"/>
             <w:noWrap/>
             <w:hideMark/>
           </w:tcPr>
           <w:p>
             <w:pPr>
               <w:pStyle w:val="aff3"/>
+              <w:rPr>
+                <w:szCs w:val="28"/>
+              </w:rPr>
             </w:pPr>
             <w:r>
+              <w:rPr>
+                <w:szCs w:val="28"/>
+              </w:rPr>
               <w:t>10</w:t>
             </w:r>
           </w:p>
         </w:tc>
         <w:tc>
           <w:tcPr>
-            <w:tcW w:w="960" w:type="dxa"/>
+            <w:tcW w:w="719" w:type="dxa"/>
             <w:noWrap/>
             <w:hideMark/>
           </w:tcPr>
           <w:p>
             <w:pPr>
               <w:pStyle w:val="aff3"/>
+              <w:rPr>
+                <w:szCs w:val="28"/>
+              </w:rPr>
             </w:pPr>
             <w:r>
+              <w:rPr>
+                <w:szCs w:val="28"/>
+              </w:rPr>
               <w:t>9,98</w:t>
             </w:r>
           </w:p>
         </w:tc>
         <w:tc>
           <w:tcPr>
-            <w:tcW w:w="960" w:type="dxa"/>
+            <w:tcW w:w="719" w:type="dxa"/>
             <w:noWrap/>
             <w:hideMark/>
           </w:tcPr>
           <w:p>
             <w:pPr>
               <w:pStyle w:val="aff3"/>
+              <w:rPr>
+                <w:szCs w:val="28"/>
+              </w:rPr>
             </w:pPr>
             <w:r>
+              <w:rPr>
+                <w:szCs w:val="28"/>
+              </w:rPr>
               <w:t>10,2</w:t>
             </w:r>
           </w:p>
         </w:tc>
         <w:tc>
           <w:tcPr>
-            <w:tcW w:w="960" w:type="dxa"/>
+            <w:tcW w:w="718" w:type="dxa"/>
             <w:noWrap/>
             <w:hideMark/>
           </w:tcPr>
           <w:p>
             <w:pPr>
               <w:pStyle w:val="aff3"/>
+              <w:rPr>
+                <w:szCs w:val="28"/>
+              </w:rPr>
             </w:pPr>
             <w:r>
+              <w:rPr>
+                <w:szCs w:val="28"/>
+              </w:rPr>
               <w:t>10,1</w:t>
             </w:r>
           </w:p>
         </w:tc>
         <w:tc>
           <w:tcPr>
-            <w:tcW w:w="960" w:type="dxa"/>
+            <w:tcW w:w="719" w:type="dxa"/>
             <w:noWrap/>
             <w:hideMark/>
           </w:tcPr>
           <w:p>
             <w:pPr>
               <w:pStyle w:val="aff3"/>
+              <w:rPr>
+                <w:szCs w:val="28"/>
+              </w:rPr>
             </w:pPr>
             <w:r>
+              <w:rPr>
+                <w:szCs w:val="28"/>
+              </w:rPr>
               <w:t>9,9</w:t>
             </w:r>
           </w:p>
         </w:tc>
         <w:tc>
           <w:tcPr>
-            <w:tcW w:w="960" w:type="dxa"/>
+            <w:tcW w:w="719" w:type="dxa"/>
             <w:noWrap/>
             <w:hideMark/>
           </w:tcPr>
           <w:p>
             <w:pPr>
               <w:pStyle w:val="aff3"/>
+              <w:rPr>
+                <w:szCs w:val="28"/>
+              </w:rPr>
             </w:pPr>
             <w:r>
+              <w:rPr>
+                <w:szCs w:val="28"/>
+              </w:rPr>
               <w:t>10</w:t>
             </w:r>
           </w:p>
         </w:tc>
         <w:tc>
           <w:tcPr>
-            <w:tcW w:w="960" w:type="dxa"/>
+            <w:tcW w:w="719" w:type="dxa"/>
             <w:noWrap/>
             <w:hideMark/>
           </w:tcPr>
           <w:p>
             <w:pPr>
               <w:pStyle w:val="aff3"/>
+              <w:rPr>
+                <w:szCs w:val="28"/>
+              </w:rPr>
             </w:pPr>
             <w:r>
+              <w:rPr>
+                <w:szCs w:val="28"/>
+              </w:rPr>
               <w:t>10,1</w:t>
             </w:r>
           </w:p>
         </w:tc>
         <w:tc>
           <w:tcPr>
-            <w:tcW w:w="960" w:type="dxa"/>
+            <w:tcW w:w="719" w:type="dxa"/>
             <w:noWrap/>
             <w:hideMark/>
           </w:tcPr>
           <w:p>
             <w:pPr>
               <w:pStyle w:val="aff3"/>
+              <w:rPr>
+                <w:szCs w:val="28"/>
+              </w:rPr>
             </w:pPr>
             <w:r>
+              <w:rPr>
+                <w:szCs w:val="28"/>
+              </w:rPr>
               <w:t>10,3</w:t>
             </w:r>
           </w:p>
         </w:tc>
         <w:tc>
           <w:tcPr>
-            <w:tcW w:w="960" w:type="dxa"/>
+            <w:tcW w:w="719" w:type="dxa"/>
             <w:noWrap/>
             <w:hideMark/>
           </w:tcPr>
           <w:p>
             <w:pPr>
               <w:pStyle w:val="aff3"/>
+              <w:rPr>
+                <w:szCs w:val="28"/>
+              </w:rPr>
             </w:pPr>
             <w:r>
+              <w:rPr>
+                <w:szCs w:val="28"/>
+              </w:rPr>
               <w:t>10,2</w:t>
             </w:r>
           </w:p>
         </w:tc>
         <w:tc>
           <w:tcPr>
-            <w:tcW w:w="960" w:type="dxa"/>
+            <w:tcW w:w="719" w:type="dxa"/>
             <w:noWrap/>
             <w:hideMark/>
           </w:tcPr>
           <w:p>
             <w:pPr>
               <w:pStyle w:val="aff3"/>
+              <w:rPr>
+                <w:szCs w:val="28"/>
+              </w:rPr>
             </w:pPr>
             <w:r>
-              <w:t>100</w:t>
+              <w:rPr>
+                <w:szCs w:val="28"/>
+              </w:rPr>
+              <w:t>10</w:t>
             </w:r>
           </w:p>
         </w:tc>
@@ -3105,42 +4133,161 @@
         <w:pStyle w:val="a"/>
         <w:numPr>
           <w:ilvl w:val="0"/>
+          <w:numId w:val="0"/>
+        </w:numPr>
+        <w:ind w:left="1069"/>
+      </w:pPr>
+    </w:p>
+    <w:p>
+      <w:pPr>
+        <w:pStyle w:val="a"/>
+        <w:numPr>
+          <w:ilvl w:val="0"/>
           <w:numId w:val="35"/>
         </w:numPr>
       </w:pPr>
       <w:r>
-        <w:lastRenderedPageBreak/>
         <w:t>Построение гистограмм распределения</w:t>
       </w:r>
     </w:p>
     <w:p>
       <w:r>
-        <w:t>Для визуальной оценки закона распределения случайной погрешности были построены гистограммы для результатов измерений каждого резистора. Анализ формы гистограмм позволяет сделать предварительные выводы о характере рассеяния результатов.</w:t>
+        <w:t>Для визуальной оценки распределения результатов измерений были построены гистограммы отклонений измеренных значений сопротивления от номинальных значений резисторов. На рисунках 1 и 2 представлены гистограммы для двух мультиметров: первый мультиметр (рисунок 1) и второй мультиметр (рисунок 2). Анализ формы гистограмм позволяет сделать предварительные выводы о характере рассеяния результатов.</w:t>
       </w:r>
     </w:p>
     <w:p>
+      <w:pPr>
+        <w:keepNext/>
+        <w:jc w:val="center"/>
+      </w:pPr>
       <w:r>
         <w:rPr>
-          <w:i/>
-          <w:iCs/>
+          <w:noProof/>
         </w:rPr>
-        <w:t>(должен быть вставлен скриншот гистограммы, построенной, например, в Excel)</w:t>
+        <w:drawing>
+          <wp:inline distT="0" distB="0" distL="0" distR="0" wp14:anchorId="48033F3F" wp14:editId="3F9E2509">
+            <wp:extent cx="4572000" cy="2743200"/>
+            <wp:effectExtent l="0" t="0" r="0" b="0"/>
+            <wp:docPr id="1" name="Диаграмма 1">
+              <a:extLst xmlns:a="http://schemas.openxmlformats.org/drawingml/2006/main">
+                <a:ext uri="{FF2B5EF4-FFF2-40B4-BE49-F238E27FC236}">
+                  <a16:creationId xmlns:a16="http://schemas.microsoft.com/office/drawing/2014/main" id="{B200D08D-524C-A428-31CD-F26683D7B184}"/>
+                </a:ext>
+              </a:extLst>
+            </wp:docPr>
+            <wp:cNvGraphicFramePr/>
+            <a:graphic xmlns:a="http://schemas.openxmlformats.org/drawingml/2006/main">
+              <a:graphicData uri="http://schemas.openxmlformats.org/drawingml/2006/chart">
+                <c:chart xmlns:c="http://schemas.openxmlformats.org/drawingml/2006/chart" xmlns:r="http://schemas.openxmlformats.org/officeDocument/2006/relationships" r:id="rId8"/>
+              </a:graphicData>
+            </a:graphic>
+          </wp:inline>
+        </w:drawing>
       </w:r>
     </w:p>
     <w:p>
       <w:pPr>
-        <w:pStyle w:val="a"/>
-        <w:numPr>
-          <w:ilvl w:val="0"/>
-          <w:numId w:val="35"/>
-        </w:numPr>
+        <w:pStyle w:val="affd"/>
+        <w:ind w:left="0"/>
       </w:pPr>
       <w:r>
-        <w:t>Расчет характеристик результатов измерений</w:t>
+        <w:t xml:space="preserve">Рисунок </w:t>
+      </w:r>
+      <w:fldSimple w:instr=" SEQ Рисунок \* ARABIC ">
+        <w:r>
+          <w:rPr>
+            <w:noProof/>
+          </w:rPr>
+          <w:t>1</w:t>
+        </w:r>
+      </w:fldSimple>
+      <w:r>
+        <w:t xml:space="preserve"> </w:t>
+      </w:r>
+      <w:r>
+        <w:t>—</w:t>
+      </w:r>
+      <w:r>
+        <w:t xml:space="preserve"> </w:t>
+      </w:r>
+      <w:r>
+        <w:t>Гистограмма отклонений результатов измерений (первый мультиметр)</w:t>
       </w:r>
     </w:p>
     <w:p>
+      <w:pPr>
+        <w:pStyle w:val="affd"/>
+        <w:spacing w:line="240" w:lineRule="auto"/>
+        <w:ind w:left="0"/>
+      </w:pPr>
+    </w:p>
+    <w:p>
+      <w:pPr>
+        <w:pStyle w:val="a"/>
+        <w:keepNext/>
+        <w:numPr>
+          <w:ilvl w:val="0"/>
+          <w:numId w:val="0"/>
+        </w:numPr>
+        <w:ind w:left="1069"/>
+        <w:jc w:val="center"/>
+      </w:pPr>
       <w:r>
+        <w:rPr>
+          <w:noProof/>
+          <w:highlight w:val="lightGray"/>
+        </w:rPr>
+        <w:drawing>
+          <wp:inline distT="0" distB="0" distL="0" distR="0" wp14:anchorId="7D6EA5ED" wp14:editId="18E081AA">
+            <wp:extent cx="4603377" cy="2748803"/>
+            <wp:effectExtent l="0" t="0" r="6985" b="13970"/>
+            <wp:docPr id="3" name="Диаграмма 3">
+              <a:extLst xmlns:a="http://schemas.openxmlformats.org/drawingml/2006/main">
+                <a:ext uri="{FF2B5EF4-FFF2-40B4-BE49-F238E27FC236}">
+                  <a16:creationId xmlns:a16="http://schemas.microsoft.com/office/drawing/2014/main" id="{4A962645-38FE-9A43-7503-E29C851F927B}"/>
+                </a:ext>
+              </a:extLst>
+            </wp:docPr>
+            <wp:cNvGraphicFramePr/>
+            <a:graphic xmlns:a="http://schemas.openxmlformats.org/drawingml/2006/main">
+              <a:graphicData uri="http://schemas.openxmlformats.org/drawingml/2006/chart">
+                <c:chart xmlns:c="http://schemas.openxmlformats.org/drawingml/2006/chart" xmlns:r="http://schemas.openxmlformats.org/officeDocument/2006/relationships" r:id="rId9"/>
+              </a:graphicData>
+            </a:graphic>
+          </wp:inline>
+        </w:drawing>
+      </w:r>
+    </w:p>
+    <w:p>
+      <w:pPr>
+        <w:pStyle w:val="affd"/>
+        <w:ind w:left="0"/>
+      </w:pPr>
+      <w:r>
+        <w:t xml:space="preserve">Рисунок </w:t>
+      </w:r>
+      <w:fldSimple w:instr=" SEQ Рисунок \* ARABIC ">
+        <w:r>
+          <w:rPr>
+            <w:noProof/>
+          </w:rPr>
+          <w:t>2</w:t>
+        </w:r>
+      </w:fldSimple>
+      <w:r>
+        <w:t>— Гистограмма отклонений результатов измерений (второй мультиметр)</w:t>
+      </w:r>
+    </w:p>
+    <w:p>
+      <w:pPr>
+        <w:pStyle w:val="affd"/>
+        <w:spacing w:line="240" w:lineRule="auto"/>
+        <w:ind w:left="0"/>
+      </w:pPr>
+    </w:p>
+    <w:p>
+      <w:r>
+        <w:lastRenderedPageBreak/>
         <w:t>Обработка результатов наблюдений производилась по методике ГОСТ 8.736-2011. Для каждого резистора и для каждого прибора были рассчитаны:</w:t>
       </w:r>
     </w:p>
@@ -3590,7 +4737,28 @@
         <w:t>Таблица</w:t>
       </w:r>
       <w:r>
-        <w:t xml:space="preserve"> 3 — Рассчитанные характеристики результатов измерений</w:t>
+        <w:t xml:space="preserve"> </w:t>
+      </w:r>
+      <w:r>
+        <w:fldChar w:fldCharType="begin"/>
+      </w:r>
+      <w:r>
+        <w:instrText xml:space="preserve"> SEQ Таблица \* ARABIC </w:instrText>
+      </w:r>
+      <w:r>
+        <w:fldChar w:fldCharType="separate"/>
+      </w:r>
+      <w:r>
+        <w:rPr>
+          <w:noProof/>
+        </w:rPr>
+        <w:t>3</w:t>
+      </w:r>
+      <w:r>
+        <w:fldChar w:fldCharType="end"/>
+      </w:r>
+      <w:r>
+        <w:t xml:space="preserve"> — Рассчитанные характеристики результатов измерений</w:t>
       </w:r>
     </w:p>
     <w:tbl>
@@ -3600,48 +4768,32 @@
         <w:tblLook w:val="04A0" w:firstRow="1" w:lastRow="0" w:firstColumn="1" w:lastColumn="0" w:noHBand="0" w:noVBand="1"/>
       </w:tblPr>
       <w:tblGrid>
-        <w:gridCol w:w="920"/>
-        <w:gridCol w:w="1300"/>
-        <w:gridCol w:w="1007"/>
-        <w:gridCol w:w="1542"/>
-        <w:gridCol w:w="1219"/>
-        <w:gridCol w:w="1565"/>
+        <w:gridCol w:w="1363"/>
+        <w:gridCol w:w="1326"/>
+        <w:gridCol w:w="1664"/>
+        <w:gridCol w:w="1664"/>
+        <w:gridCol w:w="1664"/>
+        <w:gridCol w:w="1664"/>
       </w:tblGrid>
       <w:tr>
         <w:trPr>
-          <w:trHeight w:val="750"/>
+          <w:trHeight w:val="709"/>
         </w:trPr>
         <w:tc>
           <w:tcPr>
-            <w:tcW w:w="920" w:type="dxa"/>
+            <w:tcW w:w="2689" w:type="dxa"/>
+            <w:gridSpan w:val="2"/>
             <w:hideMark/>
           </w:tcPr>
           <w:p>
             <w:pPr>
               <w:pStyle w:val="aff5"/>
             </w:pPr>
-            <w:r>
-              <w:t> </w:t>
-            </w:r>
           </w:p>
         </w:tc>
         <w:tc>
           <w:tcPr>
-            <w:tcW w:w="1114" w:type="dxa"/>
-            <w:hideMark/>
-          </w:tcPr>
-          <w:p>
-            <w:pPr>
-              <w:pStyle w:val="aff5"/>
-            </w:pPr>
-            <w:r>
-              <w:t> </w:t>
-            </w:r>
-          </w:p>
-        </w:tc>
-        <w:tc>
-          <w:tcPr>
-            <w:tcW w:w="2549" w:type="dxa"/>
+            <w:tcW w:w="3328" w:type="dxa"/>
             <w:gridSpan w:val="2"/>
             <w:hideMark/>
           </w:tcPr>
@@ -3656,7 +4808,7 @@
         </w:tc>
         <w:tc>
           <w:tcPr>
-            <w:tcW w:w="2717" w:type="dxa"/>
+            <w:tcW w:w="3328" w:type="dxa"/>
             <w:gridSpan w:val="2"/>
             <w:hideMark/>
           </w:tcPr>
@@ -3672,11 +4824,11 @@
       </w:tr>
       <w:tr>
         <w:trPr>
-          <w:trHeight w:val="765"/>
+          <w:trHeight w:val="709"/>
         </w:trPr>
         <w:tc>
           <w:tcPr>
-            <w:tcW w:w="920" w:type="dxa"/>
+            <w:tcW w:w="1363" w:type="dxa"/>
             <w:hideMark/>
           </w:tcPr>
           <w:p>
@@ -3690,7 +4842,7 @@
         </w:tc>
         <w:tc>
           <w:tcPr>
-            <w:tcW w:w="1114" w:type="dxa"/>
+            <w:tcW w:w="1326" w:type="dxa"/>
             <w:hideMark/>
           </w:tcPr>
           <w:p>
@@ -3704,7 +4856,7 @@
         </w:tc>
         <w:tc>
           <w:tcPr>
-            <w:tcW w:w="1007" w:type="dxa"/>
+            <w:tcW w:w="1664" w:type="dxa"/>
             <w:hideMark/>
           </w:tcPr>
           <w:p>
@@ -3718,7 +4870,7 @@
         </w:tc>
         <w:tc>
           <w:tcPr>
-            <w:tcW w:w="1542" w:type="dxa"/>
+            <w:tcW w:w="1664" w:type="dxa"/>
             <w:hideMark/>
           </w:tcPr>
           <w:p>
@@ -3732,7 +4884,7 @@
         </w:tc>
         <w:tc>
           <w:tcPr>
-            <w:tcW w:w="1152" w:type="dxa"/>
+            <w:tcW w:w="1664" w:type="dxa"/>
             <w:hideMark/>
           </w:tcPr>
           <w:p>
@@ -3746,7 +4898,7 @@
         </w:tc>
         <w:tc>
           <w:tcPr>
-            <w:tcW w:w="1565" w:type="dxa"/>
+            <w:tcW w:w="1664" w:type="dxa"/>
             <w:hideMark/>
           </w:tcPr>
           <w:p>
@@ -3761,11 +4913,11 @@
       </w:tr>
       <w:tr>
         <w:trPr>
-          <w:trHeight w:val="765"/>
+          <w:trHeight w:val="709"/>
         </w:trPr>
         <w:tc>
           <w:tcPr>
-            <w:tcW w:w="920" w:type="dxa"/>
+            <w:tcW w:w="1363" w:type="dxa"/>
             <w:hideMark/>
           </w:tcPr>
           <w:p>
@@ -3779,7 +4931,7 @@
         </w:tc>
         <w:tc>
           <w:tcPr>
-            <w:tcW w:w="1114" w:type="dxa"/>
+            <w:tcW w:w="1326" w:type="dxa"/>
             <w:hideMark/>
           </w:tcPr>
           <w:p>
@@ -3793,7 +4945,7 @@
         </w:tc>
         <w:tc>
           <w:tcPr>
-            <w:tcW w:w="1007" w:type="dxa"/>
+            <w:tcW w:w="1664" w:type="dxa"/>
             <w:hideMark/>
           </w:tcPr>
           <w:p>
@@ -3807,7 +4959,7 @@
         </w:tc>
         <w:tc>
           <w:tcPr>
-            <w:tcW w:w="1542" w:type="dxa"/>
+            <w:tcW w:w="1664" w:type="dxa"/>
             <w:hideMark/>
           </w:tcPr>
           <w:p>
@@ -3821,7 +4973,7 @@
         </w:tc>
         <w:tc>
           <w:tcPr>
-            <w:tcW w:w="1152" w:type="dxa"/>
+            <w:tcW w:w="1664" w:type="dxa"/>
             <w:hideMark/>
           </w:tcPr>
           <w:p>
@@ -3835,7 +4987,7 @@
         </w:tc>
         <w:tc>
           <w:tcPr>
-            <w:tcW w:w="1565" w:type="dxa"/>
+            <w:tcW w:w="1664" w:type="dxa"/>
             <w:hideMark/>
           </w:tcPr>
           <w:p>
@@ -3850,11 +5002,11 @@
       </w:tr>
       <w:tr>
         <w:trPr>
-          <w:trHeight w:val="765"/>
+          <w:trHeight w:val="709"/>
         </w:trPr>
         <w:tc>
           <w:tcPr>
-            <w:tcW w:w="920" w:type="dxa"/>
+            <w:tcW w:w="1363" w:type="dxa"/>
             <w:hideMark/>
           </w:tcPr>
           <w:p>
@@ -3868,7 +5020,7 @@
         </w:tc>
         <w:tc>
           <w:tcPr>
-            <w:tcW w:w="1114" w:type="dxa"/>
+            <w:tcW w:w="1326" w:type="dxa"/>
             <w:hideMark/>
           </w:tcPr>
           <w:p>
@@ -3882,7 +5034,7 @@
         </w:tc>
         <w:tc>
           <w:tcPr>
-            <w:tcW w:w="1007" w:type="dxa"/>
+            <w:tcW w:w="1664" w:type="dxa"/>
             <w:hideMark/>
           </w:tcPr>
           <w:p>
@@ -3896,7 +5048,7 @@
         </w:tc>
         <w:tc>
           <w:tcPr>
-            <w:tcW w:w="1542" w:type="dxa"/>
+            <w:tcW w:w="1664" w:type="dxa"/>
             <w:hideMark/>
           </w:tcPr>
           <w:p>
@@ -3910,7 +5062,7 @@
         </w:tc>
         <w:tc>
           <w:tcPr>
-            <w:tcW w:w="1152" w:type="dxa"/>
+            <w:tcW w:w="1664" w:type="dxa"/>
             <w:hideMark/>
           </w:tcPr>
           <w:p>
@@ -3924,7 +5076,7 @@
         </w:tc>
         <w:tc>
           <w:tcPr>
-            <w:tcW w:w="1565" w:type="dxa"/>
+            <w:tcW w:w="1664" w:type="dxa"/>
             <w:hideMark/>
           </w:tcPr>
           <w:p>
@@ -3939,11 +5091,11 @@
       </w:tr>
       <w:tr>
         <w:trPr>
-          <w:trHeight w:val="390"/>
+          <w:trHeight w:val="709"/>
         </w:trPr>
         <w:tc>
           <w:tcPr>
-            <w:tcW w:w="920" w:type="dxa"/>
+            <w:tcW w:w="1363" w:type="dxa"/>
             <w:hideMark/>
           </w:tcPr>
           <w:p>
@@ -3957,7 +5109,7 @@
         </w:tc>
         <w:tc>
           <w:tcPr>
-            <w:tcW w:w="1114" w:type="dxa"/>
+            <w:tcW w:w="1326" w:type="dxa"/>
             <w:hideMark/>
           </w:tcPr>
           <w:p>
@@ -3971,7 +5123,64 @@
         </w:tc>
         <w:tc>
           <w:tcPr>
-            <w:tcW w:w="1007" w:type="dxa"/>
+            <w:tcW w:w="1664" w:type="dxa"/>
+          </w:tcPr>
+          <w:p>
+            <w:pPr>
+              <w:pStyle w:val="aff3"/>
+            </w:pPr>
+            <w:r>
+              <w:t>-</w:t>
+            </w:r>
+          </w:p>
+        </w:tc>
+        <w:tc>
+          <w:tcPr>
+            <w:tcW w:w="1664" w:type="dxa"/>
+          </w:tcPr>
+          <w:p>
+            <w:pPr>
+              <w:pStyle w:val="aff3"/>
+            </w:pPr>
+            <w:r>
+              <w:t>-</w:t>
+            </w:r>
+          </w:p>
+        </w:tc>
+        <w:tc>
+          <w:tcPr>
+            <w:tcW w:w="1664" w:type="dxa"/>
+          </w:tcPr>
+          <w:p>
+            <w:pPr>
+              <w:pStyle w:val="aff3"/>
+            </w:pPr>
+            <w:r>
+              <w:t>-</w:t>
+            </w:r>
+          </w:p>
+        </w:tc>
+        <w:tc>
+          <w:tcPr>
+            <w:tcW w:w="1664" w:type="dxa"/>
+          </w:tcPr>
+          <w:p>
+            <w:pPr>
+              <w:pStyle w:val="aff3"/>
+            </w:pPr>
+            <w:r>
+              <w:t>-</w:t>
+            </w:r>
+          </w:p>
+        </w:tc>
+      </w:tr>
+      <w:tr>
+        <w:trPr>
+          <w:trHeight w:val="709"/>
+        </w:trPr>
+        <w:tc>
+          <w:tcPr>
+            <w:tcW w:w="1363" w:type="dxa"/>
             <w:hideMark/>
           </w:tcPr>
           <w:p>
@@ -3979,75 +5188,13 @@
               <w:pStyle w:val="aff3"/>
             </w:pPr>
             <w:r>
-              <w:t>0,320</w:t>
-            </w:r>
-          </w:p>
-        </w:tc>
-        <w:tc>
-          <w:tcPr>
-            <w:tcW w:w="1542" w:type="dxa"/>
-            <w:hideMark/>
-          </w:tcPr>
-          <w:p>
-            <w:pPr>
-              <w:pStyle w:val="aff3"/>
-            </w:pPr>
-            <w:r>
-              <w:t>0,004</w:t>
-            </w:r>
-          </w:p>
-        </w:tc>
-        <w:tc>
-          <w:tcPr>
-            <w:tcW w:w="1152" w:type="dxa"/>
-            <w:hideMark/>
-          </w:tcPr>
-          <w:p>
-            <w:pPr>
-              <w:pStyle w:val="aff3"/>
-            </w:pPr>
-            <w:r>
-              <w:t>#ДЕЛ/0!</w:t>
-            </w:r>
-          </w:p>
-        </w:tc>
-        <w:tc>
-          <w:tcPr>
-            <w:tcW w:w="1565" w:type="dxa"/>
-            <w:hideMark/>
-          </w:tcPr>
-          <w:p>
-            <w:pPr>
-              <w:pStyle w:val="aff3"/>
-            </w:pPr>
-            <w:r>
-              <w:t>#ДЕЛ/0!</w:t>
-            </w:r>
-          </w:p>
-        </w:tc>
-      </w:tr>
-      <w:tr>
-        <w:trPr>
-          <w:trHeight w:val="765"/>
-        </w:trPr>
-        <w:tc>
-          <w:tcPr>
-            <w:tcW w:w="920" w:type="dxa"/>
-            <w:hideMark/>
-          </w:tcPr>
-          <w:p>
-            <w:pPr>
-              <w:pStyle w:val="aff3"/>
-            </w:pPr>
-            <w:r>
-              <w:lastRenderedPageBreak/>
               <w:t>4</w:t>
             </w:r>
           </w:p>
         </w:tc>
         <w:tc>
           <w:tcPr>
-            <w:tcW w:w="1114" w:type="dxa"/>
+            <w:tcW w:w="1326" w:type="dxa"/>
             <w:hideMark/>
           </w:tcPr>
           <w:p>
@@ -4061,7 +5208,7 @@
         </w:tc>
         <w:tc>
           <w:tcPr>
-            <w:tcW w:w="1007" w:type="dxa"/>
+            <w:tcW w:w="1664" w:type="dxa"/>
             <w:hideMark/>
           </w:tcPr>
           <w:p>
@@ -4075,7 +5222,7 @@
         </w:tc>
         <w:tc>
           <w:tcPr>
-            <w:tcW w:w="1542" w:type="dxa"/>
+            <w:tcW w:w="1664" w:type="dxa"/>
             <w:hideMark/>
           </w:tcPr>
           <w:p>
@@ -4089,7 +5236,7 @@
         </w:tc>
         <w:tc>
           <w:tcPr>
-            <w:tcW w:w="1152" w:type="dxa"/>
+            <w:tcW w:w="1664" w:type="dxa"/>
             <w:hideMark/>
           </w:tcPr>
           <w:p>
@@ -4103,7 +5250,7 @@
         </w:tc>
         <w:tc>
           <w:tcPr>
-            <w:tcW w:w="1565" w:type="dxa"/>
+            <w:tcW w:w="1664" w:type="dxa"/>
             <w:hideMark/>
           </w:tcPr>
           <w:p>
@@ -4118,11 +5265,11 @@
       </w:tr>
       <w:tr>
         <w:trPr>
-          <w:trHeight w:val="765"/>
+          <w:trHeight w:val="709"/>
         </w:trPr>
         <w:tc>
           <w:tcPr>
-            <w:tcW w:w="920" w:type="dxa"/>
+            <w:tcW w:w="1363" w:type="dxa"/>
             <w:hideMark/>
           </w:tcPr>
           <w:p>
@@ -4136,7 +5283,7 @@
         </w:tc>
         <w:tc>
           <w:tcPr>
-            <w:tcW w:w="1114" w:type="dxa"/>
+            <w:tcW w:w="1326" w:type="dxa"/>
             <w:hideMark/>
           </w:tcPr>
           <w:p>
@@ -4150,7 +5297,7 @@
         </w:tc>
         <w:tc>
           <w:tcPr>
-            <w:tcW w:w="1007" w:type="dxa"/>
+            <w:tcW w:w="1664" w:type="dxa"/>
             <w:hideMark/>
           </w:tcPr>
           <w:p>
@@ -4164,7 +5311,7 @@
         </w:tc>
         <w:tc>
           <w:tcPr>
-            <w:tcW w:w="1542" w:type="dxa"/>
+            <w:tcW w:w="1664" w:type="dxa"/>
             <w:hideMark/>
           </w:tcPr>
           <w:p>
@@ -4178,7 +5325,7 @@
         </w:tc>
         <w:tc>
           <w:tcPr>
-            <w:tcW w:w="1152" w:type="dxa"/>
+            <w:tcW w:w="1664" w:type="dxa"/>
             <w:hideMark/>
           </w:tcPr>
           <w:p>
@@ -4192,7 +5339,7 @@
         </w:tc>
         <w:tc>
           <w:tcPr>
-            <w:tcW w:w="1565" w:type="dxa"/>
+            <w:tcW w:w="1664" w:type="dxa"/>
             <w:hideMark/>
           </w:tcPr>
           <w:p>
@@ -4267,6 +5414,7 @@
     </w:p>
     <w:p>
       <w:r>
+        <w:lastRenderedPageBreak/>
         <w:t>Вывод: наблюдается незначительная систематическая погрешность в сторону завышения. Малые значения S(Ã) указывают на высокую согласованность измерений и низкую случайную составляющую погрешности.</w:t>
       </w:r>
     </w:p>
@@ -4311,17 +5459,7 @@
     </w:p>
     <w:p>
       <w:r>
-        <w:t>Первый мультиметр: Ã = 0,320 ГОм, слегка выше номинала.</w:t>
-      </w:r>
-    </w:p>
-    <w:p>
-      <w:r>
-        <w:t>Второй мультиметр: измерения отсутствуют (#ДЕЛ/0!).</w:t>
-      </w:r>
-    </w:p>
-    <w:p>
-      <w:r>
-        <w:t>Вывод: второй мультиметр не способен измерять сопротивления такого порядка. Первый прибор показывает приемлемый результат, а случайная погрешность мала.</w:t>
+        <w:t>Измерения сопротивления данного резистора не проводились, так как его номинальное значение значительно превышает верхний предел измерения используемых мультиметров. Поэтому получить достоверные экспериментальные данные для данного резистора не представилось возможным.</w:t>
       </w:r>
     </w:p>
     <w:p>
@@ -4348,7 +5486,6 @@
     </w:p>
     <w:p>
       <w:r>
-        <w:lastRenderedPageBreak/>
         <w:t>Вывод: оба прибора демонстрируют хорошую точность. Систематическая погрешность незначительна, а значения S(Ã) указывают на устойчивость результатов измерений.</w:t>
       </w:r>
     </w:p>
@@ -4376,7 +5513,11 @@
     </w:p>
     <w:p>
       <w:r>
-        <w:t>Вывод: оба прибора дают слегка завышенные результаты. Случайная погрешность второго мультиметра чуть выше, что может быть связано с особенностями схемотехники или калибровкой на данном диапазоне сопротивлений.</w:t>
+        <w:t xml:space="preserve">Вывод: оба прибора дают слегка завышенные результаты. Случайная погрешность второго мультиметра чуть выше, что может быть связано с </w:t>
+      </w:r>
+      <w:r>
+        <w:lastRenderedPageBreak/>
+        <w:t>особенностями схемотехники или калибровкой на данном диапазоне сопротивлений.</w:t>
       </w:r>
     </w:p>
     <w:p>
@@ -4388,14 +5529,14 @@
       <w:pPr>
         <w:pStyle w:val="1"/>
       </w:pPr>
-      <w:bookmarkStart w:id="6" w:name="_Toc223014597"/>
-      <w:bookmarkStart w:id="7" w:name="_Toc223028926"/>
+      <w:bookmarkStart w:id="8" w:name="_Toc223028926"/>
+      <w:bookmarkStart w:id="9" w:name="_Toc223697606"/>
       <w:r>
         <w:lastRenderedPageBreak/>
         <w:t>ЗАКЛЮЧЕНИЕ</w:t>
       </w:r>
-      <w:bookmarkEnd w:id="6"/>
-      <w:bookmarkEnd w:id="7"/>
+      <w:bookmarkEnd w:id="8"/>
+      <w:bookmarkEnd w:id="9"/>
     </w:p>
     <w:p>
       <w:r>
@@ -4469,7 +5610,6 @@
         <w:t>Таким образом, цель лабораторной работы достигнута, задачи выполнены, отчёт оформлен в соответствии с требованиями нормативной документации.</w:t>
       </w:r>
     </w:p>
-    <w:p/>
     <w:p>
       <w:r>
         <w:br w:type="page"/>
@@ -4479,14 +5619,14 @@
       <w:pPr>
         <w:pStyle w:val="1"/>
       </w:pPr>
-      <w:bookmarkStart w:id="8" w:name="_Toc223014598"/>
-      <w:bookmarkStart w:id="9" w:name="_Toc223028927"/>
+      <w:bookmarkStart w:id="10" w:name="_Toc223028927"/>
+      <w:bookmarkStart w:id="11" w:name="_Toc223697607"/>
       <w:r>
         <w:lastRenderedPageBreak/>
         <w:t>СПИСОК ИСПОЛЬЗОВАННЫХ ИСТОЧНИКОВ</w:t>
       </w:r>
-      <w:bookmarkEnd w:id="8"/>
-      <w:bookmarkEnd w:id="9"/>
+      <w:bookmarkEnd w:id="10"/>
+      <w:bookmarkEnd w:id="11"/>
     </w:p>
     <w:p>
       <w:r>
@@ -4508,7 +5648,7 @@
     </w:p>
     <w:p/>
     <w:sectPr>
-      <w:footerReference w:type="default" r:id="rId8"/>
+      <w:footerReference w:type="default" r:id="rId10"/>
       <w:pgSz w:w="11906" w:h="16838"/>
       <w:pgMar w:top="1134" w:right="850" w:bottom="1134" w:left="1701" w:header="708" w:footer="708" w:gutter="0"/>
       <w:pgNumType w:start="1"/>
@@ -21091,7 +22231,3098 @@
       <w:shd w:val="clear" w:color="auto" w:fill="FFFFFF" w:themeFill="background1"/>
     </w:rPr>
   </w:style>
+  <w:style w:type="paragraph" w:customStyle="1" w:styleId="affd">
+    <w:name w:val="ИмяРис"/>
+    <w:basedOn w:val="a0"/>
+    <w:link w:val="affe"/>
+    <w:qFormat/>
+    <w:rsid w:val="000305B8"/>
+    <w:pPr>
+      <w:ind w:left="709" w:firstLine="0"/>
+      <w:jc w:val="center"/>
+    </w:pPr>
+    <w:rPr>
+      <w:sz w:val="24"/>
+      <w:szCs w:val="24"/>
+    </w:rPr>
+  </w:style>
+  <w:style w:type="character" w:customStyle="1" w:styleId="affe">
+    <w:name w:val="ИмяРис Знак"/>
+    <w:basedOn w:val="a1"/>
+    <w:link w:val="affd"/>
+    <w:rsid w:val="000305B8"/>
+    <w:rPr>
+      <w:shd w:val="clear" w:color="auto" w:fill="FFFFFF" w:themeFill="background1"/>
+    </w:rPr>
+  </w:style>
 </w:styles>
+</file>
+
+<file path=word/charts/chart1.xml><?xml version="1.0" encoding="utf-8"?>
+<c:chartSpace xmlns:c="http://schemas.openxmlformats.org/drawingml/2006/chart" xmlns:a="http://schemas.openxmlformats.org/drawingml/2006/main" xmlns:r="http://schemas.openxmlformats.org/officeDocument/2006/relationships" xmlns:c16r2="http://schemas.microsoft.com/office/drawing/2015/06/chart">
+  <c:date1904 val="0"/>
+  <c:lang val="ru-RU"/>
+  <c:roundedCorners val="0"/>
+  <mc:AlternateContent xmlns:mc="http://schemas.openxmlformats.org/markup-compatibility/2006">
+    <mc:Choice xmlns:c14="http://schemas.microsoft.com/office/drawing/2007/8/2/chart" Requires="c14">
+      <c14:style val="102"/>
+    </mc:Choice>
+    <mc:Fallback>
+      <c:style val="2"/>
+    </mc:Fallback>
+  </mc:AlternateContent>
+  <c:chart>
+    <c:autoTitleDeleted val="1"/>
+    <c:plotArea>
+      <c:layout/>
+      <c:barChart>
+        <c:barDir val="col"/>
+        <c:grouping val="clustered"/>
+        <c:varyColors val="0"/>
+        <c:ser>
+          <c:idx val="0"/>
+          <c:order val="0"/>
+          <c:tx>
+            <c:strRef>
+              <c:f>Лист1!$R$1</c:f>
+              <c:strCache>
+                <c:ptCount val="1"/>
+                <c:pt idx="0">
+                  <c:v>Замер 1</c:v>
+                </c:pt>
+              </c:strCache>
+            </c:strRef>
+          </c:tx>
+          <c:spPr>
+            <a:solidFill>
+              <a:schemeClr val="accent1"/>
+            </a:solidFill>
+            <a:ln>
+              <a:noFill/>
+            </a:ln>
+            <a:effectLst/>
+          </c:spPr>
+          <c:invertIfNegative val="0"/>
+          <c:cat>
+            <c:strRef>
+              <c:f>Лист1!$Q$2:$Q$6</c:f>
+              <c:strCache>
+                <c:ptCount val="5"/>
+                <c:pt idx="0">
+                  <c:v>1,5кОМ</c:v>
+                </c:pt>
+                <c:pt idx="1">
+                  <c:v>56кОМ</c:v>
+                </c:pt>
+                <c:pt idx="2">
+                  <c:v>31ГОм</c:v>
+                </c:pt>
+                <c:pt idx="3">
+                  <c:v>5,1кОМ</c:v>
+                </c:pt>
+                <c:pt idx="4">
+                  <c:v>10кОМ</c:v>
+                </c:pt>
+              </c:strCache>
+            </c:strRef>
+          </c:cat>
+          <c:val>
+            <c:numRef>
+              <c:f>Лист1!$R$2:$R$6</c:f>
+              <c:numCache>
+                <c:formatCode>General</c:formatCode>
+                <c:ptCount val="5"/>
+                <c:pt idx="0">
+                  <c:v>4.0000000000000036E-2</c:v>
+                </c:pt>
+                <c:pt idx="1">
+                  <c:v>0.79999999999999716</c:v>
+                </c:pt>
+                <c:pt idx="3">
+                  <c:v>-2.9999999999999361E-2</c:v>
+                </c:pt>
+                <c:pt idx="4">
+                  <c:v>0.30000000000000071</c:v>
+                </c:pt>
+              </c:numCache>
+            </c:numRef>
+          </c:val>
+          <c:extLst>
+            <c:ext xmlns:c16="http://schemas.microsoft.com/office/drawing/2014/chart" uri="{C3380CC4-5D6E-409C-BE32-E72D297353CC}">
+              <c16:uniqueId val="{00000000-30DD-47E9-8BF2-706BAF62FE8B}"/>
+            </c:ext>
+          </c:extLst>
+        </c:ser>
+        <c:ser>
+          <c:idx val="1"/>
+          <c:order val="1"/>
+          <c:tx>
+            <c:strRef>
+              <c:f>Лист1!$S$1</c:f>
+              <c:strCache>
+                <c:ptCount val="1"/>
+                <c:pt idx="0">
+                  <c:v>Замер 2</c:v>
+                </c:pt>
+              </c:strCache>
+            </c:strRef>
+          </c:tx>
+          <c:spPr>
+            <a:solidFill>
+              <a:schemeClr val="accent2"/>
+            </a:solidFill>
+            <a:ln>
+              <a:noFill/>
+            </a:ln>
+            <a:effectLst/>
+          </c:spPr>
+          <c:invertIfNegative val="0"/>
+          <c:cat>
+            <c:strRef>
+              <c:f>Лист1!$Q$2:$Q$6</c:f>
+              <c:strCache>
+                <c:ptCount val="5"/>
+                <c:pt idx="0">
+                  <c:v>1,5кОМ</c:v>
+                </c:pt>
+                <c:pt idx="1">
+                  <c:v>56кОМ</c:v>
+                </c:pt>
+                <c:pt idx="2">
+                  <c:v>31ГОм</c:v>
+                </c:pt>
+                <c:pt idx="3">
+                  <c:v>5,1кОМ</c:v>
+                </c:pt>
+                <c:pt idx="4">
+                  <c:v>10кОМ</c:v>
+                </c:pt>
+              </c:strCache>
+            </c:strRef>
+          </c:cat>
+          <c:val>
+            <c:numRef>
+              <c:f>Лист1!$S$2:$S$6</c:f>
+              <c:numCache>
+                <c:formatCode>General</c:formatCode>
+                <c:ptCount val="5"/>
+                <c:pt idx="0">
+                  <c:v>3.0000000000000027E-2</c:v>
+                </c:pt>
+                <c:pt idx="1">
+                  <c:v>2</c:v>
+                </c:pt>
+                <c:pt idx="3">
+                  <c:v>-6.9999999999999396E-2</c:v>
+                </c:pt>
+                <c:pt idx="4">
+                  <c:v>0.19999999999999929</c:v>
+                </c:pt>
+              </c:numCache>
+            </c:numRef>
+          </c:val>
+          <c:extLst>
+            <c:ext xmlns:c16="http://schemas.microsoft.com/office/drawing/2014/chart" uri="{C3380CC4-5D6E-409C-BE32-E72D297353CC}">
+              <c16:uniqueId val="{00000001-30DD-47E9-8BF2-706BAF62FE8B}"/>
+            </c:ext>
+          </c:extLst>
+        </c:ser>
+        <c:ser>
+          <c:idx val="2"/>
+          <c:order val="2"/>
+          <c:tx>
+            <c:strRef>
+              <c:f>Лист1!$T$1</c:f>
+              <c:strCache>
+                <c:ptCount val="1"/>
+                <c:pt idx="0">
+                  <c:v>Замер 3</c:v>
+                </c:pt>
+              </c:strCache>
+            </c:strRef>
+          </c:tx>
+          <c:spPr>
+            <a:solidFill>
+              <a:schemeClr val="accent3"/>
+            </a:solidFill>
+            <a:ln>
+              <a:noFill/>
+            </a:ln>
+            <a:effectLst/>
+          </c:spPr>
+          <c:invertIfNegative val="0"/>
+          <c:cat>
+            <c:strRef>
+              <c:f>Лист1!$Q$2:$Q$6</c:f>
+              <c:strCache>
+                <c:ptCount val="5"/>
+                <c:pt idx="0">
+                  <c:v>1,5кОМ</c:v>
+                </c:pt>
+                <c:pt idx="1">
+                  <c:v>56кОМ</c:v>
+                </c:pt>
+                <c:pt idx="2">
+                  <c:v>31ГОм</c:v>
+                </c:pt>
+                <c:pt idx="3">
+                  <c:v>5,1кОМ</c:v>
+                </c:pt>
+                <c:pt idx="4">
+                  <c:v>10кОМ</c:v>
+                </c:pt>
+              </c:strCache>
+            </c:strRef>
+          </c:cat>
+          <c:val>
+            <c:numRef>
+              <c:f>Лист1!$T$2:$T$6</c:f>
+              <c:numCache>
+                <c:formatCode>General</c:formatCode>
+                <c:ptCount val="5"/>
+                <c:pt idx="0">
+                  <c:v>2.0000000000000018E-2</c:v>
+                </c:pt>
+                <c:pt idx="1">
+                  <c:v>0.79999999999999716</c:v>
+                </c:pt>
+                <c:pt idx="3">
+                  <c:v>-0.19999999999999929</c:v>
+                </c:pt>
+                <c:pt idx="4">
+                  <c:v>0.15000000000000036</c:v>
+                </c:pt>
+              </c:numCache>
+            </c:numRef>
+          </c:val>
+          <c:extLst>
+            <c:ext xmlns:c16="http://schemas.microsoft.com/office/drawing/2014/chart" uri="{C3380CC4-5D6E-409C-BE32-E72D297353CC}">
+              <c16:uniqueId val="{00000002-30DD-47E9-8BF2-706BAF62FE8B}"/>
+            </c:ext>
+          </c:extLst>
+        </c:ser>
+        <c:ser>
+          <c:idx val="3"/>
+          <c:order val="3"/>
+          <c:tx>
+            <c:strRef>
+              <c:f>Лист1!$U$1</c:f>
+              <c:strCache>
+                <c:ptCount val="1"/>
+                <c:pt idx="0">
+                  <c:v>Замер 4</c:v>
+                </c:pt>
+              </c:strCache>
+            </c:strRef>
+          </c:tx>
+          <c:spPr>
+            <a:solidFill>
+              <a:schemeClr val="accent4"/>
+            </a:solidFill>
+            <a:ln>
+              <a:noFill/>
+            </a:ln>
+            <a:effectLst/>
+          </c:spPr>
+          <c:invertIfNegative val="0"/>
+          <c:cat>
+            <c:strRef>
+              <c:f>Лист1!$Q$2:$Q$6</c:f>
+              <c:strCache>
+                <c:ptCount val="5"/>
+                <c:pt idx="0">
+                  <c:v>1,5кОМ</c:v>
+                </c:pt>
+                <c:pt idx="1">
+                  <c:v>56кОМ</c:v>
+                </c:pt>
+                <c:pt idx="2">
+                  <c:v>31ГОм</c:v>
+                </c:pt>
+                <c:pt idx="3">
+                  <c:v>5,1кОМ</c:v>
+                </c:pt>
+                <c:pt idx="4">
+                  <c:v>10кОМ</c:v>
+                </c:pt>
+              </c:strCache>
+            </c:strRef>
+          </c:cat>
+          <c:val>
+            <c:numRef>
+              <c:f>Лист1!$U$2:$U$6</c:f>
+              <c:numCache>
+                <c:formatCode>General</c:formatCode>
+                <c:ptCount val="5"/>
+                <c:pt idx="0">
+                  <c:v>0</c:v>
+                </c:pt>
+                <c:pt idx="1">
+                  <c:v>0.5</c:v>
+                </c:pt>
+                <c:pt idx="3">
+                  <c:v>0.1800000000000006</c:v>
+                </c:pt>
+                <c:pt idx="4">
+                  <c:v>0.40000000000000036</c:v>
+                </c:pt>
+              </c:numCache>
+            </c:numRef>
+          </c:val>
+          <c:extLst>
+            <c:ext xmlns:c16="http://schemas.microsoft.com/office/drawing/2014/chart" uri="{C3380CC4-5D6E-409C-BE32-E72D297353CC}">
+              <c16:uniqueId val="{00000003-30DD-47E9-8BF2-706BAF62FE8B}"/>
+            </c:ext>
+          </c:extLst>
+        </c:ser>
+        <c:ser>
+          <c:idx val="4"/>
+          <c:order val="4"/>
+          <c:tx>
+            <c:strRef>
+              <c:f>Лист1!$V$1</c:f>
+              <c:strCache>
+                <c:ptCount val="1"/>
+                <c:pt idx="0">
+                  <c:v>Замер 5</c:v>
+                </c:pt>
+              </c:strCache>
+            </c:strRef>
+          </c:tx>
+          <c:spPr>
+            <a:solidFill>
+              <a:schemeClr val="accent5"/>
+            </a:solidFill>
+            <a:ln>
+              <a:noFill/>
+            </a:ln>
+            <a:effectLst/>
+          </c:spPr>
+          <c:invertIfNegative val="0"/>
+          <c:cat>
+            <c:strRef>
+              <c:f>Лист1!$Q$2:$Q$6</c:f>
+              <c:strCache>
+                <c:ptCount val="5"/>
+                <c:pt idx="0">
+                  <c:v>1,5кОМ</c:v>
+                </c:pt>
+                <c:pt idx="1">
+                  <c:v>56кОМ</c:v>
+                </c:pt>
+                <c:pt idx="2">
+                  <c:v>31ГОм</c:v>
+                </c:pt>
+                <c:pt idx="3">
+                  <c:v>5,1кОМ</c:v>
+                </c:pt>
+                <c:pt idx="4">
+                  <c:v>10кОМ</c:v>
+                </c:pt>
+              </c:strCache>
+            </c:strRef>
+          </c:cat>
+          <c:val>
+            <c:numRef>
+              <c:f>Лист1!$V$2:$V$6</c:f>
+              <c:numCache>
+                <c:formatCode>General</c:formatCode>
+                <c:ptCount val="5"/>
+                <c:pt idx="0">
+                  <c:v>-1.0000000000000009E-2</c:v>
+                </c:pt>
+                <c:pt idx="1">
+                  <c:v>-1.5</c:v>
+                </c:pt>
+                <c:pt idx="3">
+                  <c:v>-6.9999999999999396E-2</c:v>
+                </c:pt>
+                <c:pt idx="4">
+                  <c:v>0.38000000000000078</c:v>
+                </c:pt>
+              </c:numCache>
+            </c:numRef>
+          </c:val>
+          <c:extLst>
+            <c:ext xmlns:c16="http://schemas.microsoft.com/office/drawing/2014/chart" uri="{C3380CC4-5D6E-409C-BE32-E72D297353CC}">
+              <c16:uniqueId val="{00000004-30DD-47E9-8BF2-706BAF62FE8B}"/>
+            </c:ext>
+          </c:extLst>
+        </c:ser>
+        <c:ser>
+          <c:idx val="5"/>
+          <c:order val="5"/>
+          <c:tx>
+            <c:strRef>
+              <c:f>Лист1!$W$1</c:f>
+              <c:strCache>
+                <c:ptCount val="1"/>
+                <c:pt idx="0">
+                  <c:v>Замер 6</c:v>
+                </c:pt>
+              </c:strCache>
+            </c:strRef>
+          </c:tx>
+          <c:spPr>
+            <a:solidFill>
+              <a:schemeClr val="accent6"/>
+            </a:solidFill>
+            <a:ln>
+              <a:noFill/>
+            </a:ln>
+            <a:effectLst/>
+          </c:spPr>
+          <c:invertIfNegative val="0"/>
+          <c:cat>
+            <c:strRef>
+              <c:f>Лист1!$Q$2:$Q$6</c:f>
+              <c:strCache>
+                <c:ptCount val="5"/>
+                <c:pt idx="0">
+                  <c:v>1,5кОМ</c:v>
+                </c:pt>
+                <c:pt idx="1">
+                  <c:v>56кОМ</c:v>
+                </c:pt>
+                <c:pt idx="2">
+                  <c:v>31ГОм</c:v>
+                </c:pt>
+                <c:pt idx="3">
+                  <c:v>5,1кОМ</c:v>
+                </c:pt>
+                <c:pt idx="4">
+                  <c:v>10кОМ</c:v>
+                </c:pt>
+              </c:strCache>
+            </c:strRef>
+          </c:cat>
+          <c:val>
+            <c:numRef>
+              <c:f>Лист1!$W$2:$W$6</c:f>
+              <c:numCache>
+                <c:formatCode>General</c:formatCode>
+                <c:ptCount val="5"/>
+                <c:pt idx="0">
+                  <c:v>1.0000000000000009E-2</c:v>
+                </c:pt>
+                <c:pt idx="1">
+                  <c:v>0.79999999999999716</c:v>
+                </c:pt>
+                <c:pt idx="3">
+                  <c:v>2.0000000000000462E-2</c:v>
+                </c:pt>
+                <c:pt idx="4">
+                  <c:v>0.22000000000000064</c:v>
+                </c:pt>
+              </c:numCache>
+            </c:numRef>
+          </c:val>
+          <c:extLst>
+            <c:ext xmlns:c16="http://schemas.microsoft.com/office/drawing/2014/chart" uri="{C3380CC4-5D6E-409C-BE32-E72D297353CC}">
+              <c16:uniqueId val="{00000005-30DD-47E9-8BF2-706BAF62FE8B}"/>
+            </c:ext>
+          </c:extLst>
+        </c:ser>
+        <c:ser>
+          <c:idx val="6"/>
+          <c:order val="6"/>
+          <c:tx>
+            <c:strRef>
+              <c:f>Лист1!$X$1</c:f>
+              <c:strCache>
+                <c:ptCount val="1"/>
+                <c:pt idx="0">
+                  <c:v>Замер 7</c:v>
+                </c:pt>
+              </c:strCache>
+            </c:strRef>
+          </c:tx>
+          <c:spPr>
+            <a:solidFill>
+              <a:schemeClr val="accent1">
+                <a:lumMod val="60000"/>
+              </a:schemeClr>
+            </a:solidFill>
+            <a:ln>
+              <a:noFill/>
+            </a:ln>
+            <a:effectLst/>
+          </c:spPr>
+          <c:invertIfNegative val="0"/>
+          <c:cat>
+            <c:strRef>
+              <c:f>Лист1!$Q$2:$Q$6</c:f>
+              <c:strCache>
+                <c:ptCount val="5"/>
+                <c:pt idx="0">
+                  <c:v>1,5кОМ</c:v>
+                </c:pt>
+                <c:pt idx="1">
+                  <c:v>56кОМ</c:v>
+                </c:pt>
+                <c:pt idx="2">
+                  <c:v>31ГОм</c:v>
+                </c:pt>
+                <c:pt idx="3">
+                  <c:v>5,1кОМ</c:v>
+                </c:pt>
+                <c:pt idx="4">
+                  <c:v>10кОМ</c:v>
+                </c:pt>
+              </c:strCache>
+            </c:strRef>
+          </c:cat>
+          <c:val>
+            <c:numRef>
+              <c:f>Лист1!$X$2:$X$6</c:f>
+              <c:numCache>
+                <c:formatCode>General</c:formatCode>
+                <c:ptCount val="5"/>
+                <c:pt idx="0">
+                  <c:v>-2.0000000000000018E-2</c:v>
+                </c:pt>
+                <c:pt idx="1">
+                  <c:v>2</c:v>
+                </c:pt>
+                <c:pt idx="3">
+                  <c:v>-9.9999999999999645E-2</c:v>
+                </c:pt>
+                <c:pt idx="4">
+                  <c:v>0.3100000000000005</c:v>
+                </c:pt>
+              </c:numCache>
+            </c:numRef>
+          </c:val>
+          <c:extLst>
+            <c:ext xmlns:c16="http://schemas.microsoft.com/office/drawing/2014/chart" uri="{C3380CC4-5D6E-409C-BE32-E72D297353CC}">
+              <c16:uniqueId val="{00000006-30DD-47E9-8BF2-706BAF62FE8B}"/>
+            </c:ext>
+          </c:extLst>
+        </c:ser>
+        <c:ser>
+          <c:idx val="7"/>
+          <c:order val="7"/>
+          <c:tx>
+            <c:strRef>
+              <c:f>Лист1!$Y$1</c:f>
+              <c:strCache>
+                <c:ptCount val="1"/>
+                <c:pt idx="0">
+                  <c:v>Замер 8</c:v>
+                </c:pt>
+              </c:strCache>
+            </c:strRef>
+          </c:tx>
+          <c:spPr>
+            <a:solidFill>
+              <a:schemeClr val="accent2">
+                <a:lumMod val="60000"/>
+              </a:schemeClr>
+            </a:solidFill>
+            <a:ln>
+              <a:noFill/>
+            </a:ln>
+            <a:effectLst/>
+          </c:spPr>
+          <c:invertIfNegative val="0"/>
+          <c:cat>
+            <c:strRef>
+              <c:f>Лист1!$Q$2:$Q$6</c:f>
+              <c:strCache>
+                <c:ptCount val="5"/>
+                <c:pt idx="0">
+                  <c:v>1,5кОМ</c:v>
+                </c:pt>
+                <c:pt idx="1">
+                  <c:v>56кОМ</c:v>
+                </c:pt>
+                <c:pt idx="2">
+                  <c:v>31ГОм</c:v>
+                </c:pt>
+                <c:pt idx="3">
+                  <c:v>5,1кОМ</c:v>
+                </c:pt>
+                <c:pt idx="4">
+                  <c:v>10кОМ</c:v>
+                </c:pt>
+              </c:strCache>
+            </c:strRef>
+          </c:cat>
+          <c:val>
+            <c:numRef>
+              <c:f>Лист1!$Y$2:$Y$6</c:f>
+              <c:numCache>
+                <c:formatCode>General</c:formatCode>
+                <c:ptCount val="5"/>
+                <c:pt idx="0">
+                  <c:v>0</c:v>
+                </c:pt>
+                <c:pt idx="1">
+                  <c:v>0.79999999999999716</c:v>
+                </c:pt>
+                <c:pt idx="3">
+                  <c:v>-0.11999999999999922</c:v>
+                </c:pt>
+                <c:pt idx="4">
+                  <c:v>0.26999999999999957</c:v>
+                </c:pt>
+              </c:numCache>
+            </c:numRef>
+          </c:val>
+          <c:extLst>
+            <c:ext xmlns:c16="http://schemas.microsoft.com/office/drawing/2014/chart" uri="{C3380CC4-5D6E-409C-BE32-E72D297353CC}">
+              <c16:uniqueId val="{00000007-30DD-47E9-8BF2-706BAF62FE8B}"/>
+            </c:ext>
+          </c:extLst>
+        </c:ser>
+        <c:ser>
+          <c:idx val="8"/>
+          <c:order val="8"/>
+          <c:tx>
+            <c:strRef>
+              <c:f>Лист1!$Z$1</c:f>
+              <c:strCache>
+                <c:ptCount val="1"/>
+                <c:pt idx="0">
+                  <c:v>Замер 9</c:v>
+                </c:pt>
+              </c:strCache>
+            </c:strRef>
+          </c:tx>
+          <c:spPr>
+            <a:solidFill>
+              <a:schemeClr val="accent3">
+                <a:lumMod val="60000"/>
+              </a:schemeClr>
+            </a:solidFill>
+            <a:ln>
+              <a:noFill/>
+            </a:ln>
+            <a:effectLst/>
+          </c:spPr>
+          <c:invertIfNegative val="0"/>
+          <c:cat>
+            <c:strRef>
+              <c:f>Лист1!$Q$2:$Q$6</c:f>
+              <c:strCache>
+                <c:ptCount val="5"/>
+                <c:pt idx="0">
+                  <c:v>1,5кОМ</c:v>
+                </c:pt>
+                <c:pt idx="1">
+                  <c:v>56кОМ</c:v>
+                </c:pt>
+                <c:pt idx="2">
+                  <c:v>31ГОм</c:v>
+                </c:pt>
+                <c:pt idx="3">
+                  <c:v>5,1кОМ</c:v>
+                </c:pt>
+                <c:pt idx="4">
+                  <c:v>10кОМ</c:v>
+                </c:pt>
+              </c:strCache>
+            </c:strRef>
+          </c:cat>
+          <c:val>
+            <c:numRef>
+              <c:f>Лист1!$Z$2:$Z$6</c:f>
+              <c:numCache>
+                <c:formatCode>General</c:formatCode>
+                <c:ptCount val="5"/>
+                <c:pt idx="0">
+                  <c:v>2.0000000000000018E-2</c:v>
+                </c:pt>
+                <c:pt idx="1">
+                  <c:v>-1.5</c:v>
+                </c:pt>
+                <c:pt idx="3">
+                  <c:v>8.0000000000000071E-2</c:v>
+                </c:pt>
+                <c:pt idx="4">
+                  <c:v>0.17999999999999972</c:v>
+                </c:pt>
+              </c:numCache>
+            </c:numRef>
+          </c:val>
+          <c:extLst>
+            <c:ext xmlns:c16="http://schemas.microsoft.com/office/drawing/2014/chart" uri="{C3380CC4-5D6E-409C-BE32-E72D297353CC}">
+              <c16:uniqueId val="{00000008-30DD-47E9-8BF2-706BAF62FE8B}"/>
+            </c:ext>
+          </c:extLst>
+        </c:ser>
+        <c:ser>
+          <c:idx val="9"/>
+          <c:order val="9"/>
+          <c:tx>
+            <c:strRef>
+              <c:f>Лист1!$AA$1</c:f>
+              <c:strCache>
+                <c:ptCount val="1"/>
+                <c:pt idx="0">
+                  <c:v>Замер 10</c:v>
+                </c:pt>
+              </c:strCache>
+            </c:strRef>
+          </c:tx>
+          <c:spPr>
+            <a:solidFill>
+              <a:schemeClr val="accent4">
+                <a:lumMod val="60000"/>
+              </a:schemeClr>
+            </a:solidFill>
+            <a:ln>
+              <a:noFill/>
+            </a:ln>
+            <a:effectLst/>
+          </c:spPr>
+          <c:invertIfNegative val="0"/>
+          <c:cat>
+            <c:strRef>
+              <c:f>Лист1!$Q$2:$Q$6</c:f>
+              <c:strCache>
+                <c:ptCount val="5"/>
+                <c:pt idx="0">
+                  <c:v>1,5кОМ</c:v>
+                </c:pt>
+                <c:pt idx="1">
+                  <c:v>56кОМ</c:v>
+                </c:pt>
+                <c:pt idx="2">
+                  <c:v>31ГОм</c:v>
+                </c:pt>
+                <c:pt idx="3">
+                  <c:v>5,1кОМ</c:v>
+                </c:pt>
+                <c:pt idx="4">
+                  <c:v>10кОМ</c:v>
+                </c:pt>
+              </c:strCache>
+            </c:strRef>
+          </c:cat>
+          <c:val>
+            <c:numRef>
+              <c:f>Лист1!$AA$2:$AA$6</c:f>
+              <c:numCache>
+                <c:formatCode>General</c:formatCode>
+                <c:ptCount val="5"/>
+                <c:pt idx="0">
+                  <c:v>-3.0000000000000027E-2</c:v>
+                </c:pt>
+                <c:pt idx="1">
+                  <c:v>1.7999999999999972</c:v>
+                </c:pt>
+                <c:pt idx="3">
+                  <c:v>-4.0000000000000036E-2</c:v>
+                </c:pt>
+                <c:pt idx="4">
+                  <c:v>0.34999999999999964</c:v>
+                </c:pt>
+              </c:numCache>
+            </c:numRef>
+          </c:val>
+          <c:extLst>
+            <c:ext xmlns:c16="http://schemas.microsoft.com/office/drawing/2014/chart" uri="{C3380CC4-5D6E-409C-BE32-E72D297353CC}">
+              <c16:uniqueId val="{00000009-30DD-47E9-8BF2-706BAF62FE8B}"/>
+            </c:ext>
+          </c:extLst>
+        </c:ser>
+        <c:dLbls>
+          <c:showLegendKey val="0"/>
+          <c:showVal val="0"/>
+          <c:showCatName val="0"/>
+          <c:showSerName val="0"/>
+          <c:showPercent val="0"/>
+          <c:showBubbleSize val="0"/>
+        </c:dLbls>
+        <c:gapWidth val="219"/>
+        <c:overlap val="-27"/>
+        <c:axId val="1684891423"/>
+        <c:axId val="1684887103"/>
+      </c:barChart>
+      <c:catAx>
+        <c:axId val="1684891423"/>
+        <c:scaling>
+          <c:orientation val="minMax"/>
+        </c:scaling>
+        <c:delete val="0"/>
+        <c:axPos val="b"/>
+        <c:numFmt formatCode="General" sourceLinked="1"/>
+        <c:majorTickMark val="none"/>
+        <c:minorTickMark val="none"/>
+        <c:tickLblPos val="nextTo"/>
+        <c:spPr>
+          <a:noFill/>
+          <a:ln w="9525" cap="flat" cmpd="sng" algn="ctr">
+            <a:solidFill>
+              <a:schemeClr val="tx1">
+                <a:lumMod val="15000"/>
+                <a:lumOff val="85000"/>
+              </a:schemeClr>
+            </a:solidFill>
+            <a:round/>
+          </a:ln>
+          <a:effectLst/>
+        </c:spPr>
+        <c:txPr>
+          <a:bodyPr rot="-60000000" spcFirstLastPara="1" vertOverflow="ellipsis" vert="horz" wrap="square" anchor="ctr" anchorCtr="1"/>
+          <a:lstStyle/>
+          <a:p>
+            <a:pPr>
+              <a:defRPr sz="900" b="0" i="0" u="none" strike="noStrike" kern="1200" baseline="0">
+                <a:solidFill>
+                  <a:schemeClr val="tx1">
+                    <a:lumMod val="65000"/>
+                    <a:lumOff val="35000"/>
+                  </a:schemeClr>
+                </a:solidFill>
+                <a:latin typeface="+mn-lt"/>
+                <a:ea typeface="+mn-ea"/>
+                <a:cs typeface="+mn-cs"/>
+              </a:defRPr>
+            </a:pPr>
+            <a:endParaRPr lang="ru-RU"/>
+          </a:p>
+        </c:txPr>
+        <c:crossAx val="1684887103"/>
+        <c:crosses val="autoZero"/>
+        <c:auto val="1"/>
+        <c:lblAlgn val="ctr"/>
+        <c:lblOffset val="100"/>
+        <c:noMultiLvlLbl val="0"/>
+      </c:catAx>
+      <c:valAx>
+        <c:axId val="1684887103"/>
+        <c:scaling>
+          <c:orientation val="minMax"/>
+        </c:scaling>
+        <c:delete val="0"/>
+        <c:axPos val="l"/>
+        <c:majorGridlines>
+          <c:spPr>
+            <a:ln w="9525" cap="flat" cmpd="sng" algn="ctr">
+              <a:solidFill>
+                <a:schemeClr val="tx1">
+                  <a:lumMod val="15000"/>
+                  <a:lumOff val="85000"/>
+                </a:schemeClr>
+              </a:solidFill>
+              <a:round/>
+            </a:ln>
+            <a:effectLst/>
+          </c:spPr>
+        </c:majorGridlines>
+        <c:numFmt formatCode="General" sourceLinked="1"/>
+        <c:majorTickMark val="none"/>
+        <c:minorTickMark val="none"/>
+        <c:tickLblPos val="nextTo"/>
+        <c:spPr>
+          <a:noFill/>
+          <a:ln>
+            <a:noFill/>
+          </a:ln>
+          <a:effectLst/>
+        </c:spPr>
+        <c:txPr>
+          <a:bodyPr rot="-60000000" spcFirstLastPara="1" vertOverflow="ellipsis" vert="horz" wrap="square" anchor="ctr" anchorCtr="1"/>
+          <a:lstStyle/>
+          <a:p>
+            <a:pPr>
+              <a:defRPr sz="900" b="0" i="0" u="none" strike="noStrike" kern="1200" baseline="0">
+                <a:solidFill>
+                  <a:schemeClr val="tx1">
+                    <a:lumMod val="65000"/>
+                    <a:lumOff val="35000"/>
+                  </a:schemeClr>
+                </a:solidFill>
+                <a:latin typeface="+mn-lt"/>
+                <a:ea typeface="+mn-ea"/>
+                <a:cs typeface="+mn-cs"/>
+              </a:defRPr>
+            </a:pPr>
+            <a:endParaRPr lang="ru-RU"/>
+          </a:p>
+        </c:txPr>
+        <c:crossAx val="1684891423"/>
+        <c:crosses val="autoZero"/>
+        <c:crossBetween val="between"/>
+      </c:valAx>
+      <c:spPr>
+        <a:noFill/>
+        <a:ln>
+          <a:noFill/>
+        </a:ln>
+        <a:effectLst/>
+      </c:spPr>
+    </c:plotArea>
+    <c:legend>
+      <c:legendPos val="b"/>
+      <c:overlay val="0"/>
+      <c:spPr>
+        <a:noFill/>
+        <a:ln>
+          <a:noFill/>
+        </a:ln>
+        <a:effectLst/>
+      </c:spPr>
+      <c:txPr>
+        <a:bodyPr rot="0" spcFirstLastPara="1" vertOverflow="ellipsis" vert="horz" wrap="square" anchor="ctr" anchorCtr="1"/>
+        <a:lstStyle/>
+        <a:p>
+          <a:pPr>
+            <a:defRPr sz="900" b="0" i="0" u="none" strike="noStrike" kern="1200" baseline="0">
+              <a:solidFill>
+                <a:schemeClr val="tx1">
+                  <a:lumMod val="65000"/>
+                  <a:lumOff val="35000"/>
+                </a:schemeClr>
+              </a:solidFill>
+              <a:latin typeface="+mn-lt"/>
+              <a:ea typeface="+mn-ea"/>
+              <a:cs typeface="+mn-cs"/>
+            </a:defRPr>
+          </a:pPr>
+          <a:endParaRPr lang="ru-RU"/>
+        </a:p>
+      </c:txPr>
+    </c:legend>
+    <c:plotVisOnly val="1"/>
+    <c:dispBlanksAs val="gap"/>
+    <c:showDLblsOverMax val="0"/>
+  </c:chart>
+  <c:spPr>
+    <a:solidFill>
+      <a:schemeClr val="bg1"/>
+    </a:solidFill>
+    <a:ln w="9525" cap="flat" cmpd="sng" algn="ctr">
+      <a:solidFill>
+        <a:schemeClr val="tx1">
+          <a:lumMod val="15000"/>
+          <a:lumOff val="85000"/>
+        </a:schemeClr>
+      </a:solidFill>
+      <a:round/>
+    </a:ln>
+    <a:effectLst/>
+  </c:spPr>
+  <c:txPr>
+    <a:bodyPr/>
+    <a:lstStyle/>
+    <a:p>
+      <a:pPr>
+        <a:defRPr/>
+      </a:pPr>
+      <a:endParaRPr lang="ru-RU"/>
+    </a:p>
+  </c:txPr>
+  <c:externalData r:id="rId3">
+    <c:autoUpdate val="0"/>
+  </c:externalData>
+</c:chartSpace>
+</file>
+
+<file path=word/charts/chart2.xml><?xml version="1.0" encoding="utf-8"?>
+<c:chartSpace xmlns:c="http://schemas.openxmlformats.org/drawingml/2006/chart" xmlns:a="http://schemas.openxmlformats.org/drawingml/2006/main" xmlns:r="http://schemas.openxmlformats.org/officeDocument/2006/relationships" xmlns:c16r2="http://schemas.microsoft.com/office/drawing/2015/06/chart">
+  <c:date1904 val="0"/>
+  <c:lang val="ru-RU"/>
+  <c:roundedCorners val="0"/>
+  <mc:AlternateContent xmlns:mc="http://schemas.openxmlformats.org/markup-compatibility/2006">
+    <mc:Choice xmlns:c14="http://schemas.microsoft.com/office/drawing/2007/8/2/chart" Requires="c14">
+      <c14:style val="102"/>
+    </mc:Choice>
+    <mc:Fallback>
+      <c:style val="2"/>
+    </mc:Fallback>
+  </mc:AlternateContent>
+  <c:chart>
+    <c:title>
+      <c:tx>
+        <c:rich>
+          <a:bodyPr rot="0" spcFirstLastPara="1" vertOverflow="ellipsis" vert="horz" wrap="square" anchor="ctr" anchorCtr="1"/>
+          <a:lstStyle/>
+          <a:p>
+            <a:pPr>
+              <a:defRPr sz="1400" b="0" i="0" u="none" strike="noStrike" kern="1200" spc="0" baseline="0">
+                <a:solidFill>
+                  <a:schemeClr val="tx1">
+                    <a:lumMod val="65000"/>
+                    <a:lumOff val="35000"/>
+                  </a:schemeClr>
+                </a:solidFill>
+                <a:latin typeface="+mn-lt"/>
+                <a:ea typeface="+mn-ea"/>
+                <a:cs typeface="+mn-cs"/>
+              </a:defRPr>
+            </a:pPr>
+            <a:r>
+              <a:rPr lang="ru-RU"/>
+              <a:t> </a:t>
+            </a:r>
+          </a:p>
+        </c:rich>
+      </c:tx>
+      <c:overlay val="0"/>
+      <c:spPr>
+        <a:noFill/>
+        <a:ln>
+          <a:noFill/>
+        </a:ln>
+        <a:effectLst/>
+      </c:spPr>
+      <c:txPr>
+        <a:bodyPr rot="0" spcFirstLastPara="1" vertOverflow="ellipsis" vert="horz" wrap="square" anchor="ctr" anchorCtr="1"/>
+        <a:lstStyle/>
+        <a:p>
+          <a:pPr>
+            <a:defRPr sz="1400" b="0" i="0" u="none" strike="noStrike" kern="1200" spc="0" baseline="0">
+              <a:solidFill>
+                <a:schemeClr val="tx1">
+                  <a:lumMod val="65000"/>
+                  <a:lumOff val="35000"/>
+                </a:schemeClr>
+              </a:solidFill>
+              <a:latin typeface="+mn-lt"/>
+              <a:ea typeface="+mn-ea"/>
+              <a:cs typeface="+mn-cs"/>
+            </a:defRPr>
+          </a:pPr>
+          <a:endParaRPr lang="ru-RU"/>
+        </a:p>
+      </c:txPr>
+    </c:title>
+    <c:autoTitleDeleted val="0"/>
+    <c:plotArea>
+      <c:layout/>
+      <c:barChart>
+        <c:barDir val="col"/>
+        <c:grouping val="clustered"/>
+        <c:varyColors val="0"/>
+        <c:ser>
+          <c:idx val="0"/>
+          <c:order val="0"/>
+          <c:tx>
+            <c:strRef>
+              <c:f>Лист1!$R$9</c:f>
+              <c:strCache>
+                <c:ptCount val="1"/>
+                <c:pt idx="0">
+                  <c:v>Замер 1</c:v>
+                </c:pt>
+              </c:strCache>
+            </c:strRef>
+          </c:tx>
+          <c:spPr>
+            <a:solidFill>
+              <a:schemeClr val="accent1"/>
+            </a:solidFill>
+            <a:ln>
+              <a:noFill/>
+            </a:ln>
+            <a:effectLst/>
+          </c:spPr>
+          <c:invertIfNegative val="0"/>
+          <c:cat>
+            <c:strRef>
+              <c:f>Лист1!$Q$10:$Q$14</c:f>
+              <c:strCache>
+                <c:ptCount val="5"/>
+                <c:pt idx="0">
+                  <c:v>1,5кОМ</c:v>
+                </c:pt>
+                <c:pt idx="1">
+                  <c:v>56кОМ</c:v>
+                </c:pt>
+                <c:pt idx="2">
+                  <c:v>31ГОм</c:v>
+                </c:pt>
+                <c:pt idx="3">
+                  <c:v>5,1кОМ</c:v>
+                </c:pt>
+                <c:pt idx="4">
+                  <c:v>10кОМ</c:v>
+                </c:pt>
+              </c:strCache>
+            </c:strRef>
+          </c:cat>
+          <c:val>
+            <c:numRef>
+              <c:f>Лист1!$R$10:$R$14</c:f>
+              <c:numCache>
+                <c:formatCode>General</c:formatCode>
+                <c:ptCount val="5"/>
+                <c:pt idx="0">
+                  <c:v>0</c:v>
+                </c:pt>
+                <c:pt idx="1">
+                  <c:v>-2</c:v>
+                </c:pt>
+                <c:pt idx="3">
+                  <c:v>-9.9999999999999645E-2</c:v>
+                </c:pt>
+                <c:pt idx="4">
+                  <c:v>0</c:v>
+                </c:pt>
+              </c:numCache>
+            </c:numRef>
+          </c:val>
+          <c:extLst>
+            <c:ext xmlns:c16="http://schemas.microsoft.com/office/drawing/2014/chart" uri="{C3380CC4-5D6E-409C-BE32-E72D297353CC}">
+              <c16:uniqueId val="{00000000-DB43-49DA-BA6F-88FDDA2C227A}"/>
+            </c:ext>
+          </c:extLst>
+        </c:ser>
+        <c:ser>
+          <c:idx val="1"/>
+          <c:order val="1"/>
+          <c:tx>
+            <c:strRef>
+              <c:f>Лист1!$S$9</c:f>
+              <c:strCache>
+                <c:ptCount val="1"/>
+                <c:pt idx="0">
+                  <c:v>Замер 2</c:v>
+                </c:pt>
+              </c:strCache>
+            </c:strRef>
+          </c:tx>
+          <c:spPr>
+            <a:solidFill>
+              <a:schemeClr val="accent2"/>
+            </a:solidFill>
+            <a:ln>
+              <a:noFill/>
+            </a:ln>
+            <a:effectLst/>
+          </c:spPr>
+          <c:invertIfNegative val="0"/>
+          <c:cat>
+            <c:strRef>
+              <c:f>Лист1!$Q$10:$Q$14</c:f>
+              <c:strCache>
+                <c:ptCount val="5"/>
+                <c:pt idx="0">
+                  <c:v>1,5кОМ</c:v>
+                </c:pt>
+                <c:pt idx="1">
+                  <c:v>56кОМ</c:v>
+                </c:pt>
+                <c:pt idx="2">
+                  <c:v>31ГОм</c:v>
+                </c:pt>
+                <c:pt idx="3">
+                  <c:v>5,1кОМ</c:v>
+                </c:pt>
+                <c:pt idx="4">
+                  <c:v>10кОМ</c:v>
+                </c:pt>
+              </c:strCache>
+            </c:strRef>
+          </c:cat>
+          <c:val>
+            <c:numRef>
+              <c:f>Лист1!$S$10:$S$14</c:f>
+              <c:numCache>
+                <c:formatCode>General</c:formatCode>
+                <c:ptCount val="5"/>
+                <c:pt idx="0">
+                  <c:v>2.0000000000000018E-2</c:v>
+                </c:pt>
+                <c:pt idx="1">
+                  <c:v>-0.79999999999999716</c:v>
+                </c:pt>
+                <c:pt idx="3">
+                  <c:v>-0.19999999999999929</c:v>
+                </c:pt>
+                <c:pt idx="4">
+                  <c:v>-1.9999999999999574E-2</c:v>
+                </c:pt>
+              </c:numCache>
+            </c:numRef>
+          </c:val>
+          <c:extLst>
+            <c:ext xmlns:c16="http://schemas.microsoft.com/office/drawing/2014/chart" uri="{C3380CC4-5D6E-409C-BE32-E72D297353CC}">
+              <c16:uniqueId val="{00000001-DB43-49DA-BA6F-88FDDA2C227A}"/>
+            </c:ext>
+          </c:extLst>
+        </c:ser>
+        <c:ser>
+          <c:idx val="2"/>
+          <c:order val="2"/>
+          <c:tx>
+            <c:strRef>
+              <c:f>Лист1!$T$9</c:f>
+              <c:strCache>
+                <c:ptCount val="1"/>
+                <c:pt idx="0">
+                  <c:v>Замер 3</c:v>
+                </c:pt>
+              </c:strCache>
+            </c:strRef>
+          </c:tx>
+          <c:spPr>
+            <a:solidFill>
+              <a:schemeClr val="accent3"/>
+            </a:solidFill>
+            <a:ln>
+              <a:noFill/>
+            </a:ln>
+            <a:effectLst/>
+          </c:spPr>
+          <c:invertIfNegative val="0"/>
+          <c:cat>
+            <c:strRef>
+              <c:f>Лист1!$Q$10:$Q$14</c:f>
+              <c:strCache>
+                <c:ptCount val="5"/>
+                <c:pt idx="0">
+                  <c:v>1,5кОМ</c:v>
+                </c:pt>
+                <c:pt idx="1">
+                  <c:v>56кОМ</c:v>
+                </c:pt>
+                <c:pt idx="2">
+                  <c:v>31ГОм</c:v>
+                </c:pt>
+                <c:pt idx="3">
+                  <c:v>5,1кОМ</c:v>
+                </c:pt>
+                <c:pt idx="4">
+                  <c:v>10кОМ</c:v>
+                </c:pt>
+              </c:strCache>
+            </c:strRef>
+          </c:cat>
+          <c:val>
+            <c:numRef>
+              <c:f>Лист1!$T$10:$T$14</c:f>
+              <c:numCache>
+                <c:formatCode>General</c:formatCode>
+                <c:ptCount val="5"/>
+                <c:pt idx="0">
+                  <c:v>-2.0000000000000018E-2</c:v>
+                </c:pt>
+                <c:pt idx="1">
+                  <c:v>0</c:v>
+                </c:pt>
+                <c:pt idx="3">
+                  <c:v>0</c:v>
+                </c:pt>
+                <c:pt idx="4">
+                  <c:v>0.19999999999999929</c:v>
+                </c:pt>
+              </c:numCache>
+            </c:numRef>
+          </c:val>
+          <c:extLst>
+            <c:ext xmlns:c16="http://schemas.microsoft.com/office/drawing/2014/chart" uri="{C3380CC4-5D6E-409C-BE32-E72D297353CC}">
+              <c16:uniqueId val="{00000002-DB43-49DA-BA6F-88FDDA2C227A}"/>
+            </c:ext>
+          </c:extLst>
+        </c:ser>
+        <c:ser>
+          <c:idx val="3"/>
+          <c:order val="3"/>
+          <c:tx>
+            <c:strRef>
+              <c:f>Лист1!$U$9</c:f>
+              <c:strCache>
+                <c:ptCount val="1"/>
+                <c:pt idx="0">
+                  <c:v>Замер 4</c:v>
+                </c:pt>
+              </c:strCache>
+            </c:strRef>
+          </c:tx>
+          <c:spPr>
+            <a:solidFill>
+              <a:schemeClr val="accent4"/>
+            </a:solidFill>
+            <a:ln>
+              <a:noFill/>
+            </a:ln>
+            <a:effectLst/>
+          </c:spPr>
+          <c:invertIfNegative val="0"/>
+          <c:cat>
+            <c:strRef>
+              <c:f>Лист1!$Q$10:$Q$14</c:f>
+              <c:strCache>
+                <c:ptCount val="5"/>
+                <c:pt idx="0">
+                  <c:v>1,5кОМ</c:v>
+                </c:pt>
+                <c:pt idx="1">
+                  <c:v>56кОМ</c:v>
+                </c:pt>
+                <c:pt idx="2">
+                  <c:v>31ГОм</c:v>
+                </c:pt>
+                <c:pt idx="3">
+                  <c:v>5,1кОМ</c:v>
+                </c:pt>
+                <c:pt idx="4">
+                  <c:v>10кОМ</c:v>
+                </c:pt>
+              </c:strCache>
+            </c:strRef>
+          </c:cat>
+          <c:val>
+            <c:numRef>
+              <c:f>Лист1!$U$10:$U$14</c:f>
+              <c:numCache>
+                <c:formatCode>General</c:formatCode>
+                <c:ptCount val="5"/>
+                <c:pt idx="0">
+                  <c:v>-1.0000000000000009E-2</c:v>
+                </c:pt>
+                <c:pt idx="1">
+                  <c:v>-1.2000000000000028</c:v>
+                </c:pt>
+                <c:pt idx="3">
+                  <c:v>0.10000000000000053</c:v>
+                </c:pt>
+                <c:pt idx="4">
+                  <c:v>9.9999999999999645E-2</c:v>
+                </c:pt>
+              </c:numCache>
+            </c:numRef>
+          </c:val>
+          <c:extLst>
+            <c:ext xmlns:c16="http://schemas.microsoft.com/office/drawing/2014/chart" uri="{C3380CC4-5D6E-409C-BE32-E72D297353CC}">
+              <c16:uniqueId val="{00000003-DB43-49DA-BA6F-88FDDA2C227A}"/>
+            </c:ext>
+          </c:extLst>
+        </c:ser>
+        <c:ser>
+          <c:idx val="4"/>
+          <c:order val="4"/>
+          <c:tx>
+            <c:strRef>
+              <c:f>Лист1!$V$9</c:f>
+              <c:strCache>
+                <c:ptCount val="1"/>
+                <c:pt idx="0">
+                  <c:v>Замер 5</c:v>
+                </c:pt>
+              </c:strCache>
+            </c:strRef>
+          </c:tx>
+          <c:spPr>
+            <a:solidFill>
+              <a:schemeClr val="accent5"/>
+            </a:solidFill>
+            <a:ln>
+              <a:noFill/>
+            </a:ln>
+            <a:effectLst/>
+          </c:spPr>
+          <c:invertIfNegative val="0"/>
+          <c:cat>
+            <c:strRef>
+              <c:f>Лист1!$Q$10:$Q$14</c:f>
+              <c:strCache>
+                <c:ptCount val="5"/>
+                <c:pt idx="0">
+                  <c:v>1,5кОМ</c:v>
+                </c:pt>
+                <c:pt idx="1">
+                  <c:v>56кОМ</c:v>
+                </c:pt>
+                <c:pt idx="2">
+                  <c:v>31ГОм</c:v>
+                </c:pt>
+                <c:pt idx="3">
+                  <c:v>5,1кОМ</c:v>
+                </c:pt>
+                <c:pt idx="4">
+                  <c:v>10кОМ</c:v>
+                </c:pt>
+              </c:strCache>
+            </c:strRef>
+          </c:cat>
+          <c:val>
+            <c:numRef>
+              <c:f>Лист1!$V$10:$V$14</c:f>
+              <c:numCache>
+                <c:formatCode>General</c:formatCode>
+                <c:ptCount val="5"/>
+                <c:pt idx="0">
+                  <c:v>1.0000000000000009E-2</c:v>
+                </c:pt>
+                <c:pt idx="1">
+                  <c:v>0.20000000000000284</c:v>
+                </c:pt>
+                <c:pt idx="3">
+                  <c:v>-0.29999999999999982</c:v>
+                </c:pt>
+                <c:pt idx="4">
+                  <c:v>-9.9999999999999645E-2</c:v>
+                </c:pt>
+              </c:numCache>
+            </c:numRef>
+          </c:val>
+          <c:extLst>
+            <c:ext xmlns:c16="http://schemas.microsoft.com/office/drawing/2014/chart" uri="{C3380CC4-5D6E-409C-BE32-E72D297353CC}">
+              <c16:uniqueId val="{00000004-DB43-49DA-BA6F-88FDDA2C227A}"/>
+            </c:ext>
+          </c:extLst>
+        </c:ser>
+        <c:ser>
+          <c:idx val="5"/>
+          <c:order val="5"/>
+          <c:tx>
+            <c:strRef>
+              <c:f>Лист1!$W$9</c:f>
+              <c:strCache>
+                <c:ptCount val="1"/>
+                <c:pt idx="0">
+                  <c:v>Замер 6</c:v>
+                </c:pt>
+              </c:strCache>
+            </c:strRef>
+          </c:tx>
+          <c:spPr>
+            <a:solidFill>
+              <a:schemeClr val="accent6"/>
+            </a:solidFill>
+            <a:ln>
+              <a:noFill/>
+            </a:ln>
+            <a:effectLst/>
+          </c:spPr>
+          <c:invertIfNegative val="0"/>
+          <c:cat>
+            <c:strRef>
+              <c:f>Лист1!$Q$10:$Q$14</c:f>
+              <c:strCache>
+                <c:ptCount val="5"/>
+                <c:pt idx="0">
+                  <c:v>1,5кОМ</c:v>
+                </c:pt>
+                <c:pt idx="1">
+                  <c:v>56кОМ</c:v>
+                </c:pt>
+                <c:pt idx="2">
+                  <c:v>31ГОм</c:v>
+                </c:pt>
+                <c:pt idx="3">
+                  <c:v>5,1кОМ</c:v>
+                </c:pt>
+                <c:pt idx="4">
+                  <c:v>10кОМ</c:v>
+                </c:pt>
+              </c:strCache>
+            </c:strRef>
+          </c:cat>
+          <c:val>
+            <c:numRef>
+              <c:f>Лист1!$W$10:$W$14</c:f>
+              <c:numCache>
+                <c:formatCode>General</c:formatCode>
+                <c:ptCount val="5"/>
+                <c:pt idx="0">
+                  <c:v>0</c:v>
+                </c:pt>
+                <c:pt idx="1">
+                  <c:v>-0.5</c:v>
+                </c:pt>
+                <c:pt idx="3">
+                  <c:v>-9.9999999999999645E-2</c:v>
+                </c:pt>
+                <c:pt idx="4">
+                  <c:v>0</c:v>
+                </c:pt>
+              </c:numCache>
+            </c:numRef>
+          </c:val>
+          <c:extLst>
+            <c:ext xmlns:c16="http://schemas.microsoft.com/office/drawing/2014/chart" uri="{C3380CC4-5D6E-409C-BE32-E72D297353CC}">
+              <c16:uniqueId val="{00000005-DB43-49DA-BA6F-88FDDA2C227A}"/>
+            </c:ext>
+          </c:extLst>
+        </c:ser>
+        <c:ser>
+          <c:idx val="6"/>
+          <c:order val="6"/>
+          <c:tx>
+            <c:strRef>
+              <c:f>Лист1!$X$9</c:f>
+              <c:strCache>
+                <c:ptCount val="1"/>
+                <c:pt idx="0">
+                  <c:v>Замер 7</c:v>
+                </c:pt>
+              </c:strCache>
+            </c:strRef>
+          </c:tx>
+          <c:spPr>
+            <a:solidFill>
+              <a:schemeClr val="accent1">
+                <a:lumMod val="60000"/>
+              </a:schemeClr>
+            </a:solidFill>
+            <a:ln>
+              <a:noFill/>
+            </a:ln>
+            <a:effectLst/>
+          </c:spPr>
+          <c:invertIfNegative val="0"/>
+          <c:cat>
+            <c:strRef>
+              <c:f>Лист1!$Q$10:$Q$14</c:f>
+              <c:strCache>
+                <c:ptCount val="5"/>
+                <c:pt idx="0">
+                  <c:v>1,5кОМ</c:v>
+                </c:pt>
+                <c:pt idx="1">
+                  <c:v>56кОМ</c:v>
+                </c:pt>
+                <c:pt idx="2">
+                  <c:v>31ГОм</c:v>
+                </c:pt>
+                <c:pt idx="3">
+                  <c:v>5,1кОМ</c:v>
+                </c:pt>
+                <c:pt idx="4">
+                  <c:v>10кОМ</c:v>
+                </c:pt>
+              </c:strCache>
+            </c:strRef>
+          </c:cat>
+          <c:val>
+            <c:numRef>
+              <c:f>Лист1!$X$10:$X$14</c:f>
+              <c:numCache>
+                <c:formatCode>General</c:formatCode>
+                <c:ptCount val="5"/>
+                <c:pt idx="0">
+                  <c:v>3.0000000000000027E-2</c:v>
+                </c:pt>
+                <c:pt idx="1">
+                  <c:v>-1</c:v>
+                </c:pt>
+                <c:pt idx="3">
+                  <c:v>0</c:v>
+                </c:pt>
+                <c:pt idx="4">
+                  <c:v>9.9999999999999645E-2</c:v>
+                </c:pt>
+              </c:numCache>
+            </c:numRef>
+          </c:val>
+          <c:extLst>
+            <c:ext xmlns:c16="http://schemas.microsoft.com/office/drawing/2014/chart" uri="{C3380CC4-5D6E-409C-BE32-E72D297353CC}">
+              <c16:uniqueId val="{00000006-DB43-49DA-BA6F-88FDDA2C227A}"/>
+            </c:ext>
+          </c:extLst>
+        </c:ser>
+        <c:ser>
+          <c:idx val="7"/>
+          <c:order val="7"/>
+          <c:tx>
+            <c:strRef>
+              <c:f>Лист1!$Y$9</c:f>
+              <c:strCache>
+                <c:ptCount val="1"/>
+                <c:pt idx="0">
+                  <c:v>Замер 8</c:v>
+                </c:pt>
+              </c:strCache>
+            </c:strRef>
+          </c:tx>
+          <c:spPr>
+            <a:solidFill>
+              <a:schemeClr val="accent2">
+                <a:lumMod val="60000"/>
+              </a:schemeClr>
+            </a:solidFill>
+            <a:ln>
+              <a:noFill/>
+            </a:ln>
+            <a:effectLst/>
+          </c:spPr>
+          <c:invertIfNegative val="0"/>
+          <c:cat>
+            <c:strRef>
+              <c:f>Лист1!$Q$10:$Q$14</c:f>
+              <c:strCache>
+                <c:ptCount val="5"/>
+                <c:pt idx="0">
+                  <c:v>1,5кОМ</c:v>
+                </c:pt>
+                <c:pt idx="1">
+                  <c:v>56кОМ</c:v>
+                </c:pt>
+                <c:pt idx="2">
+                  <c:v>31ГОм</c:v>
+                </c:pt>
+                <c:pt idx="3">
+                  <c:v>5,1кОМ</c:v>
+                </c:pt>
+                <c:pt idx="4">
+                  <c:v>10кОМ</c:v>
+                </c:pt>
+              </c:strCache>
+            </c:strRef>
+          </c:cat>
+          <c:val>
+            <c:numRef>
+              <c:f>Лист1!$Y$10:$Y$14</c:f>
+              <c:numCache>
+                <c:formatCode>General</c:formatCode>
+                <c:ptCount val="5"/>
+                <c:pt idx="0">
+                  <c:v>-3.0000000000000027E-2</c:v>
+                </c:pt>
+                <c:pt idx="1">
+                  <c:v>-0.89999999999999858</c:v>
+                </c:pt>
+                <c:pt idx="3">
+                  <c:v>-9.9999999999999645E-2</c:v>
+                </c:pt>
+                <c:pt idx="4">
+                  <c:v>0.30000000000000071</c:v>
+                </c:pt>
+              </c:numCache>
+            </c:numRef>
+          </c:val>
+          <c:extLst>
+            <c:ext xmlns:c16="http://schemas.microsoft.com/office/drawing/2014/chart" uri="{C3380CC4-5D6E-409C-BE32-E72D297353CC}">
+              <c16:uniqueId val="{00000007-DB43-49DA-BA6F-88FDDA2C227A}"/>
+            </c:ext>
+          </c:extLst>
+        </c:ser>
+        <c:ser>
+          <c:idx val="8"/>
+          <c:order val="8"/>
+          <c:tx>
+            <c:strRef>
+              <c:f>Лист1!$Z$9</c:f>
+              <c:strCache>
+                <c:ptCount val="1"/>
+                <c:pt idx="0">
+                  <c:v>Замер 9</c:v>
+                </c:pt>
+              </c:strCache>
+            </c:strRef>
+          </c:tx>
+          <c:spPr>
+            <a:solidFill>
+              <a:schemeClr val="accent3">
+                <a:lumMod val="60000"/>
+              </a:schemeClr>
+            </a:solidFill>
+            <a:ln>
+              <a:noFill/>
+            </a:ln>
+            <a:effectLst/>
+          </c:spPr>
+          <c:invertIfNegative val="0"/>
+          <c:cat>
+            <c:strRef>
+              <c:f>Лист1!$Q$10:$Q$14</c:f>
+              <c:strCache>
+                <c:ptCount val="5"/>
+                <c:pt idx="0">
+                  <c:v>1,5кОМ</c:v>
+                </c:pt>
+                <c:pt idx="1">
+                  <c:v>56кОМ</c:v>
+                </c:pt>
+                <c:pt idx="2">
+                  <c:v>31ГОм</c:v>
+                </c:pt>
+                <c:pt idx="3">
+                  <c:v>5,1кОМ</c:v>
+                </c:pt>
+                <c:pt idx="4">
+                  <c:v>10кОМ</c:v>
+                </c:pt>
+              </c:strCache>
+            </c:strRef>
+          </c:cat>
+          <c:val>
+            <c:numRef>
+              <c:f>Лист1!$Z$10:$Z$14</c:f>
+              <c:numCache>
+                <c:formatCode>General</c:formatCode>
+                <c:ptCount val="5"/>
+                <c:pt idx="0">
+                  <c:v>0</c:v>
+                </c:pt>
+                <c:pt idx="1">
+                  <c:v>-0.5</c:v>
+                </c:pt>
+                <c:pt idx="3">
+                  <c:v>-0.19999999999999929</c:v>
+                </c:pt>
+                <c:pt idx="4">
+                  <c:v>0.19999999999999929</c:v>
+                </c:pt>
+              </c:numCache>
+            </c:numRef>
+          </c:val>
+          <c:extLst>
+            <c:ext xmlns:c16="http://schemas.microsoft.com/office/drawing/2014/chart" uri="{C3380CC4-5D6E-409C-BE32-E72D297353CC}">
+              <c16:uniqueId val="{00000008-DB43-49DA-BA6F-88FDDA2C227A}"/>
+            </c:ext>
+          </c:extLst>
+        </c:ser>
+        <c:ser>
+          <c:idx val="9"/>
+          <c:order val="9"/>
+          <c:tx>
+            <c:strRef>
+              <c:f>Лист1!$AA$9</c:f>
+              <c:strCache>
+                <c:ptCount val="1"/>
+                <c:pt idx="0">
+                  <c:v>Замер 10</c:v>
+                </c:pt>
+              </c:strCache>
+            </c:strRef>
+          </c:tx>
+          <c:spPr>
+            <a:solidFill>
+              <a:schemeClr val="accent4">
+                <a:lumMod val="60000"/>
+              </a:schemeClr>
+            </a:solidFill>
+            <a:ln>
+              <a:noFill/>
+            </a:ln>
+            <a:effectLst/>
+          </c:spPr>
+          <c:invertIfNegative val="0"/>
+          <c:cat>
+            <c:strRef>
+              <c:f>Лист1!$Q$10:$Q$14</c:f>
+              <c:strCache>
+                <c:ptCount val="5"/>
+                <c:pt idx="0">
+                  <c:v>1,5кОМ</c:v>
+                </c:pt>
+                <c:pt idx="1">
+                  <c:v>56кОМ</c:v>
+                </c:pt>
+                <c:pt idx="2">
+                  <c:v>31ГОм</c:v>
+                </c:pt>
+                <c:pt idx="3">
+                  <c:v>5,1кОМ</c:v>
+                </c:pt>
+                <c:pt idx="4">
+                  <c:v>10кОМ</c:v>
+                </c:pt>
+              </c:strCache>
+            </c:strRef>
+          </c:cat>
+          <c:val>
+            <c:numRef>
+              <c:f>Лист1!$AA$10:$AA$14</c:f>
+              <c:numCache>
+                <c:formatCode>General</c:formatCode>
+                <c:ptCount val="5"/>
+                <c:pt idx="0">
+                  <c:v>2.0000000000000018E-2</c:v>
+                </c:pt>
+                <c:pt idx="1">
+                  <c:v>-1.2000000000000028</c:v>
+                </c:pt>
+                <c:pt idx="3">
+                  <c:v>0.10000000000000053</c:v>
+                </c:pt>
+                <c:pt idx="4">
+                  <c:v>0</c:v>
+                </c:pt>
+              </c:numCache>
+            </c:numRef>
+          </c:val>
+          <c:extLst>
+            <c:ext xmlns:c16="http://schemas.microsoft.com/office/drawing/2014/chart" uri="{C3380CC4-5D6E-409C-BE32-E72D297353CC}">
+              <c16:uniqueId val="{00000009-DB43-49DA-BA6F-88FDDA2C227A}"/>
+            </c:ext>
+          </c:extLst>
+        </c:ser>
+        <c:dLbls>
+          <c:showLegendKey val="0"/>
+          <c:showVal val="0"/>
+          <c:showCatName val="0"/>
+          <c:showSerName val="0"/>
+          <c:showPercent val="0"/>
+          <c:showBubbleSize val="0"/>
+        </c:dLbls>
+        <c:gapWidth val="219"/>
+        <c:overlap val="-27"/>
+        <c:axId val="1644965247"/>
+        <c:axId val="1644969087"/>
+      </c:barChart>
+      <c:catAx>
+        <c:axId val="1644965247"/>
+        <c:scaling>
+          <c:orientation val="minMax"/>
+        </c:scaling>
+        <c:delete val="0"/>
+        <c:axPos val="b"/>
+        <c:numFmt formatCode="General" sourceLinked="1"/>
+        <c:majorTickMark val="none"/>
+        <c:minorTickMark val="none"/>
+        <c:tickLblPos val="nextTo"/>
+        <c:spPr>
+          <a:noFill/>
+          <a:ln w="9525" cap="flat" cmpd="sng" algn="ctr">
+            <a:solidFill>
+              <a:schemeClr val="tx1">
+                <a:lumMod val="15000"/>
+                <a:lumOff val="85000"/>
+              </a:schemeClr>
+            </a:solidFill>
+            <a:round/>
+          </a:ln>
+          <a:effectLst/>
+        </c:spPr>
+        <c:txPr>
+          <a:bodyPr rot="-60000000" spcFirstLastPara="1" vertOverflow="ellipsis" vert="horz" wrap="square" anchor="ctr" anchorCtr="1"/>
+          <a:lstStyle/>
+          <a:p>
+            <a:pPr>
+              <a:defRPr sz="900" b="0" i="0" u="none" strike="noStrike" kern="1200" baseline="0">
+                <a:solidFill>
+                  <a:schemeClr val="tx1">
+                    <a:lumMod val="65000"/>
+                    <a:lumOff val="35000"/>
+                  </a:schemeClr>
+                </a:solidFill>
+                <a:latin typeface="+mn-lt"/>
+                <a:ea typeface="+mn-ea"/>
+                <a:cs typeface="+mn-cs"/>
+              </a:defRPr>
+            </a:pPr>
+            <a:endParaRPr lang="ru-RU"/>
+          </a:p>
+        </c:txPr>
+        <c:crossAx val="1644969087"/>
+        <c:crosses val="autoZero"/>
+        <c:auto val="1"/>
+        <c:lblAlgn val="ctr"/>
+        <c:lblOffset val="100"/>
+        <c:noMultiLvlLbl val="0"/>
+      </c:catAx>
+      <c:valAx>
+        <c:axId val="1644969087"/>
+        <c:scaling>
+          <c:orientation val="minMax"/>
+        </c:scaling>
+        <c:delete val="0"/>
+        <c:axPos val="l"/>
+        <c:majorGridlines>
+          <c:spPr>
+            <a:ln w="9525" cap="flat" cmpd="sng" algn="ctr">
+              <a:solidFill>
+                <a:schemeClr val="tx1">
+                  <a:lumMod val="15000"/>
+                  <a:lumOff val="85000"/>
+                </a:schemeClr>
+              </a:solidFill>
+              <a:round/>
+            </a:ln>
+            <a:effectLst/>
+          </c:spPr>
+        </c:majorGridlines>
+        <c:numFmt formatCode="General" sourceLinked="1"/>
+        <c:majorTickMark val="none"/>
+        <c:minorTickMark val="none"/>
+        <c:tickLblPos val="nextTo"/>
+        <c:spPr>
+          <a:noFill/>
+          <a:ln>
+            <a:noFill/>
+          </a:ln>
+          <a:effectLst/>
+        </c:spPr>
+        <c:txPr>
+          <a:bodyPr rot="-60000000" spcFirstLastPara="1" vertOverflow="ellipsis" vert="horz" wrap="square" anchor="ctr" anchorCtr="1"/>
+          <a:lstStyle/>
+          <a:p>
+            <a:pPr>
+              <a:defRPr sz="900" b="0" i="0" u="none" strike="noStrike" kern="1200" baseline="0">
+                <a:solidFill>
+                  <a:schemeClr val="tx1">
+                    <a:lumMod val="65000"/>
+                    <a:lumOff val="35000"/>
+                  </a:schemeClr>
+                </a:solidFill>
+                <a:latin typeface="+mn-lt"/>
+                <a:ea typeface="+mn-ea"/>
+                <a:cs typeface="+mn-cs"/>
+              </a:defRPr>
+            </a:pPr>
+            <a:endParaRPr lang="ru-RU"/>
+          </a:p>
+        </c:txPr>
+        <c:crossAx val="1644965247"/>
+        <c:crosses val="autoZero"/>
+        <c:crossBetween val="between"/>
+      </c:valAx>
+      <c:spPr>
+        <a:noFill/>
+        <a:ln>
+          <a:noFill/>
+        </a:ln>
+        <a:effectLst/>
+      </c:spPr>
+    </c:plotArea>
+    <c:legend>
+      <c:legendPos val="b"/>
+      <c:overlay val="0"/>
+      <c:spPr>
+        <a:noFill/>
+        <a:ln>
+          <a:noFill/>
+        </a:ln>
+        <a:effectLst/>
+      </c:spPr>
+      <c:txPr>
+        <a:bodyPr rot="0" spcFirstLastPara="1" vertOverflow="ellipsis" vert="horz" wrap="square" anchor="ctr" anchorCtr="1"/>
+        <a:lstStyle/>
+        <a:p>
+          <a:pPr>
+            <a:defRPr sz="900" b="0" i="0" u="none" strike="noStrike" kern="1200" baseline="0">
+              <a:solidFill>
+                <a:schemeClr val="tx1">
+                  <a:lumMod val="65000"/>
+                  <a:lumOff val="35000"/>
+                </a:schemeClr>
+              </a:solidFill>
+              <a:latin typeface="+mn-lt"/>
+              <a:ea typeface="+mn-ea"/>
+              <a:cs typeface="+mn-cs"/>
+            </a:defRPr>
+          </a:pPr>
+          <a:endParaRPr lang="ru-RU"/>
+        </a:p>
+      </c:txPr>
+    </c:legend>
+    <c:plotVisOnly val="1"/>
+    <c:dispBlanksAs val="gap"/>
+    <c:showDLblsOverMax val="0"/>
+  </c:chart>
+  <c:spPr>
+    <a:solidFill>
+      <a:schemeClr val="bg1"/>
+    </a:solidFill>
+    <a:ln w="9525" cap="flat" cmpd="sng" algn="ctr">
+      <a:solidFill>
+        <a:schemeClr val="tx1">
+          <a:lumMod val="15000"/>
+          <a:lumOff val="85000"/>
+        </a:schemeClr>
+      </a:solidFill>
+      <a:round/>
+    </a:ln>
+    <a:effectLst/>
+  </c:spPr>
+  <c:txPr>
+    <a:bodyPr/>
+    <a:lstStyle/>
+    <a:p>
+      <a:pPr>
+        <a:defRPr/>
+      </a:pPr>
+      <a:endParaRPr lang="ru-RU"/>
+    </a:p>
+  </c:txPr>
+  <c:externalData r:id="rId3">
+    <c:autoUpdate val="0"/>
+  </c:externalData>
+</c:chartSpace>
+</file>
+
+<file path=word/charts/colors1.xml><?xml version="1.0" encoding="utf-8"?>
+<cs:colorStyle xmlns:cs="http://schemas.microsoft.com/office/drawing/2012/chartStyle" xmlns:a="http://schemas.openxmlformats.org/drawingml/2006/main" meth="cycle" id="10">
+  <a:schemeClr val="accent1"/>
+  <a:schemeClr val="accent2"/>
+  <a:schemeClr val="accent3"/>
+  <a:schemeClr val="accent4"/>
+  <a:schemeClr val="accent5"/>
+  <a:schemeClr val="accent6"/>
+  <cs:variation/>
+  <cs:variation>
+    <a:lumMod val="60000"/>
+  </cs:variation>
+  <cs:variation>
+    <a:lumMod val="80000"/>
+    <a:lumOff val="20000"/>
+  </cs:variation>
+  <cs:variation>
+    <a:lumMod val="80000"/>
+  </cs:variation>
+  <cs:variation>
+    <a:lumMod val="60000"/>
+    <a:lumOff val="40000"/>
+  </cs:variation>
+  <cs:variation>
+    <a:lumMod val="50000"/>
+  </cs:variation>
+  <cs:variation>
+    <a:lumMod val="70000"/>
+    <a:lumOff val="30000"/>
+  </cs:variation>
+  <cs:variation>
+    <a:lumMod val="70000"/>
+  </cs:variation>
+  <cs:variation>
+    <a:lumMod val="50000"/>
+    <a:lumOff val="50000"/>
+  </cs:variation>
+</cs:colorStyle>
+</file>
+
+<file path=word/charts/colors2.xml><?xml version="1.0" encoding="utf-8"?>
+<cs:colorStyle xmlns:cs="http://schemas.microsoft.com/office/drawing/2012/chartStyle" xmlns:a="http://schemas.openxmlformats.org/drawingml/2006/main" meth="cycle" id="10">
+  <a:schemeClr val="accent1"/>
+  <a:schemeClr val="accent2"/>
+  <a:schemeClr val="accent3"/>
+  <a:schemeClr val="accent4"/>
+  <a:schemeClr val="accent5"/>
+  <a:schemeClr val="accent6"/>
+  <cs:variation/>
+  <cs:variation>
+    <a:lumMod val="60000"/>
+  </cs:variation>
+  <cs:variation>
+    <a:lumMod val="80000"/>
+    <a:lumOff val="20000"/>
+  </cs:variation>
+  <cs:variation>
+    <a:lumMod val="80000"/>
+  </cs:variation>
+  <cs:variation>
+    <a:lumMod val="60000"/>
+    <a:lumOff val="40000"/>
+  </cs:variation>
+  <cs:variation>
+    <a:lumMod val="50000"/>
+  </cs:variation>
+  <cs:variation>
+    <a:lumMod val="70000"/>
+    <a:lumOff val="30000"/>
+  </cs:variation>
+  <cs:variation>
+    <a:lumMod val="70000"/>
+  </cs:variation>
+  <cs:variation>
+    <a:lumMod val="50000"/>
+    <a:lumOff val="50000"/>
+  </cs:variation>
+</cs:colorStyle>
+</file>
+
+<file path=word/charts/style1.xml><?xml version="1.0" encoding="utf-8"?>
+<cs:chartStyle xmlns:cs="http://schemas.microsoft.com/office/drawing/2012/chartStyle" xmlns:a="http://schemas.openxmlformats.org/drawingml/2006/main" id="201">
+  <cs:axisTitle>
+    <cs:lnRef idx="0"/>
+    <cs:fillRef idx="0"/>
+    <cs:effectRef idx="0"/>
+    <cs:fontRef idx="minor">
+      <a:schemeClr val="tx1">
+        <a:lumMod val="65000"/>
+        <a:lumOff val="35000"/>
+      </a:schemeClr>
+    </cs:fontRef>
+    <cs:defRPr sz="1000" kern="1200"/>
+  </cs:axisTitle>
+  <cs:categoryAxis>
+    <cs:lnRef idx="0"/>
+    <cs:fillRef idx="0"/>
+    <cs:effectRef idx="0"/>
+    <cs:fontRef idx="minor">
+      <a:schemeClr val="tx1">
+        <a:lumMod val="65000"/>
+        <a:lumOff val="35000"/>
+      </a:schemeClr>
+    </cs:fontRef>
+    <cs:spPr>
+      <a:ln w="9525" cap="flat" cmpd="sng" algn="ctr">
+        <a:solidFill>
+          <a:schemeClr val="tx1">
+            <a:lumMod val="15000"/>
+            <a:lumOff val="85000"/>
+          </a:schemeClr>
+        </a:solidFill>
+        <a:round/>
+      </a:ln>
+    </cs:spPr>
+    <cs:defRPr sz="900" kern="1200"/>
+  </cs:categoryAxis>
+  <cs:chartArea mods="allowNoFillOverride allowNoLineOverride">
+    <cs:lnRef idx="0"/>
+    <cs:fillRef idx="0"/>
+    <cs:effectRef idx="0"/>
+    <cs:fontRef idx="minor">
+      <a:schemeClr val="tx1"/>
+    </cs:fontRef>
+    <cs:spPr>
+      <a:solidFill>
+        <a:schemeClr val="bg1"/>
+      </a:solidFill>
+      <a:ln w="9525" cap="flat" cmpd="sng" algn="ctr">
+        <a:solidFill>
+          <a:schemeClr val="tx1">
+            <a:lumMod val="15000"/>
+            <a:lumOff val="85000"/>
+          </a:schemeClr>
+        </a:solidFill>
+        <a:round/>
+      </a:ln>
+    </cs:spPr>
+    <cs:defRPr sz="1000" kern="1200"/>
+  </cs:chartArea>
+  <cs:dataLabel>
+    <cs:lnRef idx="0"/>
+    <cs:fillRef idx="0"/>
+    <cs:effectRef idx="0"/>
+    <cs:fontRef idx="minor">
+      <a:schemeClr val="tx1">
+        <a:lumMod val="75000"/>
+        <a:lumOff val="25000"/>
+      </a:schemeClr>
+    </cs:fontRef>
+    <cs:defRPr sz="900" kern="1200"/>
+  </cs:dataLabel>
+  <cs:dataLabelCallout>
+    <cs:lnRef idx="0"/>
+    <cs:fillRef idx="0"/>
+    <cs:effectRef idx="0"/>
+    <cs:fontRef idx="minor">
+      <a:schemeClr val="dk1">
+        <a:lumMod val="65000"/>
+        <a:lumOff val="35000"/>
+      </a:schemeClr>
+    </cs:fontRef>
+    <cs:spPr>
+      <a:solidFill>
+        <a:schemeClr val="lt1"/>
+      </a:solidFill>
+      <a:ln>
+        <a:solidFill>
+          <a:schemeClr val="dk1">
+            <a:lumMod val="25000"/>
+            <a:lumOff val="75000"/>
+          </a:schemeClr>
+        </a:solidFill>
+      </a:ln>
+    </cs:spPr>
+    <cs:defRPr sz="900" kern="1200"/>
+    <cs:bodyPr rot="0" spcFirstLastPara="1" vertOverflow="clip" horzOverflow="clip" vert="horz" wrap="square" lIns="36576" tIns="18288" rIns="36576" bIns="18288" anchor="ctr" anchorCtr="1">
+      <a:spAutoFit/>
+    </cs:bodyPr>
+  </cs:dataLabelCallout>
+  <cs:dataPoint>
+    <cs:lnRef idx="0"/>
+    <cs:fillRef idx="1">
+      <cs:styleClr val="auto"/>
+    </cs:fillRef>
+    <cs:effectRef idx="0"/>
+    <cs:fontRef idx="minor">
+      <a:schemeClr val="tx1"/>
+    </cs:fontRef>
+  </cs:dataPoint>
+  <cs:dataPoint3D>
+    <cs:lnRef idx="0"/>
+    <cs:fillRef idx="1">
+      <cs:styleClr val="auto"/>
+    </cs:fillRef>
+    <cs:effectRef idx="0"/>
+    <cs:fontRef idx="minor">
+      <a:schemeClr val="tx1"/>
+    </cs:fontRef>
+  </cs:dataPoint3D>
+  <cs:dataPointLine>
+    <cs:lnRef idx="0">
+      <cs:styleClr val="auto"/>
+    </cs:lnRef>
+    <cs:fillRef idx="1"/>
+    <cs:effectRef idx="0"/>
+    <cs:fontRef idx="minor">
+      <a:schemeClr val="tx1"/>
+    </cs:fontRef>
+    <cs:spPr>
+      <a:ln w="28575" cap="rnd">
+        <a:solidFill>
+          <a:schemeClr val="phClr"/>
+        </a:solidFill>
+        <a:round/>
+      </a:ln>
+    </cs:spPr>
+  </cs:dataPointLine>
+  <cs:dataPointMarker>
+    <cs:lnRef idx="0">
+      <cs:styleClr val="auto"/>
+    </cs:lnRef>
+    <cs:fillRef idx="1">
+      <cs:styleClr val="auto"/>
+    </cs:fillRef>
+    <cs:effectRef idx="0"/>
+    <cs:fontRef idx="minor">
+      <a:schemeClr val="tx1"/>
+    </cs:fontRef>
+    <cs:spPr>
+      <a:ln w="9525">
+        <a:solidFill>
+          <a:schemeClr val="phClr"/>
+        </a:solidFill>
+      </a:ln>
+    </cs:spPr>
+  </cs:dataPointMarker>
+  <cs:dataPointMarkerLayout symbol="circle" size="5"/>
+  <cs:dataPointWireframe>
+    <cs:lnRef idx="0">
+      <cs:styleClr val="auto"/>
+    </cs:lnRef>
+    <cs:fillRef idx="1"/>
+    <cs:effectRef idx="0"/>
+    <cs:fontRef idx="minor">
+      <a:schemeClr val="tx1"/>
+    </cs:fontRef>
+    <cs:spPr>
+      <a:ln w="9525" cap="rnd">
+        <a:solidFill>
+          <a:schemeClr val="phClr"/>
+        </a:solidFill>
+        <a:round/>
+      </a:ln>
+    </cs:spPr>
+  </cs:dataPointWireframe>
+  <cs:dataTable>
+    <cs:lnRef idx="0"/>
+    <cs:fillRef idx="0"/>
+    <cs:effectRef idx="0"/>
+    <cs:fontRef idx="minor">
+      <a:schemeClr val="tx1">
+        <a:lumMod val="65000"/>
+        <a:lumOff val="35000"/>
+      </a:schemeClr>
+    </cs:fontRef>
+    <cs:spPr>
+      <a:noFill/>
+      <a:ln w="9525" cap="flat" cmpd="sng" algn="ctr">
+        <a:solidFill>
+          <a:schemeClr val="tx1">
+            <a:lumMod val="15000"/>
+            <a:lumOff val="85000"/>
+          </a:schemeClr>
+        </a:solidFill>
+        <a:round/>
+      </a:ln>
+    </cs:spPr>
+    <cs:defRPr sz="900" kern="1200"/>
+  </cs:dataTable>
+  <cs:downBar>
+    <cs:lnRef idx="0"/>
+    <cs:fillRef idx="0"/>
+    <cs:effectRef idx="0"/>
+    <cs:fontRef idx="minor">
+      <a:schemeClr val="dk1"/>
+    </cs:fontRef>
+    <cs:spPr>
+      <a:solidFill>
+        <a:schemeClr val="dk1">
+          <a:lumMod val="65000"/>
+          <a:lumOff val="35000"/>
+        </a:schemeClr>
+      </a:solidFill>
+      <a:ln w="9525">
+        <a:solidFill>
+          <a:schemeClr val="tx1">
+            <a:lumMod val="65000"/>
+            <a:lumOff val="35000"/>
+          </a:schemeClr>
+        </a:solidFill>
+      </a:ln>
+    </cs:spPr>
+  </cs:downBar>
+  <cs:dropLine>
+    <cs:lnRef idx="0"/>
+    <cs:fillRef idx="0"/>
+    <cs:effectRef idx="0"/>
+    <cs:fontRef idx="minor">
+      <a:schemeClr val="tx1"/>
+    </cs:fontRef>
+    <cs:spPr>
+      <a:ln w="9525" cap="flat" cmpd="sng" algn="ctr">
+        <a:solidFill>
+          <a:schemeClr val="tx1">
+            <a:lumMod val="35000"/>
+            <a:lumOff val="65000"/>
+          </a:schemeClr>
+        </a:solidFill>
+        <a:round/>
+      </a:ln>
+    </cs:spPr>
+  </cs:dropLine>
+  <cs:errorBar>
+    <cs:lnRef idx="0"/>
+    <cs:fillRef idx="0"/>
+    <cs:effectRef idx="0"/>
+    <cs:fontRef idx="minor">
+      <a:schemeClr val="tx1"/>
+    </cs:fontRef>
+    <cs:spPr>
+      <a:ln w="9525" cap="flat" cmpd="sng" algn="ctr">
+        <a:solidFill>
+          <a:schemeClr val="tx1">
+            <a:lumMod val="65000"/>
+            <a:lumOff val="35000"/>
+          </a:schemeClr>
+        </a:solidFill>
+        <a:round/>
+      </a:ln>
+    </cs:spPr>
+  </cs:errorBar>
+  <cs:floor>
+    <cs:lnRef idx="0"/>
+    <cs:fillRef idx="0"/>
+    <cs:effectRef idx="0"/>
+    <cs:fontRef idx="minor">
+      <a:schemeClr val="tx1"/>
+    </cs:fontRef>
+    <cs:spPr>
+      <a:noFill/>
+      <a:ln>
+        <a:noFill/>
+      </a:ln>
+    </cs:spPr>
+  </cs:floor>
+  <cs:gridlineMajor>
+    <cs:lnRef idx="0"/>
+    <cs:fillRef idx="0"/>
+    <cs:effectRef idx="0"/>
+    <cs:fontRef idx="minor">
+      <a:schemeClr val="tx1"/>
+    </cs:fontRef>
+    <cs:spPr>
+      <a:ln w="9525" cap="flat" cmpd="sng" algn="ctr">
+        <a:solidFill>
+          <a:schemeClr val="tx1">
+            <a:lumMod val="15000"/>
+            <a:lumOff val="85000"/>
+          </a:schemeClr>
+        </a:solidFill>
+        <a:round/>
+      </a:ln>
+    </cs:spPr>
+  </cs:gridlineMajor>
+  <cs:gridlineMinor>
+    <cs:lnRef idx="0"/>
+    <cs:fillRef idx="0"/>
+    <cs:effectRef idx="0"/>
+    <cs:fontRef idx="minor">
+      <a:schemeClr val="tx1"/>
+    </cs:fontRef>
+    <cs:spPr>
+      <a:ln w="9525" cap="flat" cmpd="sng" algn="ctr">
+        <a:solidFill>
+          <a:schemeClr val="tx1">
+            <a:lumMod val="5000"/>
+            <a:lumOff val="95000"/>
+          </a:schemeClr>
+        </a:solidFill>
+        <a:round/>
+      </a:ln>
+    </cs:spPr>
+  </cs:gridlineMinor>
+  <cs:hiLoLine>
+    <cs:lnRef idx="0"/>
+    <cs:fillRef idx="0"/>
+    <cs:effectRef idx="0"/>
+    <cs:fontRef idx="minor">
+      <a:schemeClr val="tx1"/>
+    </cs:fontRef>
+    <cs:spPr>
+      <a:ln w="9525" cap="flat" cmpd="sng" algn="ctr">
+        <a:solidFill>
+          <a:schemeClr val="tx1">
+            <a:lumMod val="75000"/>
+            <a:lumOff val="25000"/>
+          </a:schemeClr>
+        </a:solidFill>
+        <a:round/>
+      </a:ln>
+    </cs:spPr>
+  </cs:hiLoLine>
+  <cs:leaderLine>
+    <cs:lnRef idx="0"/>
+    <cs:fillRef idx="0"/>
+    <cs:effectRef idx="0"/>
+    <cs:fontRef idx="minor">
+      <a:schemeClr val="tx1"/>
+    </cs:fontRef>
+    <cs:spPr>
+      <a:ln w="9525" cap="flat" cmpd="sng" algn="ctr">
+        <a:solidFill>
+          <a:schemeClr val="tx1">
+            <a:lumMod val="35000"/>
+            <a:lumOff val="65000"/>
+          </a:schemeClr>
+        </a:solidFill>
+        <a:round/>
+      </a:ln>
+    </cs:spPr>
+  </cs:leaderLine>
+  <cs:legend>
+    <cs:lnRef idx="0"/>
+    <cs:fillRef idx="0"/>
+    <cs:effectRef idx="0"/>
+    <cs:fontRef idx="minor">
+      <a:schemeClr val="tx1">
+        <a:lumMod val="65000"/>
+        <a:lumOff val="35000"/>
+      </a:schemeClr>
+    </cs:fontRef>
+    <cs:defRPr sz="900" kern="1200"/>
+  </cs:legend>
+  <cs:plotArea mods="allowNoFillOverride allowNoLineOverride">
+    <cs:lnRef idx="0"/>
+    <cs:fillRef idx="0"/>
+    <cs:effectRef idx="0"/>
+    <cs:fontRef idx="minor">
+      <a:schemeClr val="tx1"/>
+    </cs:fontRef>
+  </cs:plotArea>
+  <cs:plotArea3D mods="allowNoFillOverride allowNoLineOverride">
+    <cs:lnRef idx="0"/>
+    <cs:fillRef idx="0"/>
+    <cs:effectRef idx="0"/>
+    <cs:fontRef idx="minor">
+      <a:schemeClr val="tx1"/>
+    </cs:fontRef>
+  </cs:plotArea3D>
+  <cs:seriesAxis>
+    <cs:lnRef idx="0"/>
+    <cs:fillRef idx="0"/>
+    <cs:effectRef idx="0"/>
+    <cs:fontRef idx="minor">
+      <a:schemeClr val="tx1">
+        <a:lumMod val="65000"/>
+        <a:lumOff val="35000"/>
+      </a:schemeClr>
+    </cs:fontRef>
+    <cs:defRPr sz="900" kern="1200"/>
+  </cs:seriesAxis>
+  <cs:seriesLine>
+    <cs:lnRef idx="0"/>
+    <cs:fillRef idx="0"/>
+    <cs:effectRef idx="0"/>
+    <cs:fontRef idx="minor">
+      <a:schemeClr val="tx1"/>
+    </cs:fontRef>
+    <cs:spPr>
+      <a:ln w="9525" cap="flat" cmpd="sng" algn="ctr">
+        <a:solidFill>
+          <a:schemeClr val="tx1">
+            <a:lumMod val="35000"/>
+            <a:lumOff val="65000"/>
+          </a:schemeClr>
+        </a:solidFill>
+        <a:round/>
+      </a:ln>
+    </cs:spPr>
+  </cs:seriesLine>
+  <cs:title>
+    <cs:lnRef idx="0"/>
+    <cs:fillRef idx="0"/>
+    <cs:effectRef idx="0"/>
+    <cs:fontRef idx="minor">
+      <a:schemeClr val="tx1">
+        <a:lumMod val="65000"/>
+        <a:lumOff val="35000"/>
+      </a:schemeClr>
+    </cs:fontRef>
+    <cs:defRPr sz="1400" b="0" kern="1200" spc="0" baseline="0"/>
+  </cs:title>
+  <cs:trendline>
+    <cs:lnRef idx="0">
+      <cs:styleClr val="auto"/>
+    </cs:lnRef>
+    <cs:fillRef idx="0"/>
+    <cs:effectRef idx="0"/>
+    <cs:fontRef idx="minor">
+      <a:schemeClr val="tx1"/>
+    </cs:fontRef>
+    <cs:spPr>
+      <a:ln w="19050" cap="rnd">
+        <a:solidFill>
+          <a:schemeClr val="phClr"/>
+        </a:solidFill>
+        <a:prstDash val="sysDot"/>
+      </a:ln>
+    </cs:spPr>
+  </cs:trendline>
+  <cs:trendlineLabel>
+    <cs:lnRef idx="0"/>
+    <cs:fillRef idx="0"/>
+    <cs:effectRef idx="0"/>
+    <cs:fontRef idx="minor">
+      <a:schemeClr val="tx1">
+        <a:lumMod val="65000"/>
+        <a:lumOff val="35000"/>
+      </a:schemeClr>
+    </cs:fontRef>
+    <cs:defRPr sz="900" kern="1200"/>
+  </cs:trendlineLabel>
+  <cs:upBar>
+    <cs:lnRef idx="0"/>
+    <cs:fillRef idx="0"/>
+    <cs:effectRef idx="0"/>
+    <cs:fontRef idx="minor">
+      <a:schemeClr val="dk1"/>
+    </cs:fontRef>
+    <cs:spPr>
+      <a:solidFill>
+        <a:schemeClr val="lt1"/>
+      </a:solidFill>
+      <a:ln w="9525">
+        <a:solidFill>
+          <a:schemeClr val="tx1">
+            <a:lumMod val="15000"/>
+            <a:lumOff val="85000"/>
+          </a:schemeClr>
+        </a:solidFill>
+      </a:ln>
+    </cs:spPr>
+  </cs:upBar>
+  <cs:valueAxis>
+    <cs:lnRef idx="0"/>
+    <cs:fillRef idx="0"/>
+    <cs:effectRef idx="0"/>
+    <cs:fontRef idx="minor">
+      <a:schemeClr val="tx1">
+        <a:lumMod val="65000"/>
+        <a:lumOff val="35000"/>
+      </a:schemeClr>
+    </cs:fontRef>
+    <cs:defRPr sz="900" kern="1200"/>
+  </cs:valueAxis>
+  <cs:wall>
+    <cs:lnRef idx="0"/>
+    <cs:fillRef idx="0"/>
+    <cs:effectRef idx="0"/>
+    <cs:fontRef idx="minor">
+      <a:schemeClr val="tx1"/>
+    </cs:fontRef>
+    <cs:spPr>
+      <a:noFill/>
+      <a:ln>
+        <a:noFill/>
+      </a:ln>
+    </cs:spPr>
+  </cs:wall>
+</cs:chartStyle>
+</file>
+
+<file path=word/charts/style2.xml><?xml version="1.0" encoding="utf-8"?>
+<cs:chartStyle xmlns:cs="http://schemas.microsoft.com/office/drawing/2012/chartStyle" xmlns:a="http://schemas.openxmlformats.org/drawingml/2006/main" id="201">
+  <cs:axisTitle>
+    <cs:lnRef idx="0"/>
+    <cs:fillRef idx="0"/>
+    <cs:effectRef idx="0"/>
+    <cs:fontRef idx="minor">
+      <a:schemeClr val="tx1">
+        <a:lumMod val="65000"/>
+        <a:lumOff val="35000"/>
+      </a:schemeClr>
+    </cs:fontRef>
+    <cs:defRPr sz="1000" kern="1200"/>
+  </cs:axisTitle>
+  <cs:categoryAxis>
+    <cs:lnRef idx="0"/>
+    <cs:fillRef idx="0"/>
+    <cs:effectRef idx="0"/>
+    <cs:fontRef idx="minor">
+      <a:schemeClr val="tx1">
+        <a:lumMod val="65000"/>
+        <a:lumOff val="35000"/>
+      </a:schemeClr>
+    </cs:fontRef>
+    <cs:spPr>
+      <a:ln w="9525" cap="flat" cmpd="sng" algn="ctr">
+        <a:solidFill>
+          <a:schemeClr val="tx1">
+            <a:lumMod val="15000"/>
+            <a:lumOff val="85000"/>
+          </a:schemeClr>
+        </a:solidFill>
+        <a:round/>
+      </a:ln>
+    </cs:spPr>
+    <cs:defRPr sz="900" kern="1200"/>
+  </cs:categoryAxis>
+  <cs:chartArea mods="allowNoFillOverride allowNoLineOverride">
+    <cs:lnRef idx="0"/>
+    <cs:fillRef idx="0"/>
+    <cs:effectRef idx="0"/>
+    <cs:fontRef idx="minor">
+      <a:schemeClr val="tx1"/>
+    </cs:fontRef>
+    <cs:spPr>
+      <a:solidFill>
+        <a:schemeClr val="bg1"/>
+      </a:solidFill>
+      <a:ln w="9525" cap="flat" cmpd="sng" algn="ctr">
+        <a:solidFill>
+          <a:schemeClr val="tx1">
+            <a:lumMod val="15000"/>
+            <a:lumOff val="85000"/>
+          </a:schemeClr>
+        </a:solidFill>
+        <a:round/>
+      </a:ln>
+    </cs:spPr>
+    <cs:defRPr sz="1000" kern="1200"/>
+  </cs:chartArea>
+  <cs:dataLabel>
+    <cs:lnRef idx="0"/>
+    <cs:fillRef idx="0"/>
+    <cs:effectRef idx="0"/>
+    <cs:fontRef idx="minor">
+      <a:schemeClr val="tx1">
+        <a:lumMod val="75000"/>
+        <a:lumOff val="25000"/>
+      </a:schemeClr>
+    </cs:fontRef>
+    <cs:defRPr sz="900" kern="1200"/>
+  </cs:dataLabel>
+  <cs:dataLabelCallout>
+    <cs:lnRef idx="0"/>
+    <cs:fillRef idx="0"/>
+    <cs:effectRef idx="0"/>
+    <cs:fontRef idx="minor">
+      <a:schemeClr val="dk1">
+        <a:lumMod val="65000"/>
+        <a:lumOff val="35000"/>
+      </a:schemeClr>
+    </cs:fontRef>
+    <cs:spPr>
+      <a:solidFill>
+        <a:schemeClr val="lt1"/>
+      </a:solidFill>
+      <a:ln>
+        <a:solidFill>
+          <a:schemeClr val="dk1">
+            <a:lumMod val="25000"/>
+            <a:lumOff val="75000"/>
+          </a:schemeClr>
+        </a:solidFill>
+      </a:ln>
+    </cs:spPr>
+    <cs:defRPr sz="900" kern="1200"/>
+    <cs:bodyPr rot="0" spcFirstLastPara="1" vertOverflow="clip" horzOverflow="clip" vert="horz" wrap="square" lIns="36576" tIns="18288" rIns="36576" bIns="18288" anchor="ctr" anchorCtr="1">
+      <a:spAutoFit/>
+    </cs:bodyPr>
+  </cs:dataLabelCallout>
+  <cs:dataPoint>
+    <cs:lnRef idx="0"/>
+    <cs:fillRef idx="1">
+      <cs:styleClr val="auto"/>
+    </cs:fillRef>
+    <cs:effectRef idx="0"/>
+    <cs:fontRef idx="minor">
+      <a:schemeClr val="tx1"/>
+    </cs:fontRef>
+  </cs:dataPoint>
+  <cs:dataPoint3D>
+    <cs:lnRef idx="0"/>
+    <cs:fillRef idx="1">
+      <cs:styleClr val="auto"/>
+    </cs:fillRef>
+    <cs:effectRef idx="0"/>
+    <cs:fontRef idx="minor">
+      <a:schemeClr val="tx1"/>
+    </cs:fontRef>
+  </cs:dataPoint3D>
+  <cs:dataPointLine>
+    <cs:lnRef idx="0">
+      <cs:styleClr val="auto"/>
+    </cs:lnRef>
+    <cs:fillRef idx="1"/>
+    <cs:effectRef idx="0"/>
+    <cs:fontRef idx="minor">
+      <a:schemeClr val="tx1"/>
+    </cs:fontRef>
+    <cs:spPr>
+      <a:ln w="28575" cap="rnd">
+        <a:solidFill>
+          <a:schemeClr val="phClr"/>
+        </a:solidFill>
+        <a:round/>
+      </a:ln>
+    </cs:spPr>
+  </cs:dataPointLine>
+  <cs:dataPointMarker>
+    <cs:lnRef idx="0">
+      <cs:styleClr val="auto"/>
+    </cs:lnRef>
+    <cs:fillRef idx="1">
+      <cs:styleClr val="auto"/>
+    </cs:fillRef>
+    <cs:effectRef idx="0"/>
+    <cs:fontRef idx="minor">
+      <a:schemeClr val="tx1"/>
+    </cs:fontRef>
+    <cs:spPr>
+      <a:ln w="9525">
+        <a:solidFill>
+          <a:schemeClr val="phClr"/>
+        </a:solidFill>
+      </a:ln>
+    </cs:spPr>
+  </cs:dataPointMarker>
+  <cs:dataPointMarkerLayout symbol="circle" size="5"/>
+  <cs:dataPointWireframe>
+    <cs:lnRef idx="0">
+      <cs:styleClr val="auto"/>
+    </cs:lnRef>
+    <cs:fillRef idx="1"/>
+    <cs:effectRef idx="0"/>
+    <cs:fontRef idx="minor">
+      <a:schemeClr val="tx1"/>
+    </cs:fontRef>
+    <cs:spPr>
+      <a:ln w="9525" cap="rnd">
+        <a:solidFill>
+          <a:schemeClr val="phClr"/>
+        </a:solidFill>
+        <a:round/>
+      </a:ln>
+    </cs:spPr>
+  </cs:dataPointWireframe>
+  <cs:dataTable>
+    <cs:lnRef idx="0"/>
+    <cs:fillRef idx="0"/>
+    <cs:effectRef idx="0"/>
+    <cs:fontRef idx="minor">
+      <a:schemeClr val="tx1">
+        <a:lumMod val="65000"/>
+        <a:lumOff val="35000"/>
+      </a:schemeClr>
+    </cs:fontRef>
+    <cs:spPr>
+      <a:noFill/>
+      <a:ln w="9525" cap="flat" cmpd="sng" algn="ctr">
+        <a:solidFill>
+          <a:schemeClr val="tx1">
+            <a:lumMod val="15000"/>
+            <a:lumOff val="85000"/>
+          </a:schemeClr>
+        </a:solidFill>
+        <a:round/>
+      </a:ln>
+    </cs:spPr>
+    <cs:defRPr sz="900" kern="1200"/>
+  </cs:dataTable>
+  <cs:downBar>
+    <cs:lnRef idx="0"/>
+    <cs:fillRef idx="0"/>
+    <cs:effectRef idx="0"/>
+    <cs:fontRef idx="minor">
+      <a:schemeClr val="dk1"/>
+    </cs:fontRef>
+    <cs:spPr>
+      <a:solidFill>
+        <a:schemeClr val="dk1">
+          <a:lumMod val="65000"/>
+          <a:lumOff val="35000"/>
+        </a:schemeClr>
+      </a:solidFill>
+      <a:ln w="9525">
+        <a:solidFill>
+          <a:schemeClr val="tx1">
+            <a:lumMod val="65000"/>
+            <a:lumOff val="35000"/>
+          </a:schemeClr>
+        </a:solidFill>
+      </a:ln>
+    </cs:spPr>
+  </cs:downBar>
+  <cs:dropLine>
+    <cs:lnRef idx="0"/>
+    <cs:fillRef idx="0"/>
+    <cs:effectRef idx="0"/>
+    <cs:fontRef idx="minor">
+      <a:schemeClr val="tx1"/>
+    </cs:fontRef>
+    <cs:spPr>
+      <a:ln w="9525" cap="flat" cmpd="sng" algn="ctr">
+        <a:solidFill>
+          <a:schemeClr val="tx1">
+            <a:lumMod val="35000"/>
+            <a:lumOff val="65000"/>
+          </a:schemeClr>
+        </a:solidFill>
+        <a:round/>
+      </a:ln>
+    </cs:spPr>
+  </cs:dropLine>
+  <cs:errorBar>
+    <cs:lnRef idx="0"/>
+    <cs:fillRef idx="0"/>
+    <cs:effectRef idx="0"/>
+    <cs:fontRef idx="minor">
+      <a:schemeClr val="tx1"/>
+    </cs:fontRef>
+    <cs:spPr>
+      <a:ln w="9525" cap="flat" cmpd="sng" algn="ctr">
+        <a:solidFill>
+          <a:schemeClr val="tx1">
+            <a:lumMod val="65000"/>
+            <a:lumOff val="35000"/>
+          </a:schemeClr>
+        </a:solidFill>
+        <a:round/>
+      </a:ln>
+    </cs:spPr>
+  </cs:errorBar>
+  <cs:floor>
+    <cs:lnRef idx="0"/>
+    <cs:fillRef idx="0"/>
+    <cs:effectRef idx="0"/>
+    <cs:fontRef idx="minor">
+      <a:schemeClr val="tx1"/>
+    </cs:fontRef>
+    <cs:spPr>
+      <a:noFill/>
+      <a:ln>
+        <a:noFill/>
+      </a:ln>
+    </cs:spPr>
+  </cs:floor>
+  <cs:gridlineMajor>
+    <cs:lnRef idx="0"/>
+    <cs:fillRef idx="0"/>
+    <cs:effectRef idx="0"/>
+    <cs:fontRef idx="minor">
+      <a:schemeClr val="tx1"/>
+    </cs:fontRef>
+    <cs:spPr>
+      <a:ln w="9525" cap="flat" cmpd="sng" algn="ctr">
+        <a:solidFill>
+          <a:schemeClr val="tx1">
+            <a:lumMod val="15000"/>
+            <a:lumOff val="85000"/>
+          </a:schemeClr>
+        </a:solidFill>
+        <a:round/>
+      </a:ln>
+    </cs:spPr>
+  </cs:gridlineMajor>
+  <cs:gridlineMinor>
+    <cs:lnRef idx="0"/>
+    <cs:fillRef idx="0"/>
+    <cs:effectRef idx="0"/>
+    <cs:fontRef idx="minor">
+      <a:schemeClr val="tx1"/>
+    </cs:fontRef>
+    <cs:spPr>
+      <a:ln w="9525" cap="flat" cmpd="sng" algn="ctr">
+        <a:solidFill>
+          <a:schemeClr val="tx1">
+            <a:lumMod val="5000"/>
+            <a:lumOff val="95000"/>
+          </a:schemeClr>
+        </a:solidFill>
+        <a:round/>
+      </a:ln>
+    </cs:spPr>
+  </cs:gridlineMinor>
+  <cs:hiLoLine>
+    <cs:lnRef idx="0"/>
+    <cs:fillRef idx="0"/>
+    <cs:effectRef idx="0"/>
+    <cs:fontRef idx="minor">
+      <a:schemeClr val="tx1"/>
+    </cs:fontRef>
+    <cs:spPr>
+      <a:ln w="9525" cap="flat" cmpd="sng" algn="ctr">
+        <a:solidFill>
+          <a:schemeClr val="tx1">
+            <a:lumMod val="75000"/>
+            <a:lumOff val="25000"/>
+          </a:schemeClr>
+        </a:solidFill>
+        <a:round/>
+      </a:ln>
+    </cs:spPr>
+  </cs:hiLoLine>
+  <cs:leaderLine>
+    <cs:lnRef idx="0"/>
+    <cs:fillRef idx="0"/>
+    <cs:effectRef idx="0"/>
+    <cs:fontRef idx="minor">
+      <a:schemeClr val="tx1"/>
+    </cs:fontRef>
+    <cs:spPr>
+      <a:ln w="9525" cap="flat" cmpd="sng" algn="ctr">
+        <a:solidFill>
+          <a:schemeClr val="tx1">
+            <a:lumMod val="35000"/>
+            <a:lumOff val="65000"/>
+          </a:schemeClr>
+        </a:solidFill>
+        <a:round/>
+      </a:ln>
+    </cs:spPr>
+  </cs:leaderLine>
+  <cs:legend>
+    <cs:lnRef idx="0"/>
+    <cs:fillRef idx="0"/>
+    <cs:effectRef idx="0"/>
+    <cs:fontRef idx="minor">
+      <a:schemeClr val="tx1">
+        <a:lumMod val="65000"/>
+        <a:lumOff val="35000"/>
+      </a:schemeClr>
+    </cs:fontRef>
+    <cs:defRPr sz="900" kern="1200"/>
+  </cs:legend>
+  <cs:plotArea mods="allowNoFillOverride allowNoLineOverride">
+    <cs:lnRef idx="0"/>
+    <cs:fillRef idx="0"/>
+    <cs:effectRef idx="0"/>
+    <cs:fontRef idx="minor">
+      <a:schemeClr val="tx1"/>
+    </cs:fontRef>
+  </cs:plotArea>
+  <cs:plotArea3D mods="allowNoFillOverride allowNoLineOverride">
+    <cs:lnRef idx="0"/>
+    <cs:fillRef idx="0"/>
+    <cs:effectRef idx="0"/>
+    <cs:fontRef idx="minor">
+      <a:schemeClr val="tx1"/>
+    </cs:fontRef>
+  </cs:plotArea3D>
+  <cs:seriesAxis>
+    <cs:lnRef idx="0"/>
+    <cs:fillRef idx="0"/>
+    <cs:effectRef idx="0"/>
+    <cs:fontRef idx="minor">
+      <a:schemeClr val="tx1">
+        <a:lumMod val="65000"/>
+        <a:lumOff val="35000"/>
+      </a:schemeClr>
+    </cs:fontRef>
+    <cs:defRPr sz="900" kern="1200"/>
+  </cs:seriesAxis>
+  <cs:seriesLine>
+    <cs:lnRef idx="0"/>
+    <cs:fillRef idx="0"/>
+    <cs:effectRef idx="0"/>
+    <cs:fontRef idx="minor">
+      <a:schemeClr val="tx1"/>
+    </cs:fontRef>
+    <cs:spPr>
+      <a:ln w="9525" cap="flat" cmpd="sng" algn="ctr">
+        <a:solidFill>
+          <a:schemeClr val="tx1">
+            <a:lumMod val="35000"/>
+            <a:lumOff val="65000"/>
+          </a:schemeClr>
+        </a:solidFill>
+        <a:round/>
+      </a:ln>
+    </cs:spPr>
+  </cs:seriesLine>
+  <cs:title>
+    <cs:lnRef idx="0"/>
+    <cs:fillRef idx="0"/>
+    <cs:effectRef idx="0"/>
+    <cs:fontRef idx="minor">
+      <a:schemeClr val="tx1">
+        <a:lumMod val="65000"/>
+        <a:lumOff val="35000"/>
+      </a:schemeClr>
+    </cs:fontRef>
+    <cs:defRPr sz="1400" b="0" kern="1200" spc="0" baseline="0"/>
+  </cs:title>
+  <cs:trendline>
+    <cs:lnRef idx="0">
+      <cs:styleClr val="auto"/>
+    </cs:lnRef>
+    <cs:fillRef idx="0"/>
+    <cs:effectRef idx="0"/>
+    <cs:fontRef idx="minor">
+      <a:schemeClr val="tx1"/>
+    </cs:fontRef>
+    <cs:spPr>
+      <a:ln w="19050" cap="rnd">
+        <a:solidFill>
+          <a:schemeClr val="phClr"/>
+        </a:solidFill>
+        <a:prstDash val="sysDot"/>
+      </a:ln>
+    </cs:spPr>
+  </cs:trendline>
+  <cs:trendlineLabel>
+    <cs:lnRef idx="0"/>
+    <cs:fillRef idx="0"/>
+    <cs:effectRef idx="0"/>
+    <cs:fontRef idx="minor">
+      <a:schemeClr val="tx1">
+        <a:lumMod val="65000"/>
+        <a:lumOff val="35000"/>
+      </a:schemeClr>
+    </cs:fontRef>
+    <cs:defRPr sz="900" kern="1200"/>
+  </cs:trendlineLabel>
+  <cs:upBar>
+    <cs:lnRef idx="0"/>
+    <cs:fillRef idx="0"/>
+    <cs:effectRef idx="0"/>
+    <cs:fontRef idx="minor">
+      <a:schemeClr val="dk1"/>
+    </cs:fontRef>
+    <cs:spPr>
+      <a:solidFill>
+        <a:schemeClr val="lt1"/>
+      </a:solidFill>
+      <a:ln w="9525">
+        <a:solidFill>
+          <a:schemeClr val="tx1">
+            <a:lumMod val="15000"/>
+            <a:lumOff val="85000"/>
+          </a:schemeClr>
+        </a:solidFill>
+      </a:ln>
+    </cs:spPr>
+  </cs:upBar>
+  <cs:valueAxis>
+    <cs:lnRef idx="0"/>
+    <cs:fillRef idx="0"/>
+    <cs:effectRef idx="0"/>
+    <cs:fontRef idx="minor">
+      <a:schemeClr val="tx1">
+        <a:lumMod val="65000"/>
+        <a:lumOff val="35000"/>
+      </a:schemeClr>
+    </cs:fontRef>
+    <cs:defRPr sz="900" kern="1200"/>
+  </cs:valueAxis>
+  <cs:wall>
+    <cs:lnRef idx="0"/>
+    <cs:fillRef idx="0"/>
+    <cs:effectRef idx="0"/>
+    <cs:fontRef idx="minor">
+      <a:schemeClr val="tx1"/>
+    </cs:fontRef>
+    <cs:spPr>
+      <a:noFill/>
+      <a:ln>
+        <a:noFill/>
+      </a:ln>
+    </cs:spPr>
+  </cs:wall>
+</cs:chartStyle>
 </file>
 
 <file path=word/theme/theme1.xml><?xml version="1.0" encoding="utf-8"?>
